--- a/MORE-On-Pandas.docx
+++ b/MORE-On-Pandas.docx
@@ -92,7 +92,6 @@
                 <w:szCs w:val="24"/>
               </w:rPr>
             </w:pPr>
-            <w:proofErr w:type="gramStart"/>
             <w:r>
               <w:rPr>
                 <w:rFonts w:ascii="Times New Roman" w:eastAsia="Times New Roman" w:hAnsi="Times New Roman" w:cs="Times New Roman"/>
@@ -103,20 +102,7 @@
                 <w:szCs w:val="24"/>
                 <w:bdr w:val="none" w:sz="0" w:space="0" w:color="auto" w:frame="1"/>
               </w:rPr>
-              <w:t>.apply</w:t>
-            </w:r>
-            <w:proofErr w:type="gramEnd"/>
-            <w:r>
-              <w:rPr>
-                <w:rFonts w:ascii="Times New Roman" w:eastAsia="Times New Roman" w:hAnsi="Times New Roman" w:cs="Times New Roman"/>
-                <w:b/>
-                <w:bCs/>
-                <w:color w:val="1F1F1F"/>
-                <w:sz w:val="24"/>
-                <w:szCs w:val="24"/>
-                <w:bdr w:val="none" w:sz="0" w:space="0" w:color="auto" w:frame="1"/>
-              </w:rPr>
-              <w:t>()</w:t>
+              <w:t>.apply()</w:t>
             </w:r>
           </w:p>
         </w:tc>
@@ -148,7 +134,6 @@
                 <w:szCs w:val="24"/>
               </w:rPr>
             </w:pPr>
-            <w:proofErr w:type="gramStart"/>
             <w:r>
               <w:rPr>
                 <w:rFonts w:ascii="Times New Roman" w:eastAsia="Times New Roman" w:hAnsi="Times New Roman" w:cs="Times New Roman"/>
@@ -159,9 +144,8 @@
                 <w:szCs w:val="24"/>
                 <w:bdr w:val="none" w:sz="0" w:space="0" w:color="auto" w:frame="1"/>
               </w:rPr>
-              <w:t>.map</w:t>
+              <w:t>.map() (Element-wise)</w:t>
             </w:r>
-            <w:proofErr w:type="gramEnd"/>
             <w:r>
               <w:rPr>
                 <w:rFonts w:ascii="Times New Roman" w:eastAsia="Times New Roman" w:hAnsi="Times New Roman" w:cs="Times New Roman"/>
@@ -172,45 +156,7 @@
                 <w:szCs w:val="24"/>
                 <w:bdr w:val="none" w:sz="0" w:space="0" w:color="auto" w:frame="1"/>
               </w:rPr>
-              <w:t>() (Element-wise)</w:t>
-            </w:r>
-            <w:r>
-              <w:rPr>
-                <w:rFonts w:ascii="Times New Roman" w:eastAsia="Times New Roman" w:hAnsi="Times New Roman" w:cs="Times New Roman"/>
-                <w:b/>
-                <w:bCs/>
-                <w:color w:val="1F1F1F"/>
-                <w:sz w:val="24"/>
-                <w:szCs w:val="24"/>
-                <w:bdr w:val="none" w:sz="0" w:space="0" w:color="auto" w:frame="1"/>
-              </w:rPr>
-              <w:t xml:space="preserve"> previously .</w:t>
-            </w:r>
-            <w:proofErr w:type="spellStart"/>
-            <w:r>
-              <w:rPr>
-                <w:rFonts w:ascii="Times New Roman" w:eastAsia="Times New Roman" w:hAnsi="Times New Roman" w:cs="Times New Roman"/>
-                <w:b/>
-                <w:bCs/>
-                <w:color w:val="1F1F1F"/>
-                <w:sz w:val="24"/>
-                <w:szCs w:val="24"/>
-                <w:bdr w:val="none" w:sz="0" w:space="0" w:color="auto" w:frame="1"/>
-              </w:rPr>
-              <w:t>applymap</w:t>
-            </w:r>
-            <w:proofErr w:type="spellEnd"/>
-            <w:r>
-              <w:rPr>
-                <w:rFonts w:ascii="Times New Roman" w:eastAsia="Times New Roman" w:hAnsi="Times New Roman" w:cs="Times New Roman"/>
-                <w:b/>
-                <w:bCs/>
-                <w:color w:val="1F1F1F"/>
-                <w:sz w:val="24"/>
-                <w:szCs w:val="24"/>
-                <w:bdr w:val="none" w:sz="0" w:space="0" w:color="auto" w:frame="1"/>
-              </w:rPr>
-              <w:t>()</w:t>
+              <w:t xml:space="preserve"> previously .applymap()</w:t>
             </w:r>
           </w:p>
         </w:tc>
@@ -416,7 +362,6 @@
                 <w:szCs w:val="24"/>
               </w:rPr>
             </w:pPr>
-            <w:proofErr w:type="spellStart"/>
             <w:r>
               <w:rPr>
                 <w:rFonts w:ascii="Times New Roman" w:eastAsia="Times New Roman" w:hAnsi="Times New Roman" w:cs="Times New Roman"/>
@@ -425,18 +370,7 @@
                 <w:szCs w:val="24"/>
                 <w:bdr w:val="none" w:sz="0" w:space="0" w:color="auto" w:frame="1"/>
               </w:rPr>
-              <w:t>DataFrame</w:t>
-            </w:r>
-            <w:proofErr w:type="spellEnd"/>
-            <w:r>
-              <w:rPr>
-                <w:rFonts w:ascii="Times New Roman" w:eastAsia="Times New Roman" w:hAnsi="Times New Roman" w:cs="Times New Roman"/>
-                <w:color w:val="1F1F1F"/>
-                <w:sz w:val="24"/>
-                <w:szCs w:val="24"/>
-                <w:bdr w:val="none" w:sz="0" w:space="0" w:color="auto" w:frame="1"/>
-              </w:rPr>
-              <w:t xml:space="preserve"> or Series</w:t>
+              <w:t>DataFrame or Series</w:t>
             </w:r>
           </w:p>
         </w:tc>
@@ -468,7 +402,6 @@
                 <w:szCs w:val="24"/>
               </w:rPr>
             </w:pPr>
-            <w:proofErr w:type="spellStart"/>
             <w:r>
               <w:rPr>
                 <w:rFonts w:ascii="Times New Roman" w:eastAsia="Times New Roman" w:hAnsi="Times New Roman" w:cs="Times New Roman"/>
@@ -477,18 +410,7 @@
                 <w:szCs w:val="24"/>
                 <w:bdr w:val="none" w:sz="0" w:space="0" w:color="auto" w:frame="1"/>
               </w:rPr>
-              <w:t>DataFrame</w:t>
-            </w:r>
-            <w:proofErr w:type="spellEnd"/>
-            <w:r>
-              <w:rPr>
-                <w:rFonts w:ascii="Times New Roman" w:eastAsia="Times New Roman" w:hAnsi="Times New Roman" w:cs="Times New Roman"/>
-                <w:color w:val="1F1F1F"/>
-                <w:sz w:val="24"/>
-                <w:szCs w:val="24"/>
-                <w:bdr w:val="none" w:sz="0" w:space="0" w:color="auto" w:frame="1"/>
-              </w:rPr>
-              <w:t xml:space="preserve"> or Series</w:t>
+              <w:t>DataFrame or Series</w:t>
             </w:r>
           </w:p>
         </w:tc>
@@ -742,29 +664,7 @@
                 <w:szCs w:val="24"/>
                 <w:bdr w:val="none" w:sz="0" w:space="0" w:color="auto" w:frame="1"/>
               </w:rPr>
-              <w:t xml:space="preserve">Slower on large </w:t>
-            </w:r>
-            <w:proofErr w:type="spellStart"/>
-            <w:r>
-              <w:rPr>
-                <w:rFonts w:ascii="Times New Roman" w:eastAsia="Times New Roman" w:hAnsi="Times New Roman" w:cs="Times New Roman"/>
-                <w:color w:val="1F1F1F"/>
-                <w:sz w:val="24"/>
-                <w:szCs w:val="24"/>
-                <w:bdr w:val="none" w:sz="0" w:space="0" w:color="auto" w:frame="1"/>
-              </w:rPr>
-              <w:t>DataFrames</w:t>
-            </w:r>
-            <w:proofErr w:type="spellEnd"/>
-            <w:r>
-              <w:rPr>
-                <w:rFonts w:ascii="Times New Roman" w:eastAsia="Times New Roman" w:hAnsi="Times New Roman" w:cs="Times New Roman"/>
-                <w:color w:val="1F1F1F"/>
-                <w:sz w:val="24"/>
-                <w:szCs w:val="24"/>
-                <w:bdr w:val="none" w:sz="0" w:space="0" w:color="auto" w:frame="1"/>
-              </w:rPr>
-              <w:t xml:space="preserve"> because it visits every cell.</w:t>
+              <w:t>Slower on large DataFrames because it visits every cell.</w:t>
             </w:r>
           </w:p>
         </w:tc>
@@ -861,7 +761,6 @@
                 <w:szCs w:val="24"/>
               </w:rPr>
             </w:pPr>
-            <w:proofErr w:type="gramStart"/>
             <w:r>
               <w:rPr>
                 <w:rFonts w:ascii="Times New Roman" w:eastAsia="Times New Roman" w:hAnsi="Times New Roman" w:cs="Times New Roman"/>
@@ -872,20 +771,7 @@
                 <w:szCs w:val="24"/>
                 <w:bdr w:val="none" w:sz="0" w:space="0" w:color="auto" w:frame="1"/>
               </w:rPr>
-              <w:t>.apply</w:t>
-            </w:r>
-            <w:proofErr w:type="gramEnd"/>
-            <w:r>
-              <w:rPr>
-                <w:rFonts w:ascii="Times New Roman" w:eastAsia="Times New Roman" w:hAnsi="Times New Roman" w:cs="Times New Roman"/>
-                <w:b/>
-                <w:bCs/>
-                <w:color w:val="1F1F1F"/>
-                <w:sz w:val="24"/>
-                <w:szCs w:val="24"/>
-                <w:bdr w:val="none" w:sz="0" w:space="0" w:color="auto" w:frame="1"/>
-              </w:rPr>
-              <w:t>(axis=0)</w:t>
+              <w:t>.apply(axis=0)</w:t>
             </w:r>
           </w:p>
         </w:tc>
@@ -917,7 +803,6 @@
                 <w:szCs w:val="24"/>
               </w:rPr>
             </w:pPr>
-            <w:proofErr w:type="gramStart"/>
             <w:r>
               <w:rPr>
                 <w:rFonts w:ascii="Times New Roman" w:eastAsia="Times New Roman" w:hAnsi="Times New Roman" w:cs="Times New Roman"/>
@@ -928,20 +813,7 @@
                 <w:szCs w:val="24"/>
                 <w:bdr w:val="none" w:sz="0" w:space="0" w:color="auto" w:frame="1"/>
               </w:rPr>
-              <w:t>.apply</w:t>
-            </w:r>
-            <w:proofErr w:type="gramEnd"/>
-            <w:r>
-              <w:rPr>
-                <w:rFonts w:ascii="Times New Roman" w:eastAsia="Times New Roman" w:hAnsi="Times New Roman" w:cs="Times New Roman"/>
-                <w:b/>
-                <w:bCs/>
-                <w:color w:val="1F1F1F"/>
-                <w:sz w:val="24"/>
-                <w:szCs w:val="24"/>
-                <w:bdr w:val="none" w:sz="0" w:space="0" w:color="auto" w:frame="1"/>
-              </w:rPr>
-              <w:t>(axis=1)</w:t>
+              <w:t>.apply(axis=1)</w:t>
             </w:r>
           </w:p>
         </w:tc>
@@ -1330,10 +1202,143 @@
     </w:tbl>
     <w:p/>
     <w:p>
+      <w:r>
+        <w:t xml:space="preserve">In modern pandas (2.1.0+), both </w:t>
+      </w:r>
+      <w:r>
+        <w:rPr>
+          <w:rStyle w:val="HTMLCode"/>
+          <w:rFonts w:eastAsiaTheme="minorHAnsi"/>
+        </w:rPr>
+        <w:t>map()</w:t>
+      </w:r>
+      <w:r>
+        <w:t xml:space="preserve"> and </w:t>
+      </w:r>
+      <w:r>
+        <w:rPr>
+          <w:rStyle w:val="HTMLCode"/>
+          <w:rFonts w:eastAsiaTheme="minorHAnsi"/>
+        </w:rPr>
+        <w:t>apply()</w:t>
+      </w:r>
+      <w:r>
+        <w:t xml:space="preserve"> work on Series and DataFrames.</w:t>
+      </w:r>
+    </w:p>
+    <w:p>
+      <w:pPr>
+        <w:spacing w:after="0" w:line="240" w:lineRule="auto"/>
+        <w:rPr>
+          <w:rFonts w:ascii="Times New Roman" w:eastAsia="Times New Roman" w:hAnsi="Times New Roman" w:cs="Times New Roman"/>
+          <w:sz w:val="24"/>
+          <w:szCs w:val="24"/>
+          <w:highlight w:val="yellow"/>
+        </w:rPr>
+      </w:pPr>
+      <w:r>
+        <w:rPr>
+          <w:rFonts w:ascii="Times New Roman" w:eastAsia="Times New Roman" w:hAnsi="Symbol" w:cs="Times New Roman"/>
+          <w:sz w:val="24"/>
+          <w:szCs w:val="24"/>
+          <w:highlight w:val="yellow"/>
+        </w:rPr>
+        <w:t></w:t>
+      </w:r>
+      <w:r>
+        <w:rPr>
+          <w:rFonts w:ascii="Times New Roman" w:eastAsia="Times New Roman" w:hAnsi="Times New Roman" w:cs="Times New Roman"/>
+          <w:sz w:val="24"/>
+          <w:szCs w:val="24"/>
+          <w:highlight w:val="yellow"/>
+        </w:rPr>
+        <w:t xml:space="preserve">  </w:t>
+      </w:r>
+      <w:r>
+        <w:rPr>
+          <w:rFonts w:ascii="Courier New" w:eastAsia="Times New Roman" w:hAnsi="Courier New" w:cs="Courier New"/>
+          <w:sz w:val="20"/>
+          <w:szCs w:val="20"/>
+          <w:highlight w:val="yellow"/>
+        </w:rPr>
+        <w:t>map()</w:t>
+      </w:r>
+      <w:r>
+        <w:rPr>
+          <w:rFonts w:ascii="Times New Roman" w:eastAsia="Times New Roman" w:hAnsi="Times New Roman" w:cs="Times New Roman"/>
+          <w:sz w:val="24"/>
+          <w:szCs w:val="24"/>
+          <w:highlight w:val="yellow"/>
+        </w:rPr>
+        <w:t xml:space="preserve"> - Optimized for element-wise operations, uses Cython under the hood </w:t>
+      </w:r>
+      <w:r>
+        <w:rPr>
+          <w:rFonts w:ascii="Times New Roman" w:eastAsia="Times New Roman" w:hAnsi="Times New Roman" w:cs="Times New Roman"/>
+          <w:sz w:val="24"/>
+          <w:szCs w:val="24"/>
+          <w:highlight w:val="yellow"/>
+        </w:rPr>
+        <w:t>, also can take dict as input.</w:t>
+      </w:r>
+    </w:p>
+    <w:p>
+      <w:pPr>
+        <w:rPr>
+          <w:rFonts w:ascii="Times New Roman" w:eastAsia="Times New Roman" w:hAnsi="Times New Roman" w:cs="Times New Roman"/>
+          <w:sz w:val="24"/>
+          <w:szCs w:val="24"/>
+        </w:rPr>
+      </w:pPr>
+      <w:r>
+        <w:rPr>
+          <w:rFonts w:ascii="Times New Roman" w:eastAsia="Times New Roman" w:hAnsi="Symbol" w:cs="Times New Roman"/>
+          <w:sz w:val="24"/>
+          <w:szCs w:val="24"/>
+          <w:highlight w:val="yellow"/>
+        </w:rPr>
+        <w:t></w:t>
+      </w:r>
+      <w:r>
+        <w:rPr>
+          <w:rFonts w:ascii="Times New Roman" w:eastAsia="Times New Roman" w:hAnsi="Times New Roman" w:cs="Times New Roman"/>
+          <w:sz w:val="24"/>
+          <w:szCs w:val="24"/>
+          <w:highlight w:val="yellow"/>
+        </w:rPr>
+        <w:t xml:space="preserve">  </w:t>
+      </w:r>
+      <w:r>
+        <w:rPr>
+          <w:rFonts w:ascii="Courier New" w:eastAsia="Times New Roman" w:hAnsi="Courier New" w:cs="Courier New"/>
+          <w:sz w:val="20"/>
+          <w:szCs w:val="20"/>
+          <w:highlight w:val="yellow"/>
+        </w:rPr>
+        <w:t>apply()</w:t>
+      </w:r>
+      <w:r>
+        <w:rPr>
+          <w:rFonts w:ascii="Times New Roman" w:eastAsia="Times New Roman" w:hAnsi="Times New Roman" w:cs="Times New Roman"/>
+          <w:sz w:val="24"/>
+          <w:szCs w:val="24"/>
+          <w:highlight w:val="yellow"/>
+        </w:rPr>
+        <w:t xml:space="preserve"> - More general purpose, has overhead from flexibility</w:t>
+      </w:r>
+      <w:r>
+        <w:rPr>
+          <w:rFonts w:ascii="Times New Roman" w:eastAsia="Times New Roman" w:hAnsi="Times New Roman" w:cs="Times New Roman"/>
+          <w:sz w:val="24"/>
+          <w:szCs w:val="24"/>
+        </w:rPr>
+        <w:t>. In df we need to specify axis=</w:t>
+      </w:r>
+    </w:p>
+    <w:p>
       <w:pPr>
         <w:pStyle w:val="NormalWeb"/>
       </w:pPr>
-      <w:proofErr w:type="gramStart"/>
       <w:r>
         <w:rPr>
           <w:rFonts w:hAnsi="Symbol"/>
@@ -1343,154 +1348,210 @@
       <w:r>
         <w:t xml:space="preserve">  </w:t>
       </w:r>
-      <w:proofErr w:type="spellStart"/>
       <w:r>
         <w:rPr>
           <w:rStyle w:val="HTMLCode"/>
           <w:b/>
           <w:bCs/>
         </w:rPr>
-        <w:t>df</w:t>
-      </w:r>
-      <w:proofErr w:type="gramEnd"/>
+        <w:t>df.pivot()</w:t>
+      </w:r>
+      <w:r>
+        <w:t xml:space="preserve">: Simply reshapes data. It expects </w:t>
+      </w:r>
+      <w:r>
+        <w:rPr>
+          <w:b/>
+          <w:bCs/>
+        </w:rPr>
+        <w:t>exactly one</w:t>
+      </w:r>
+      <w:r>
+        <w:t xml:space="preserve"> value for each row/column combination. If you have two "cats" with "3 visits," </w:t>
+      </w:r>
+      <w:r>
+        <w:rPr>
+          <w:rStyle w:val="HTMLCode"/>
+        </w:rPr>
+        <w:t>.pivot()</w:t>
+      </w:r>
+      <w:r>
+        <w:t xml:space="preserve"> will crash with a </w:t>
+      </w:r>
+      <w:r>
+        <w:rPr>
+          <w:rStyle w:val="HTMLCode"/>
+        </w:rPr>
+        <w:t>ValueError: Index contains duplicate entries</w:t>
+      </w:r>
+      <w:r>
+        <w:t>.</w:t>
+      </w:r>
+    </w:p>
+    <w:p>
+      <w:pPr>
+        <w:pStyle w:val="NormalWeb"/>
+      </w:pPr>
+      <w:r>
+        <w:rPr>
+          <w:rFonts w:hAnsi="Symbol"/>
+        </w:rPr>
+        <w:t></w:t>
+      </w:r>
+      <w:r>
+        <w:t xml:space="preserve">  </w:t>
+      </w:r>
       <w:r>
         <w:rPr>
           <w:rStyle w:val="HTMLCode"/>
           <w:b/>
           <w:bCs/>
         </w:rPr>
-        <w:t>.pivot</w:t>
-      </w:r>
-      <w:proofErr w:type="spellEnd"/>
-      <w:r>
-        <w:rPr>
-          <w:rStyle w:val="HTMLCode"/>
+        <w:t>df.pivot_table()</w:t>
+      </w:r>
+      <w:r>
+        <w:t xml:space="preserve">: This is the "heavy-duty" version. It can </w:t>
+      </w:r>
+      <w:r>
+        <w:rPr>
           <w:b/>
           <w:bCs/>
         </w:rPr>
-        <w:t>()</w:t>
-      </w:r>
-      <w:r>
-        <w:t xml:space="preserve">: Simply reshapes data. It expects </w:t>
+        <w:t>aggregate</w:t>
+      </w:r>
+      <w:r>
+        <w:t xml:space="preserve"> data. If you have multiple cats with 3 visits, it calculates the </w:t>
       </w:r>
       <w:r>
         <w:rPr>
           <w:b/>
           <w:bCs/>
         </w:rPr>
-        <w:t>exactly one</w:t>
-      </w:r>
-      <w:r>
-        <w:t xml:space="preserve"> value for each row/column combination. If you have two "cats" with "3 visits,</w:t>
-      </w:r>
-      <w:proofErr w:type="gramStart"/>
-      <w:r>
-        <w:t xml:space="preserve">" </w:t>
-      </w:r>
-      <w:r>
-        <w:rPr>
-          <w:rStyle w:val="HTMLCode"/>
-        </w:rPr>
-        <w:t>.pivot</w:t>
-      </w:r>
-      <w:proofErr w:type="gramEnd"/>
-      <w:r>
-        <w:rPr>
-          <w:rStyle w:val="HTMLCode"/>
-        </w:rPr>
-        <w:t>()</w:t>
-      </w:r>
-      <w:r>
-        <w:t xml:space="preserve"> will crash with a </w:t>
-      </w:r>
-      <w:proofErr w:type="spellStart"/>
-      <w:r>
-        <w:rPr>
-          <w:rStyle w:val="HTMLCode"/>
-        </w:rPr>
-        <w:t>ValueError</w:t>
-      </w:r>
-      <w:proofErr w:type="spellEnd"/>
-      <w:r>
-        <w:rPr>
-          <w:rStyle w:val="HTMLCode"/>
-        </w:rPr>
-        <w:t>: Index contains duplicate entries</w:t>
-      </w:r>
-      <w:r>
-        <w:t>.</w:t>
-      </w:r>
-    </w:p>
-    <w:p>
-      <w:pPr>
-        <w:pStyle w:val="NormalWeb"/>
-      </w:pPr>
-      <w:proofErr w:type="gramStart"/>
-      <w:r>
-        <w:rPr>
-          <w:rFonts w:hAnsi="Symbol"/>
-        </w:rPr>
-        <w:t></w:t>
-      </w:r>
-      <w:r>
-        <w:t xml:space="preserve">  </w:t>
-      </w:r>
-      <w:proofErr w:type="spellStart"/>
-      <w:r>
-        <w:rPr>
-          <w:rStyle w:val="HTMLCode"/>
+        <w:t>mean</w:t>
+      </w:r>
+      <w:r>
+        <w:t xml:space="preserve"> (or sum, etc.) for you.</w:t>
+      </w:r>
+    </w:p>
+    <w:p>
+      <w:r>
+        <w:t>---</w:t>
+      </w:r>
+    </w:p>
+    <w:p>
+      <w:r>
+        <w:rPr>
           <w:b/>
           <w:bCs/>
         </w:rPr>
-        <w:t>df</w:t>
-      </w:r>
-      <w:proofErr w:type="gramEnd"/>
-      <w:r>
-        <w:rPr>
-          <w:rStyle w:val="HTMLCode"/>
+        <w:t>Common patterns</w:t>
+      </w:r>
+      <w:r>
+        <w:rPr>
           <w:b/>
           <w:bCs/>
         </w:rPr>
-        <w:t>.pivot_table</w:t>
-      </w:r>
-      <w:proofErr w:type="spellEnd"/>
-      <w:r>
-        <w:rPr>
-          <w:rStyle w:val="HTMLCode"/>
+        <w:t xml:space="preserve"> to create a DataFrame</w:t>
+      </w:r>
+      <w:r>
+        <w:rPr>
           <w:b/>
           <w:bCs/>
         </w:rPr>
-        <w:t>()</w:t>
-      </w:r>
-      <w:r>
-        <w:t xml:space="preserve">: This is the "heavy-duty" version. It can </w:t>
-      </w:r>
-      <w:r>
-        <w:rPr>
-          <w:b/>
-          <w:bCs/>
-        </w:rPr>
-        <w:t>aggregate</w:t>
-      </w:r>
-      <w:r>
-        <w:t xml:space="preserve"> data. If you have multiple cats with 3 visits, it calculates the </w:t>
-      </w:r>
-      <w:r>
-        <w:rPr>
-          <w:b/>
-          <w:bCs/>
-        </w:rPr>
-        <w:t>mean</w:t>
-      </w:r>
-      <w:r>
-        <w:t xml:space="preserve"> (or sum, etc.) for you.</w:t>
-      </w:r>
-    </w:p>
-    <w:p>
-      <w:r>
-        <w:t>---</w:t>
-      </w:r>
-    </w:p>
+        <w:t>:</w:t>
+      </w:r>
+    </w:p>
+    <w:p>
+      <w:r>
+        <w:rPr>
+          <w:i/>
+          <w:iCs/>
+        </w:rPr>
+        <w:t># From dict of lists (column-oriented)</w:t>
+      </w:r>
+      <w:r>
+        <w:rPr>
+          <w:i/>
+          <w:iCs/>
+        </w:rPr>
+        <w:t xml:space="preserve"> – </w:t>
+      </w:r>
+      <w:r>
+        <w:rPr>
+          <w:i/>
+          <w:iCs/>
+          <w:highlight w:val="yellow"/>
+        </w:rPr>
+        <w:t>Most Popular Way</w:t>
+      </w:r>
+    </w:p>
+    <w:p>
+      <w:r>
+        <w:lastRenderedPageBreak/>
+        <w:t>df = pd.DataFrame({'A': [1, 2], 'B': [3, 4]})</w:t>
+      </w:r>
+    </w:p>
+    <w:p/>
+    <w:p>
+      <w:r>
+        <w:rPr>
+          <w:i/>
+          <w:iCs/>
+        </w:rPr>
+        <w:t># From list of dicts (row-oriented)</w:t>
+      </w:r>
+      <w:r>
+        <w:rPr>
+          <w:i/>
+          <w:iCs/>
+        </w:rPr>
+        <w:t xml:space="preserve"> – </w:t>
+      </w:r>
+      <w:r>
+        <w:rPr>
+          <w:i/>
+          <w:iCs/>
+          <w:highlight w:val="yellow"/>
+        </w:rPr>
+        <w:t>API Friendly</w:t>
+      </w:r>
+    </w:p>
+    <w:p>
+      <w:r>
+        <w:t>df = pd.DataFrame([{'A': 1, 'B': 3}, {'A': 2, 'B': 4}])</w:t>
+      </w:r>
+    </w:p>
+    <w:p/>
+    <w:p>
+      <w:r>
+        <w:rPr>
+          <w:i/>
+          <w:iCs/>
+        </w:rPr>
+        <w:t># From 2D NumPy array</w:t>
+      </w:r>
+    </w:p>
+    <w:p>
+      <w:r>
+        <w:t>df = pd.DataFrame(np.random.rand(3, 2), columns=['A', 'B'])</w:t>
+      </w:r>
+    </w:p>
+    <w:p/>
+    <w:p>
+      <w:r>
+        <w:rPr>
+          <w:i/>
+          <w:iCs/>
+        </w:rPr>
+        <w:t># From list of lists with column names</w:t>
+      </w:r>
+    </w:p>
+    <w:p>
+      <w:r>
+        <w:t>df = pd.DataFrame([[1, 3], [2, 4]], columns=['A', 'B'])</w:t>
+      </w:r>
+    </w:p>
+    <w:p/>
     <w:tbl>
       <w:tblPr>
         <w:tblW w:w="0" w:type="auto"/>
@@ -1581,7 +1642,6 @@
                 <w:szCs w:val="24"/>
               </w:rPr>
             </w:pPr>
-            <w:proofErr w:type="spellStart"/>
             <w:r>
               <w:rPr>
                 <w:rFonts w:ascii="Times New Roman" w:eastAsia="Times New Roman" w:hAnsi="Times New Roman" w:cs="Times New Roman"/>
@@ -1592,20 +1652,7 @@
                 <w:szCs w:val="24"/>
                 <w:bdr w:val="none" w:sz="0" w:space="0" w:color="auto" w:frame="1"/>
               </w:rPr>
-              <w:t>Dict</w:t>
-            </w:r>
-            <w:proofErr w:type="spellEnd"/>
-            <w:r>
-              <w:rPr>
-                <w:rFonts w:ascii="Times New Roman" w:eastAsia="Times New Roman" w:hAnsi="Times New Roman" w:cs="Times New Roman"/>
-                <w:b/>
-                <w:bCs/>
-                <w:color w:val="1F1F1F"/>
-                <w:sz w:val="24"/>
-                <w:szCs w:val="24"/>
-                <w:bdr w:val="none" w:sz="0" w:space="0" w:color="auto" w:frame="1"/>
-              </w:rPr>
-              <w:t xml:space="preserve"> of Lists</w:t>
+              <w:t>Dict of Lists</w:t>
             </w:r>
           </w:p>
         </w:tc>
@@ -1647,22 +1694,8 @@
                 <w:szCs w:val="24"/>
                 <w:bdr w:val="none" w:sz="0" w:space="0" w:color="auto" w:frame="1"/>
               </w:rPr>
-              <w:t xml:space="preserve">List of </w:t>
+              <w:t>List of Dicts</w:t>
             </w:r>
-            <w:proofErr w:type="spellStart"/>
-            <w:r>
-              <w:rPr>
-                <w:rFonts w:ascii="Times New Roman" w:eastAsia="Times New Roman" w:hAnsi="Times New Roman" w:cs="Times New Roman"/>
-                <w:b/>
-                <w:bCs/>
-                <w:color w:val="1F1F1F"/>
-                <w:sz w:val="24"/>
-                <w:szCs w:val="24"/>
-                <w:bdr w:val="none" w:sz="0" w:space="0" w:color="auto" w:frame="1"/>
-              </w:rPr>
-              <w:t>Dicts</w:t>
-            </w:r>
-            <w:proofErr w:type="spellEnd"/>
           </w:p>
         </w:tc>
       </w:tr>
@@ -1962,7 +1995,6 @@
                 <w:szCs w:val="24"/>
                 <w:bdr w:val="none" w:sz="0" w:space="0" w:color="auto" w:frame="1"/>
               </w:rPr>
-              <w:lastRenderedPageBreak/>
               <w:t>Missing Data</w:t>
             </w:r>
           </w:p>
@@ -2045,7 +2077,6 @@
               </w:rPr>
               <w:t xml:space="preserve">Easier (missing keys = </w:t>
             </w:r>
-            <w:proofErr w:type="spellStart"/>
             <w:r>
               <w:rPr>
                 <w:rFonts w:ascii="Courier New" w:eastAsia="Times New Roman" w:hAnsi="Courier New" w:cs="Courier New"/>
@@ -2056,7 +2087,6 @@
               </w:rPr>
               <w:t>NaN</w:t>
             </w:r>
-            <w:proofErr w:type="spellEnd"/>
             <w:r>
               <w:rPr>
                 <w:rFonts w:ascii="Times New Roman" w:eastAsia="Times New Roman" w:hAnsi="Times New Roman" w:cs="Times New Roman"/>
@@ -2212,23 +2242,8 @@
       </w:r>
     </w:p>
     <w:p>
-      <w:proofErr w:type="spellStart"/>
-      <w:r>
-        <w:t>df_cols</w:t>
-      </w:r>
-      <w:proofErr w:type="spellEnd"/>
-      <w:r>
-        <w:t xml:space="preserve"> = </w:t>
-      </w:r>
-      <w:proofErr w:type="spellStart"/>
-      <w:proofErr w:type="gramStart"/>
-      <w:r>
-        <w:t>pd.DataFrame</w:t>
-      </w:r>
-      <w:proofErr w:type="spellEnd"/>
-      <w:proofErr w:type="gramEnd"/>
-      <w:r>
-        <w:t xml:space="preserve">(data) </w:t>
+      <w:r>
+        <w:t xml:space="preserve">df_cols = pd.DataFrame(data) </w:t>
       </w:r>
     </w:p>
     <w:p/>
@@ -2238,26 +2253,8 @@
       </w:r>
     </w:p>
     <w:p>
-      <w:proofErr w:type="spellStart"/>
-      <w:r>
-        <w:t>df_rows</w:t>
-      </w:r>
-      <w:proofErr w:type="spellEnd"/>
-      <w:r>
-        <w:t xml:space="preserve"> = </w:t>
-      </w:r>
-      <w:proofErr w:type="spellStart"/>
-      <w:proofErr w:type="gramStart"/>
-      <w:r>
-        <w:t>pd.DataFrame.from</w:t>
-      </w:r>
-      <w:proofErr w:type="gramEnd"/>
-      <w:r>
-        <w:t>_dict</w:t>
-      </w:r>
-      <w:proofErr w:type="spellEnd"/>
-      <w:r>
-        <w:t>(data, orient='index', columns=['A', 'B', 'C'])</w:t>
+      <w:r>
+        <w:t>df_rows = pd.DataFrame.from_dict(data, orient='index', columns=['A', 'B', 'C'])</w:t>
       </w:r>
     </w:p>
     <w:p>
@@ -2271,6 +2268,276 @@
       </w:r>
     </w:p>
     <w:p>
+      <w:pPr>
+        <w:rPr>
+          <w:u w:val="single"/>
+        </w:rPr>
+      </w:pPr>
+      <w:r>
+        <w:lastRenderedPageBreak/>
+        <w:t xml:space="preserve">Imp gotchas- </w:t>
+      </w:r>
+      <w:r>
+        <w:rPr>
+          <w:highlight w:val="yellow"/>
+        </w:rPr>
+        <w:t xml:space="preserve">dict key is always pointing to </w:t>
+      </w:r>
+      <w:r>
+        <w:rPr>
+          <w:highlight w:val="yellow"/>
+        </w:rPr>
+        <w:t>outside</w:t>
+      </w:r>
+      <w:r>
+        <w:rPr>
+          <w:highlight w:val="yellow"/>
+        </w:rPr>
+        <w:t xml:space="preserve"> label type in both pd series &amp; pd df</w:t>
+      </w:r>
+    </w:p>
+    <w:p>
+      <w:r>
+        <w:t>df = pd.DataFrame({'A': 1, 'B': 2}, index=[0])</w:t>
+      </w:r>
+    </w:p>
+    <w:p>
+      <w:r>
+        <w:t>#    A  B</w:t>
+      </w:r>
+    </w:p>
+    <w:p>
+      <w:r>
+        <w:t># 0  1  2</w:t>
+      </w:r>
+    </w:p>
+    <w:p/>
+    <w:p>
+      <w:r>
+        <w:t># Multiple rows with same values</w:t>
+      </w:r>
+    </w:p>
+    <w:p>
+      <w:r>
+        <w:t>df = pd.DataFrame({'A': 1, 'B': 2}, index=[0, 1, 2])</w:t>
+      </w:r>
+    </w:p>
+    <w:p>
+      <w:r>
+        <w:t>#    A  B</w:t>
+      </w:r>
+    </w:p>
+    <w:p>
+      <w:r>
+        <w:t># 0  1  2</w:t>
+      </w:r>
+    </w:p>
+    <w:p>
+      <w:r>
+        <w:t># 1  1  2</w:t>
+      </w:r>
+    </w:p>
+    <w:p>
+      <w:r>
+        <w:t># 2  1  2</w:t>
+      </w:r>
+    </w:p>
+    <w:p/>
+    <w:p>
+      <w:r>
+        <w:t>--</w:t>
+      </w:r>
+    </w:p>
+    <w:p>
+      <w:r>
+        <w:t>Creating pd df from pd series-</w:t>
+      </w:r>
+    </w:p>
+    <w:p>
+      <w:pPr>
+        <w:rPr>
+          <w:rStyle w:val="token"/>
+          <w:color w:val="ABB2BF"/>
+        </w:rPr>
+      </w:pPr>
+      <w:r>
+        <w:t xml:space="preserve">ser1 = </w:t>
+      </w:r>
+      <w:r>
+        <w:t>pd</w:t>
+      </w:r>
+      <w:r>
+        <w:rPr>
+          <w:rStyle w:val="token"/>
+          <w:color w:val="ABB2BF"/>
+        </w:rPr>
+        <w:t>.</w:t>
+      </w:r>
+      <w:r>
+        <w:t>Series</w:t>
+      </w:r>
+      <w:r>
+        <w:rPr>
+          <w:rStyle w:val="token"/>
+          <w:color w:val="ABB2BF"/>
+        </w:rPr>
+        <w:t>([</w:t>
+      </w:r>
+      <w:r>
+        <w:rPr>
+          <w:rStyle w:val="token"/>
+          <w:color w:val="D19A66"/>
+        </w:rPr>
+        <w:t>1</w:t>
+      </w:r>
+      <w:r>
+        <w:rPr>
+          <w:rStyle w:val="token"/>
+          <w:color w:val="ABB2BF"/>
+        </w:rPr>
+        <w:t>,</w:t>
+      </w:r>
+      <w:r>
+        <w:t xml:space="preserve"> </w:t>
+      </w:r>
+      <w:r>
+        <w:rPr>
+          <w:rStyle w:val="token"/>
+          <w:color w:val="D19A66"/>
+        </w:rPr>
+        <w:t>2</w:t>
+      </w:r>
+      <w:r>
+        <w:rPr>
+          <w:rStyle w:val="token"/>
+          <w:color w:val="ABB2BF"/>
+        </w:rPr>
+        <w:t>,</w:t>
+      </w:r>
+      <w:r>
+        <w:t xml:space="preserve"> </w:t>
+      </w:r>
+      <w:r>
+        <w:rPr>
+          <w:rStyle w:val="token"/>
+          <w:color w:val="D19A66"/>
+        </w:rPr>
+        <w:t>3</w:t>
+      </w:r>
+      <w:r>
+        <w:rPr>
+          <w:rStyle w:val="token"/>
+          <w:color w:val="ABB2BF"/>
+        </w:rPr>
+        <w:t>],</w:t>
+      </w:r>
+      <w:r>
+        <w:t xml:space="preserve"> index</w:t>
+      </w:r>
+      <w:r>
+        <w:rPr>
+          <w:rStyle w:val="token"/>
+          <w:color w:val="61AFEF"/>
+        </w:rPr>
+        <w:t>=</w:t>
+      </w:r>
+      <w:r>
+        <w:rPr>
+          <w:rStyle w:val="token"/>
+          <w:color w:val="ABB2BF"/>
+        </w:rPr>
+        <w:t>[</w:t>
+      </w:r>
+      <w:r>
+        <w:rPr>
+          <w:rStyle w:val="token"/>
+          <w:color w:val="98C379"/>
+        </w:rPr>
+        <w:t>'x'</w:t>
+      </w:r>
+      <w:r>
+        <w:rPr>
+          <w:rStyle w:val="token"/>
+          <w:color w:val="ABB2BF"/>
+        </w:rPr>
+        <w:t>,</w:t>
+      </w:r>
+      <w:r>
+        <w:t xml:space="preserve"> </w:t>
+      </w:r>
+      <w:r>
+        <w:rPr>
+          <w:rStyle w:val="token"/>
+          <w:color w:val="98C379"/>
+        </w:rPr>
+        <w:t>'y'</w:t>
+      </w:r>
+      <w:r>
+        <w:rPr>
+          <w:rStyle w:val="token"/>
+          <w:color w:val="ABB2BF"/>
+        </w:rPr>
+        <w:t>,</w:t>
+      </w:r>
+      <w:r>
+        <w:t xml:space="preserve"> </w:t>
+      </w:r>
+      <w:r>
+        <w:rPr>
+          <w:rStyle w:val="token"/>
+          <w:color w:val="98C379"/>
+        </w:rPr>
+        <w:t>'z'</w:t>
+      </w:r>
+      <w:r>
+        <w:rPr>
+          <w:rStyle w:val="token"/>
+          <w:color w:val="ABB2BF"/>
+        </w:rPr>
+        <w:t>]</w:t>
+      </w:r>
+    </w:p>
+    <w:p>
+      <w:r>
+        <w:t xml:space="preserve">df </w:t>
+      </w:r>
+      <w:r>
+        <w:rPr>
+          <w:rStyle w:val="token"/>
+          <w:color w:val="61AFEF"/>
+        </w:rPr>
+        <w:t>=</w:t>
+      </w:r>
+      <w:r>
+        <w:t xml:space="preserve"> pd</w:t>
+      </w:r>
+      <w:r>
+        <w:rPr>
+          <w:rStyle w:val="token"/>
+          <w:color w:val="ABB2BF"/>
+        </w:rPr>
+        <w:t>.</w:t>
+      </w:r>
+      <w:r>
+        <w:t>DataFrame</w:t>
+      </w:r>
+      <w:r>
+        <w:rPr>
+          <w:rStyle w:val="token"/>
+          <w:color w:val="ABB2BF"/>
+        </w:rPr>
+        <w:t>({</w:t>
+      </w:r>
+      <w:r>
+        <w:rPr>
+          <w:rStyle w:val="token"/>
+          <w:color w:val="ABB2BF"/>
+        </w:rPr>
+        <w:t>‘A’: ser1 , … })</w:t>
+      </w:r>
+    </w:p>
+    <w:p/>
+    <w:p>
       <w:r>
         <w:t>---</w:t>
       </w:r>
@@ -2287,18 +2554,10 @@
     </w:p>
     <w:p>
       <w:r>
-        <w:t>• 0 is a Hole: You fall down into it (Vertical</w:t>
-      </w:r>
-      <w:proofErr w:type="gramStart"/>
-      <w:r>
-        <w:t>).</w:t>
-      </w:r>
-      <w:r>
-        <w:t>/</w:t>
-      </w:r>
-      <w:proofErr w:type="gramEnd"/>
-      <w:r>
-        <w:t xml:space="preserve"> the elevator</w:t>
+        <w:t>• 0 is a Hole: You fall down into it (Vertical).</w:t>
+      </w:r>
+      <w:r>
+        <w:t>/ the elevator</w:t>
       </w:r>
     </w:p>
     <w:p>
@@ -2370,7 +2629,7 @@
           <w:szCs w:val="24"/>
         </w:rPr>
         <w:pict w14:anchorId="185CA7E3">
-          <v:rect id="_x0000_i1027" style="width:0;height:1.5pt" o:hralign="center" o:hrstd="t" o:hr="t" fillcolor="#a0a0a0" stroked="f"/>
+          <v:rect id="_x0000_i1025" style="width:0;height:1.5pt" o:hralign="center" o:hrstd="t" o:hr="t" fillcolor="#a0a0a0" stroked="f"/>
         </w:pict>
       </w:r>
     </w:p>
@@ -2418,6 +2677,7 @@
           <w:sz w:val="24"/>
           <w:szCs w:val="24"/>
         </w:rPr>
+        <w:lastRenderedPageBreak/>
         <w:t>For Aggregation (</w:t>
       </w:r>
       <w:r>
@@ -2508,7 +2768,6 @@
           <w:sz w:val="24"/>
           <w:szCs w:val="24"/>
         </w:rPr>
-        <w:lastRenderedPageBreak/>
         <w:t>For Elimination (</w:t>
       </w:r>
       <w:r>
@@ -2531,7 +2790,6 @@
         </w:rPr>
         <w:t xml:space="preserve">, </w:t>
       </w:r>
-      <w:proofErr w:type="spellStart"/>
       <w:r>
         <w:rPr>
           <w:rFonts w:ascii="Courier New" w:eastAsia="Times New Roman" w:hAnsi="Courier New" w:cs="Courier New"/>
@@ -2542,7 +2800,6 @@
         </w:rPr>
         <w:t>dropna</w:t>
       </w:r>
-      <w:proofErr w:type="spellEnd"/>
       <w:r>
         <w:rPr>
           <w:rFonts w:ascii="Times New Roman" w:eastAsia="Times New Roman" w:hAnsi="Times New Roman" w:cs="Times New Roman"/>
@@ -2603,7 +2860,6 @@
         </w:rPr>
         <w:t>For Transformation (</w:t>
       </w:r>
-      <w:proofErr w:type="spellStart"/>
       <w:r>
         <w:rPr>
           <w:rFonts w:ascii="Courier New" w:eastAsia="Times New Roman" w:hAnsi="Courier New" w:cs="Courier New"/>
@@ -2614,7 +2870,6 @@
         </w:rPr>
         <w:t>fillna</w:t>
       </w:r>
-      <w:proofErr w:type="spellEnd"/>
       <w:r>
         <w:rPr>
           <w:rFonts w:ascii="Times New Roman" w:eastAsia="Times New Roman" w:hAnsi="Times New Roman" w:cs="Times New Roman"/>
@@ -2799,23 +3054,29 @@
         </w:rPr>
         <w:t xml:space="preserve"> </w:t>
       </w:r>
-      <w:proofErr w:type="gramStart"/>
       <w:r>
         <w:rPr>
           <w:rFonts w:ascii="Courier New" w:eastAsia="Times New Roman" w:hAnsi="Courier New" w:cs="Courier New"/>
           <w:sz w:val="20"/>
           <w:szCs w:val="20"/>
         </w:rPr>
-        <w:t>mean(</w:t>
-      </w:r>
-      <w:proofErr w:type="gramEnd"/>
+        <w:t>mean()</w:t>
+      </w:r>
+      <w:r>
+        <w:rPr>
+          <w:rFonts w:ascii="Times New Roman" w:eastAsia="Times New Roman" w:hAnsi="Times New Roman" w:cs="Times New Roman"/>
+          <w:sz w:val="24"/>
+          <w:szCs w:val="24"/>
+        </w:rPr>
+        <w:t xml:space="preserve">, </w:t>
+      </w:r>
       <w:r>
         <w:rPr>
           <w:rFonts w:ascii="Courier New" w:eastAsia="Times New Roman" w:hAnsi="Courier New" w:cs="Courier New"/>
           <w:sz w:val="20"/>
           <w:szCs w:val="20"/>
         </w:rPr>
-        <w:t>)</w:t>
+        <w:t>sum()</w:t>
       </w:r>
       <w:r>
         <w:rPr>
@@ -2831,7 +3092,7 @@
           <w:sz w:val="20"/>
           <w:szCs w:val="20"/>
         </w:rPr>
-        <w:t>sum()</w:t>
+        <w:t>count()</w:t>
       </w:r>
       <w:r>
         <w:rPr>
@@ -2847,7 +3108,7 @@
           <w:sz w:val="20"/>
           <w:szCs w:val="20"/>
         </w:rPr>
-        <w:t>count()</w:t>
+        <w:t>dropna()</w:t>
       </w:r>
       <w:r>
         <w:rPr>
@@ -2857,49 +3118,13 @@
         </w:rPr>
         <w:t xml:space="preserve">, </w:t>
       </w:r>
-      <w:proofErr w:type="spellStart"/>
       <w:r>
         <w:rPr>
           <w:rFonts w:ascii="Courier New" w:eastAsia="Times New Roman" w:hAnsi="Courier New" w:cs="Courier New"/>
           <w:sz w:val="20"/>
           <w:szCs w:val="20"/>
         </w:rPr>
-        <w:t>dropna</w:t>
-      </w:r>
-      <w:proofErr w:type="spellEnd"/>
-      <w:r>
-        <w:rPr>
-          <w:rFonts w:ascii="Courier New" w:eastAsia="Times New Roman" w:hAnsi="Courier New" w:cs="Courier New"/>
-          <w:sz w:val="20"/>
-          <w:szCs w:val="20"/>
-        </w:rPr>
-        <w:t>()</w:t>
-      </w:r>
-      <w:r>
-        <w:rPr>
-          <w:rFonts w:ascii="Times New Roman" w:eastAsia="Times New Roman" w:hAnsi="Times New Roman" w:cs="Times New Roman"/>
-          <w:sz w:val="24"/>
-          <w:szCs w:val="24"/>
-        </w:rPr>
-        <w:t xml:space="preserve">, </w:t>
-      </w:r>
-      <w:proofErr w:type="spellStart"/>
-      <w:r>
-        <w:rPr>
-          <w:rFonts w:ascii="Courier New" w:eastAsia="Times New Roman" w:hAnsi="Courier New" w:cs="Courier New"/>
-          <w:sz w:val="20"/>
-          <w:szCs w:val="20"/>
-        </w:rPr>
-        <w:t>fillna</w:t>
-      </w:r>
-      <w:proofErr w:type="spellEnd"/>
-      <w:r>
-        <w:rPr>
-          <w:rFonts w:ascii="Courier New" w:eastAsia="Times New Roman" w:hAnsi="Courier New" w:cs="Courier New"/>
-          <w:sz w:val="20"/>
-          <w:szCs w:val="20"/>
-        </w:rPr>
-        <w:t>()</w:t>
+        <w:t>fillna()</w:t>
       </w:r>
       <w:r>
         <w:rPr>
@@ -2957,25 +3182,29 @@
         </w:rPr>
         <w:t xml:space="preserve"> </w:t>
       </w:r>
-      <w:proofErr w:type="spellStart"/>
-      <w:proofErr w:type="gramStart"/>
       <w:r>
         <w:rPr>
           <w:rFonts w:ascii="Courier New" w:eastAsia="Times New Roman" w:hAnsi="Courier New" w:cs="Courier New"/>
           <w:sz w:val="20"/>
           <w:szCs w:val="20"/>
         </w:rPr>
-        <w:t>np.mean</w:t>
-      </w:r>
-      <w:proofErr w:type="spellEnd"/>
-      <w:proofErr w:type="gramEnd"/>
+        <w:t>np.mean()</w:t>
+      </w:r>
+      <w:r>
+        <w:rPr>
+          <w:rFonts w:ascii="Times New Roman" w:eastAsia="Times New Roman" w:hAnsi="Times New Roman" w:cs="Times New Roman"/>
+          <w:sz w:val="24"/>
+          <w:szCs w:val="24"/>
+        </w:rPr>
+        <w:t xml:space="preserve">, </w:t>
+      </w:r>
       <w:r>
         <w:rPr>
           <w:rFonts w:ascii="Courier New" w:eastAsia="Times New Roman" w:hAnsi="Courier New" w:cs="Courier New"/>
           <w:sz w:val="20"/>
           <w:szCs w:val="20"/>
         </w:rPr>
-        <w:t>()</w:t>
+        <w:t>np.sum()</w:t>
       </w:r>
       <w:r>
         <w:rPr>
@@ -2985,49 +3214,13 @@
         </w:rPr>
         <w:t xml:space="preserve">, </w:t>
       </w:r>
-      <w:proofErr w:type="spellStart"/>
       <w:r>
         <w:rPr>
           <w:rFonts w:ascii="Courier New" w:eastAsia="Times New Roman" w:hAnsi="Courier New" w:cs="Courier New"/>
           <w:sz w:val="20"/>
           <w:szCs w:val="20"/>
         </w:rPr>
-        <w:t>np.sum</w:t>
-      </w:r>
-      <w:proofErr w:type="spellEnd"/>
-      <w:r>
-        <w:rPr>
-          <w:rFonts w:ascii="Courier New" w:eastAsia="Times New Roman" w:hAnsi="Courier New" w:cs="Courier New"/>
-          <w:sz w:val="20"/>
-          <w:szCs w:val="20"/>
-        </w:rPr>
-        <w:t>()</w:t>
-      </w:r>
-      <w:r>
-        <w:rPr>
-          <w:rFonts w:ascii="Times New Roman" w:eastAsia="Times New Roman" w:hAnsi="Times New Roman" w:cs="Times New Roman"/>
-          <w:sz w:val="24"/>
-          <w:szCs w:val="24"/>
-        </w:rPr>
-        <w:t xml:space="preserve">, </w:t>
-      </w:r>
-      <w:proofErr w:type="spellStart"/>
-      <w:r>
-        <w:rPr>
-          <w:rFonts w:ascii="Courier New" w:eastAsia="Times New Roman" w:hAnsi="Courier New" w:cs="Courier New"/>
-          <w:sz w:val="20"/>
-          <w:szCs w:val="20"/>
-        </w:rPr>
-        <w:t>np.std</w:t>
-      </w:r>
-      <w:proofErr w:type="spellEnd"/>
-      <w:r>
-        <w:rPr>
-          <w:rFonts w:ascii="Courier New" w:eastAsia="Times New Roman" w:hAnsi="Courier New" w:cs="Courier New"/>
-          <w:sz w:val="20"/>
-          <w:szCs w:val="20"/>
-        </w:rPr>
-        <w:t>()</w:t>
+        <w:t>np.std()</w:t>
       </w:r>
       <w:r>
         <w:rPr>
@@ -3100,7 +3293,7 @@
           <w:szCs w:val="24"/>
         </w:rPr>
         <w:pict w14:anchorId="62BCCFE1">
-          <v:rect id="_x0000_i1025" style="width:0;height:1.5pt" o:hralign="center" o:hrstd="t" o:hr="t" fillcolor="#a0a0a0" stroked="f"/>
+          <v:rect id="_x0000_i1026" style="width:0;height:1.5pt" o:hralign="center" o:hrstd="t" o:hr="t" fillcolor="#a0a0a0" stroked="f"/>
         </w:pict>
       </w:r>
     </w:p>
@@ -3124,18 +3317,7 @@
           <w:sz w:val="27"/>
           <w:szCs w:val="27"/>
         </w:rPr>
-        <w:t>2. The Big Exception</w:t>
-      </w:r>
-      <w:proofErr w:type="gramStart"/>
-      <w:r>
-        <w:rPr>
-          <w:rFonts w:ascii="Times New Roman" w:eastAsia="Times New Roman" w:hAnsi="Times New Roman" w:cs="Times New Roman"/>
-          <w:b/>
-          <w:bCs/>
-          <w:sz w:val="27"/>
-          <w:szCs w:val="27"/>
-        </w:rPr>
-        <w:t xml:space="preserve">: </w:t>
+        <w:t xml:space="preserve">2. The Big Exception: </w:t>
       </w:r>
       <w:r>
         <w:rPr>
@@ -3145,18 +3327,7 @@
           <w:sz w:val="20"/>
           <w:szCs w:val="20"/>
         </w:rPr>
-        <w:t>.drop</w:t>
-      </w:r>
-      <w:proofErr w:type="gramEnd"/>
-      <w:r>
-        <w:rPr>
-          <w:rFonts w:ascii="Courier New" w:eastAsia="Times New Roman" w:hAnsi="Courier New" w:cs="Courier New"/>
-          <w:b/>
-          <w:bCs/>
-          <w:sz w:val="20"/>
-          <w:szCs w:val="20"/>
-        </w:rPr>
-        <w:t>()</w:t>
+        <w:t>.drop()</w:t>
       </w:r>
     </w:p>
     <w:p>
@@ -3174,16 +3345,7 @@
           <w:sz w:val="24"/>
           <w:szCs w:val="24"/>
         </w:rPr>
-        <w:t>In Pandas</w:t>
-      </w:r>
-      <w:proofErr w:type="gramStart"/>
-      <w:r>
-        <w:rPr>
-          <w:rFonts w:ascii="Times New Roman" w:eastAsia="Times New Roman" w:hAnsi="Times New Roman" w:cs="Times New Roman"/>
-          <w:sz w:val="24"/>
-          <w:szCs w:val="24"/>
-        </w:rPr>
-        <w:t xml:space="preserve">, </w:t>
+        <w:t xml:space="preserve">In Pandas, </w:t>
       </w:r>
       <w:r>
         <w:rPr>
@@ -3191,16 +3353,7 @@
           <w:sz w:val="20"/>
           <w:szCs w:val="20"/>
         </w:rPr>
-        <w:t>.drop</w:t>
-      </w:r>
-      <w:proofErr w:type="gramEnd"/>
-      <w:r>
-        <w:rPr>
-          <w:rFonts w:ascii="Courier New" w:eastAsia="Times New Roman" w:hAnsi="Courier New" w:cs="Courier New"/>
-          <w:sz w:val="20"/>
-          <w:szCs w:val="20"/>
-        </w:rPr>
-        <w:t>()</w:t>
+        <w:t>.drop()</w:t>
       </w:r>
       <w:r>
         <w:rPr>
@@ -3358,58 +3511,28 @@
         </w:rPr>
         <w:t xml:space="preserve"> </w:t>
       </w:r>
-      <w:proofErr w:type="spellStart"/>
-      <w:proofErr w:type="gramStart"/>
       <w:r>
         <w:rPr>
           <w:rFonts w:ascii="Courier New" w:eastAsia="Times New Roman" w:hAnsi="Courier New" w:cs="Courier New"/>
           <w:sz w:val="20"/>
           <w:szCs w:val="20"/>
         </w:rPr>
-        <w:t>df.drop</w:t>
-      </w:r>
-      <w:proofErr w:type="spellEnd"/>
-      <w:proofErr w:type="gramEnd"/>
+        <w:t>df.drop('column_name', axis=1)</w:t>
+      </w:r>
+      <w:r>
+        <w:rPr>
+          <w:rFonts w:ascii="Times New Roman" w:eastAsia="Times New Roman" w:hAnsi="Times New Roman" w:cs="Times New Roman"/>
+          <w:sz w:val="24"/>
+          <w:szCs w:val="24"/>
+        </w:rPr>
+        <w:t xml:space="preserve"> is required. If you forget </w:t>
+      </w:r>
       <w:r>
         <w:rPr>
           <w:rFonts w:ascii="Courier New" w:eastAsia="Times New Roman" w:hAnsi="Courier New" w:cs="Courier New"/>
           <w:sz w:val="20"/>
           <w:szCs w:val="20"/>
         </w:rPr>
-        <w:t>('</w:t>
-      </w:r>
-      <w:proofErr w:type="spellStart"/>
-      <w:r>
-        <w:rPr>
-          <w:rFonts w:ascii="Courier New" w:eastAsia="Times New Roman" w:hAnsi="Courier New" w:cs="Courier New"/>
-          <w:sz w:val="20"/>
-          <w:szCs w:val="20"/>
-        </w:rPr>
-        <w:t>column_name</w:t>
-      </w:r>
-      <w:proofErr w:type="spellEnd"/>
-      <w:r>
-        <w:rPr>
-          <w:rFonts w:ascii="Courier New" w:eastAsia="Times New Roman" w:hAnsi="Courier New" w:cs="Courier New"/>
-          <w:sz w:val="20"/>
-          <w:szCs w:val="20"/>
-        </w:rPr>
-        <w:t>', axis=1)</w:t>
-      </w:r>
-      <w:r>
-        <w:rPr>
-          <w:rFonts w:ascii="Times New Roman" w:eastAsia="Times New Roman" w:hAnsi="Times New Roman" w:cs="Times New Roman"/>
-          <w:sz w:val="24"/>
-          <w:szCs w:val="24"/>
-        </w:rPr>
-        <w:t xml:space="preserve"> is required. If you forget </w:t>
-      </w:r>
-      <w:r>
-        <w:rPr>
-          <w:rFonts w:ascii="Courier New" w:eastAsia="Times New Roman" w:hAnsi="Courier New" w:cs="Courier New"/>
-          <w:sz w:val="20"/>
-          <w:szCs w:val="20"/>
-        </w:rPr>
         <w:t>axis=1</w:t>
       </w:r>
       <w:r>
@@ -3436,25 +3559,7 @@
           <w:sz w:val="24"/>
           <w:szCs w:val="24"/>
         </w:rPr>
-        <w:t xml:space="preserve"> named '</w:t>
-      </w:r>
-      <w:proofErr w:type="spellStart"/>
-      <w:r>
-        <w:rPr>
-          <w:rFonts w:ascii="Times New Roman" w:eastAsia="Times New Roman" w:hAnsi="Times New Roman" w:cs="Times New Roman"/>
-          <w:sz w:val="24"/>
-          <w:szCs w:val="24"/>
-        </w:rPr>
-        <w:t>column_name</w:t>
-      </w:r>
-      <w:proofErr w:type="spellEnd"/>
-      <w:r>
-        <w:rPr>
-          <w:rFonts w:ascii="Times New Roman" w:eastAsia="Times New Roman" w:hAnsi="Times New Roman" w:cs="Times New Roman"/>
-          <w:sz w:val="24"/>
-          <w:szCs w:val="24"/>
-        </w:rPr>
-        <w:t>' and throw an error.</w:t>
+        <w:t xml:space="preserve"> named 'column_name' and throw an error.</w:t>
       </w:r>
     </w:p>
     <w:p>
@@ -3473,7 +3578,7 @@
           <w:szCs w:val="24"/>
         </w:rPr>
         <w:pict w14:anchorId="007FE387">
-          <v:rect id="_x0000_i1026" style="width:0;height:1.5pt" o:hralign="center" o:hrstd="t" o:hr="t" fillcolor="#a0a0a0" stroked="f"/>
+          <v:rect id="_x0000_i1027" style="width:0;height:1.5pt" o:hralign="center" o:hrstd="t" o:hr="t" fillcolor="#a0a0a0" stroked="f"/>
         </w:pict>
       </w:r>
     </w:p>
@@ -3536,6 +3641,4888 @@
         <w:t xml:space="preserve"> (the entire array).</w:t>
       </w:r>
     </w:p>
+    <w:p>
+      <w:pPr>
+        <w:spacing w:before="100" w:beforeAutospacing="1" w:after="100" w:afterAutospacing="1" w:line="240" w:lineRule="auto"/>
+        <w:rPr>
+          <w:rFonts w:ascii="Times New Roman" w:eastAsia="Times New Roman" w:hAnsi="Times New Roman" w:cs="Times New Roman"/>
+          <w:sz w:val="24"/>
+          <w:szCs w:val="24"/>
+        </w:rPr>
+      </w:pPr>
+    </w:p>
+    <w:p>
+      <w:pPr>
+        <w:spacing w:before="100" w:beforeAutospacing="1" w:after="100" w:afterAutospacing="1" w:line="240" w:lineRule="auto"/>
+        <w:rPr>
+          <w:rFonts w:ascii="Times New Roman" w:eastAsia="Times New Roman" w:hAnsi="Times New Roman" w:cs="Times New Roman"/>
+          <w:sz w:val="24"/>
+          <w:szCs w:val="24"/>
+        </w:rPr>
+      </w:pPr>
+    </w:p>
+    <w:p>
+      <w:pPr>
+        <w:spacing w:before="100" w:beforeAutospacing="1" w:after="100" w:afterAutospacing="1" w:line="240" w:lineRule="auto"/>
+        <w:rPr>
+          <w:rFonts w:ascii="Times New Roman" w:eastAsia="Times New Roman" w:hAnsi="Times New Roman" w:cs="Times New Roman"/>
+          <w:sz w:val="24"/>
+          <w:szCs w:val="24"/>
+        </w:rPr>
+      </w:pPr>
+      <w:r>
+        <w:rPr>
+          <w:rFonts w:ascii="Times New Roman" w:eastAsia="Times New Roman" w:hAnsi="Times New Roman" w:cs="Times New Roman"/>
+          <w:sz w:val="24"/>
+          <w:szCs w:val="24"/>
+        </w:rPr>
+        <w:t>---</w:t>
+      </w:r>
+    </w:p>
+    <w:p>
+      <w:pPr>
+        <w:spacing w:before="100" w:beforeAutospacing="1" w:after="100" w:afterAutospacing="1" w:line="240" w:lineRule="auto"/>
+        <w:rPr>
+          <w:rFonts w:ascii="Times New Roman" w:eastAsia="Times New Roman" w:hAnsi="Times New Roman" w:cs="Times New Roman"/>
+          <w:sz w:val="24"/>
+          <w:szCs w:val="24"/>
+        </w:rPr>
+      </w:pPr>
+    </w:p>
+    <w:p>
+      <w:pPr>
+        <w:spacing w:before="100" w:beforeAutospacing="1" w:after="100" w:afterAutospacing="1" w:line="240" w:lineRule="auto"/>
+        <w:rPr>
+          <w:rFonts w:ascii="Times New Roman" w:eastAsia="Times New Roman" w:hAnsi="Times New Roman" w:cs="Times New Roman"/>
+          <w:sz w:val="24"/>
+          <w:szCs w:val="24"/>
+        </w:rPr>
+      </w:pPr>
+      <w:r>
+        <w:rPr>
+          <w:rFonts w:ascii="Times New Roman" w:eastAsia="Times New Roman" w:hAnsi="Times New Roman" w:cs="Times New Roman"/>
+          <w:sz w:val="24"/>
+          <w:szCs w:val="24"/>
+        </w:rPr>
+        <w:lastRenderedPageBreak/>
+        <w:t>Nullable dtypes introduced</w:t>
+      </w:r>
+    </w:p>
+    <w:p>
+      <w:pPr>
+        <w:spacing w:before="100" w:beforeAutospacing="1" w:after="100" w:afterAutospacing="1" w:line="240" w:lineRule="auto"/>
+        <w:rPr>
+          <w:rFonts w:ascii="Times New Roman" w:eastAsia="Times New Roman" w:hAnsi="Times New Roman" w:cs="Times New Roman"/>
+          <w:sz w:val="24"/>
+          <w:szCs w:val="24"/>
+        </w:rPr>
+      </w:pPr>
+    </w:p>
+    <w:p>
+      <w:pPr>
+        <w:pStyle w:val="Heading3"/>
+      </w:pPr>
+      <w:r>
+        <w:t>The Problem: The "Float" Infection</w:t>
+      </w:r>
+    </w:p>
+    <w:p>
+      <w:pPr>
+        <w:pStyle w:val="NormalWeb"/>
+      </w:pPr>
+      <w:r>
+        <w:t xml:space="preserve">In standard NumPy and Pandas, a classic integer column (like </w:t>
+      </w:r>
+      <w:r>
+        <w:rPr>
+          <w:rStyle w:val="HTMLCode"/>
+        </w:rPr>
+        <w:t>int64</w:t>
+      </w:r>
+      <w:r>
+        <w:t xml:space="preserve">) </w:t>
+      </w:r>
+      <w:r>
+        <w:rPr>
+          <w:b/>
+          <w:bCs/>
+        </w:rPr>
+        <w:t>cannot</w:t>
+      </w:r>
+      <w:r>
+        <w:t xml:space="preserve"> hold a </w:t>
+      </w:r>
+      <w:r>
+        <w:rPr>
+          <w:rStyle w:val="HTMLCode"/>
+        </w:rPr>
+        <w:t>NaN</w:t>
+      </w:r>
+      <w:r>
+        <w:t xml:space="preserve"> (Missing Value). Because </w:t>
+      </w:r>
+      <w:r>
+        <w:rPr>
+          <w:rStyle w:val="HTMLCode"/>
+        </w:rPr>
+        <w:t>NaN</w:t>
+      </w:r>
+      <w:r>
+        <w:t xml:space="preserve"> is technically a floating-point concept, the moment you add one missing value to an integer column, Pandas forces the entire column to become a </w:t>
+      </w:r>
+      <w:r>
+        <w:rPr>
+          <w:rStyle w:val="HTMLCode"/>
+        </w:rPr>
+        <w:t>float64</w:t>
+      </w:r>
+      <w:r>
+        <w:t>.</w:t>
+      </w:r>
+    </w:p>
+    <w:p>
+      <w:r>
+        <w:rPr>
+          <w:rStyle w:val="ng-tns-c3339164317-158"/>
+        </w:rPr>
+        <w:t>Python</w:t>
+      </w:r>
+    </w:p>
+    <w:p>
+      <w:pPr>
+        <w:pStyle w:val="HTMLPreformatted"/>
+        <w:rPr>
+          <w:rStyle w:val="HTMLCode"/>
+        </w:rPr>
+      </w:pPr>
+      <w:r>
+        <w:rPr>
+          <w:rStyle w:val="hljs-keyword"/>
+          <w:rFonts w:eastAsiaTheme="majorEastAsia"/>
+        </w:rPr>
+        <w:t>import</w:t>
+      </w:r>
+      <w:r>
+        <w:rPr>
+          <w:rStyle w:val="HTMLCode"/>
+        </w:rPr>
+        <w:t xml:space="preserve"> pandas </w:t>
+      </w:r>
+      <w:r>
+        <w:rPr>
+          <w:rStyle w:val="hljs-keyword"/>
+          <w:rFonts w:eastAsiaTheme="majorEastAsia"/>
+        </w:rPr>
+        <w:t>as</w:t>
+      </w:r>
+      <w:r>
+        <w:rPr>
+          <w:rStyle w:val="HTMLCode"/>
+        </w:rPr>
+        <w:t xml:space="preserve"> pd</w:t>
+      </w:r>
+    </w:p>
+    <w:p>
+      <w:pPr>
+        <w:pStyle w:val="HTMLPreformatted"/>
+        <w:rPr>
+          <w:rStyle w:val="HTMLCode"/>
+        </w:rPr>
+      </w:pPr>
+      <w:r>
+        <w:rPr>
+          <w:rStyle w:val="hljs-keyword"/>
+          <w:rFonts w:eastAsiaTheme="majorEastAsia"/>
+        </w:rPr>
+        <w:t>import</w:t>
+      </w:r>
+      <w:r>
+        <w:rPr>
+          <w:rStyle w:val="HTMLCode"/>
+        </w:rPr>
+        <w:t xml:space="preserve"> numpy </w:t>
+      </w:r>
+      <w:r>
+        <w:rPr>
+          <w:rStyle w:val="hljs-keyword"/>
+          <w:rFonts w:eastAsiaTheme="majorEastAsia"/>
+        </w:rPr>
+        <w:t>as</w:t>
+      </w:r>
+      <w:r>
+        <w:rPr>
+          <w:rStyle w:val="HTMLCode"/>
+        </w:rPr>
+        <w:t xml:space="preserve"> np</w:t>
+      </w:r>
+    </w:p>
+    <w:p>
+      <w:pPr>
+        <w:pStyle w:val="HTMLPreformatted"/>
+        <w:rPr>
+          <w:rStyle w:val="HTMLCode"/>
+        </w:rPr>
+      </w:pPr>
+    </w:p>
+    <w:p>
+      <w:pPr>
+        <w:pStyle w:val="HTMLPreformatted"/>
+        <w:rPr>
+          <w:rStyle w:val="HTMLCode"/>
+        </w:rPr>
+      </w:pPr>
+      <w:r>
+        <w:rPr>
+          <w:rStyle w:val="hljs-comment"/>
+        </w:rPr>
+        <w:t># Standard behavior</w:t>
+      </w:r>
+    </w:p>
+    <w:p>
+      <w:pPr>
+        <w:pStyle w:val="HTMLPreformatted"/>
+        <w:rPr>
+          <w:rStyle w:val="HTMLCode"/>
+        </w:rPr>
+      </w:pPr>
+      <w:r>
+        <w:rPr>
+          <w:rStyle w:val="HTMLCode"/>
+        </w:rPr>
+        <w:t>df = pd.DataFrame({</w:t>
+      </w:r>
+      <w:r>
+        <w:rPr>
+          <w:rStyle w:val="hljs-string"/>
+        </w:rPr>
+        <w:t>'age'</w:t>
+      </w:r>
+      <w:r>
+        <w:rPr>
+          <w:rStyle w:val="HTMLCode"/>
+        </w:rPr>
+        <w:t>: [</w:t>
+      </w:r>
+      <w:r>
+        <w:rPr>
+          <w:rStyle w:val="hljs-number"/>
+        </w:rPr>
+        <w:t>25</w:t>
+      </w:r>
+      <w:r>
+        <w:rPr>
+          <w:rStyle w:val="HTMLCode"/>
+        </w:rPr>
+        <w:t xml:space="preserve">, </w:t>
+      </w:r>
+      <w:r>
+        <w:rPr>
+          <w:rStyle w:val="hljs-number"/>
+        </w:rPr>
+        <w:t>30</w:t>
+      </w:r>
+      <w:r>
+        <w:rPr>
+          <w:rStyle w:val="HTMLCode"/>
+        </w:rPr>
+        <w:t>, np.nan]})</w:t>
+      </w:r>
+    </w:p>
+    <w:p>
+      <w:pPr>
+        <w:pStyle w:val="HTMLPreformatted"/>
+        <w:rPr>
+          <w:rStyle w:val="HTMLCode"/>
+        </w:rPr>
+      </w:pPr>
+      <w:r>
+        <w:rPr>
+          <w:rStyle w:val="HTMLCode"/>
+        </w:rPr>
+        <w:t>print(df[</w:t>
+      </w:r>
+      <w:r>
+        <w:rPr>
+          <w:rStyle w:val="hljs-string"/>
+        </w:rPr>
+        <w:t>'age'</w:t>
+      </w:r>
+      <w:r>
+        <w:rPr>
+          <w:rStyle w:val="HTMLCode"/>
+        </w:rPr>
+        <w:t xml:space="preserve">].dtype) </w:t>
+      </w:r>
+    </w:p>
+    <w:p>
+      <w:pPr>
+        <w:pStyle w:val="HTMLPreformatted"/>
+        <w:rPr>
+          <w:rStyle w:val="HTMLCode"/>
+        </w:rPr>
+      </w:pPr>
+      <w:r>
+        <w:rPr>
+          <w:rStyle w:val="hljs-comment"/>
+        </w:rPr>
+        <w:t># Result: float64 (The 25 and 30 are now 25.0 and 30.0)</w:t>
+      </w:r>
+    </w:p>
+    <w:p>
+      <w:r>
+        <w:pict w14:anchorId="6CAC9282">
+          <v:rect id="_x0000_i1028" style="width:0;height:1.5pt" o:hralign="center" o:hrstd="t" o:hr="t" fillcolor="#a0a0a0" stroked="f"/>
+        </w:pict>
+      </w:r>
+    </w:p>
+    <w:p>
+      <w:pPr>
+        <w:pStyle w:val="Heading3"/>
+      </w:pPr>
+      <w:r>
+        <w:t>The Solution: Nullable Integer Dtypes</w:t>
+      </w:r>
+    </w:p>
+    <w:p>
+      <w:pPr>
+        <w:pStyle w:val="NormalWeb"/>
+      </w:pPr>
+      <w:r>
+        <w:t xml:space="preserve">Pandas introduced </w:t>
+      </w:r>
+      <w:r>
+        <w:rPr>
+          <w:b/>
+          <w:bCs/>
+        </w:rPr>
+        <w:t>Capital-letter types</w:t>
+      </w:r>
+      <w:r>
+        <w:t xml:space="preserve"> (like </w:t>
+      </w:r>
+      <w:r>
+        <w:rPr>
+          <w:rStyle w:val="HTMLCode"/>
+        </w:rPr>
+        <w:t>Int64</w:t>
+      </w:r>
+      <w:r>
+        <w:t xml:space="preserve">, </w:t>
+      </w:r>
+      <w:r>
+        <w:rPr>
+          <w:rStyle w:val="HTMLCode"/>
+        </w:rPr>
+        <w:t>Int32</w:t>
+      </w:r>
+      <w:r>
+        <w:t xml:space="preserve">, </w:t>
+      </w:r>
+      <w:r>
+        <w:rPr>
+          <w:rStyle w:val="HTMLCode"/>
+        </w:rPr>
+        <w:t>Uint8</w:t>
+      </w:r>
+      <w:r>
+        <w:t>) to allow integers to exist alongside "Missing" data without changing their type.</w:t>
+      </w:r>
+    </w:p>
+    <w:tbl>
+      <w:tblPr>
+        <w:tblW w:w="0" w:type="auto"/>
+        <w:tblCellSpacing w:w="15" w:type="dxa"/>
+        <w:tblCellMar>
+          <w:top w:w="15" w:type="dxa"/>
+          <w:left w:w="15" w:type="dxa"/>
+          <w:bottom w:w="15" w:type="dxa"/>
+          <w:right w:w="15" w:type="dxa"/>
+        </w:tblCellMar>
+        <w:tblLook w:val="04A0" w:firstRow="1" w:lastRow="0" w:firstColumn="1" w:lastColumn="0" w:noHBand="0" w:noVBand="1"/>
+      </w:tblPr>
+      <w:tblGrid>
+        <w:gridCol w:w="706"/>
+        <w:gridCol w:w="1343"/>
+        <w:gridCol w:w="1661"/>
+        <w:gridCol w:w="1902"/>
+      </w:tblGrid>
+      <w:tr>
+        <w:trPr>
+          <w:tblHeader/>
+          <w:tblCellSpacing w:w="15" w:type="dxa"/>
+        </w:trPr>
+        <w:tc>
+          <w:tcPr>
+            <w:tcW w:w="0" w:type="auto"/>
+            <w:tcBorders>
+              <w:top w:val="single" w:sz="6" w:space="0" w:color="auto"/>
+              <w:left w:val="single" w:sz="6" w:space="0" w:color="auto"/>
+              <w:bottom w:val="single" w:sz="6" w:space="0" w:color="auto"/>
+              <w:right w:val="single" w:sz="6" w:space="0" w:color="auto"/>
+            </w:tcBorders>
+            <w:vAlign w:val="center"/>
+            <w:hideMark/>
+          </w:tcPr>
+          <w:p>
+            <w:pPr>
+              <w:spacing w:after="480"/>
+            </w:pPr>
+            <w:r>
+              <w:rPr>
+                <w:rStyle w:val="Strong"/>
+              </w:rPr>
+              <w:t>Type</w:t>
+            </w:r>
+          </w:p>
+        </w:tc>
+        <w:tc>
+          <w:tcPr>
+            <w:tcW w:w="0" w:type="auto"/>
+            <w:tcBorders>
+              <w:top w:val="single" w:sz="6" w:space="0" w:color="auto"/>
+              <w:left w:val="single" w:sz="6" w:space="0" w:color="auto"/>
+              <w:bottom w:val="single" w:sz="6" w:space="0" w:color="auto"/>
+              <w:right w:val="single" w:sz="6" w:space="0" w:color="auto"/>
+            </w:tcBorders>
+            <w:vAlign w:val="center"/>
+            <w:hideMark/>
+          </w:tcPr>
+          <w:p>
+            <w:pPr>
+              <w:spacing w:after="480"/>
+            </w:pPr>
+            <w:r>
+              <w:rPr>
+                <w:rStyle w:val="Strong"/>
+              </w:rPr>
+              <w:t>Capitalization</w:t>
+            </w:r>
+          </w:p>
+        </w:tc>
+        <w:tc>
+          <w:tcPr>
+            <w:tcW w:w="0" w:type="auto"/>
+            <w:tcBorders>
+              <w:top w:val="single" w:sz="6" w:space="0" w:color="auto"/>
+              <w:left w:val="single" w:sz="6" w:space="0" w:color="auto"/>
+              <w:bottom w:val="single" w:sz="6" w:space="0" w:color="auto"/>
+              <w:right w:val="single" w:sz="6" w:space="0" w:color="auto"/>
+            </w:tcBorders>
+            <w:vAlign w:val="center"/>
+            <w:hideMark/>
+          </w:tcPr>
+          <w:p>
+            <w:pPr>
+              <w:spacing w:after="480"/>
+            </w:pPr>
+            <w:r>
+              <w:rPr>
+                <w:rStyle w:val="Strong"/>
+              </w:rPr>
+              <w:t>Can handle NaN?</w:t>
+            </w:r>
+          </w:p>
+        </w:tc>
+        <w:tc>
+          <w:tcPr>
+            <w:tcW w:w="0" w:type="auto"/>
+            <w:tcBorders>
+              <w:top w:val="single" w:sz="6" w:space="0" w:color="auto"/>
+              <w:left w:val="single" w:sz="6" w:space="0" w:color="auto"/>
+              <w:bottom w:val="single" w:sz="6" w:space="0" w:color="auto"/>
+              <w:right w:val="single" w:sz="6" w:space="0" w:color="auto"/>
+            </w:tcBorders>
+            <w:vAlign w:val="center"/>
+            <w:hideMark/>
+          </w:tcPr>
+          <w:p>
+            <w:pPr>
+              <w:spacing w:after="480"/>
+            </w:pPr>
+            <w:r>
+              <w:rPr>
+                <w:rStyle w:val="Strong"/>
+              </w:rPr>
+              <w:t>Result</w:t>
+            </w:r>
+          </w:p>
+        </w:tc>
+      </w:tr>
+      <w:tr>
+        <w:trPr>
+          <w:tblCellSpacing w:w="15" w:type="dxa"/>
+        </w:trPr>
+        <w:tc>
+          <w:tcPr>
+            <w:tcW w:w="0" w:type="auto"/>
+            <w:tcBorders>
+              <w:top w:val="single" w:sz="6" w:space="0" w:color="auto"/>
+              <w:left w:val="single" w:sz="6" w:space="0" w:color="auto"/>
+              <w:bottom w:val="single" w:sz="6" w:space="0" w:color="auto"/>
+              <w:right w:val="single" w:sz="6" w:space="0" w:color="auto"/>
+            </w:tcBorders>
+            <w:vAlign w:val="center"/>
+            <w:hideMark/>
+          </w:tcPr>
+          <w:p>
+            <w:pPr>
+              <w:spacing w:after="480"/>
+            </w:pPr>
+            <w:r>
+              <w:rPr>
+                <w:rStyle w:val="HTMLCode"/>
+                <w:rFonts w:eastAsiaTheme="minorHAnsi"/>
+                <w:b/>
+                <w:bCs/>
+              </w:rPr>
+              <w:t>int64</w:t>
+            </w:r>
+          </w:p>
+        </w:tc>
+        <w:tc>
+          <w:tcPr>
+            <w:tcW w:w="0" w:type="auto"/>
+            <w:tcBorders>
+              <w:top w:val="single" w:sz="6" w:space="0" w:color="auto"/>
+              <w:left w:val="single" w:sz="6" w:space="0" w:color="auto"/>
+              <w:bottom w:val="single" w:sz="6" w:space="0" w:color="auto"/>
+              <w:right w:val="single" w:sz="6" w:space="0" w:color="auto"/>
+            </w:tcBorders>
+            <w:vAlign w:val="center"/>
+            <w:hideMark/>
+          </w:tcPr>
+          <w:p>
+            <w:pPr>
+              <w:spacing w:after="480"/>
+            </w:pPr>
+            <w:r>
+              <w:t>Lowercase</w:t>
+            </w:r>
+          </w:p>
+        </w:tc>
+        <w:tc>
+          <w:tcPr>
+            <w:tcW w:w="0" w:type="auto"/>
+            <w:tcBorders>
+              <w:top w:val="single" w:sz="6" w:space="0" w:color="auto"/>
+              <w:left w:val="single" w:sz="6" w:space="0" w:color="auto"/>
+              <w:bottom w:val="single" w:sz="6" w:space="0" w:color="auto"/>
+              <w:right w:val="single" w:sz="6" w:space="0" w:color="auto"/>
+            </w:tcBorders>
+            <w:vAlign w:val="center"/>
+            <w:hideMark/>
+          </w:tcPr>
+          <w:p>
+            <w:pPr>
+              <w:spacing w:after="480"/>
+            </w:pPr>
+            <w:r>
+              <w:rPr>
+                <w:b/>
+                <w:bCs/>
+              </w:rPr>
+              <w:t>No</w:t>
+            </w:r>
+          </w:p>
+        </w:tc>
+        <w:tc>
+          <w:tcPr>
+            <w:tcW w:w="0" w:type="auto"/>
+            <w:tcBorders>
+              <w:top w:val="single" w:sz="6" w:space="0" w:color="auto"/>
+              <w:left w:val="single" w:sz="6" w:space="0" w:color="auto"/>
+              <w:bottom w:val="single" w:sz="6" w:space="0" w:color="auto"/>
+              <w:right w:val="single" w:sz="6" w:space="0" w:color="auto"/>
+            </w:tcBorders>
+            <w:vAlign w:val="center"/>
+            <w:hideMark/>
+          </w:tcPr>
+          <w:p>
+            <w:pPr>
+              <w:spacing w:after="480"/>
+            </w:pPr>
+            <w:r>
+              <w:t xml:space="preserve">Turns into </w:t>
+            </w:r>
+            <w:r>
+              <w:rPr>
+                <w:rStyle w:val="HTMLCode"/>
+                <w:rFonts w:eastAsiaTheme="minorHAnsi"/>
+              </w:rPr>
+              <w:t>float64</w:t>
+            </w:r>
+          </w:p>
+        </w:tc>
+      </w:tr>
+      <w:tr>
+        <w:trPr>
+          <w:tblCellSpacing w:w="15" w:type="dxa"/>
+        </w:trPr>
+        <w:tc>
+          <w:tcPr>
+            <w:tcW w:w="0" w:type="auto"/>
+            <w:tcBorders>
+              <w:top w:val="single" w:sz="6" w:space="0" w:color="auto"/>
+              <w:left w:val="single" w:sz="6" w:space="0" w:color="auto"/>
+              <w:bottom w:val="single" w:sz="6" w:space="0" w:color="auto"/>
+              <w:right w:val="single" w:sz="6" w:space="0" w:color="auto"/>
+            </w:tcBorders>
+            <w:vAlign w:val="center"/>
+            <w:hideMark/>
+          </w:tcPr>
+          <w:p>
+            <w:pPr>
+              <w:spacing w:after="480"/>
+            </w:pPr>
+            <w:r>
+              <w:rPr>
+                <w:rStyle w:val="HTMLCode"/>
+                <w:rFonts w:eastAsiaTheme="minorHAnsi"/>
+                <w:b/>
+                <w:bCs/>
+              </w:rPr>
+              <w:t>Int64</w:t>
+            </w:r>
+          </w:p>
+        </w:tc>
+        <w:tc>
+          <w:tcPr>
+            <w:tcW w:w="0" w:type="auto"/>
+            <w:tcBorders>
+              <w:top w:val="single" w:sz="6" w:space="0" w:color="auto"/>
+              <w:left w:val="single" w:sz="6" w:space="0" w:color="auto"/>
+              <w:bottom w:val="single" w:sz="6" w:space="0" w:color="auto"/>
+              <w:right w:val="single" w:sz="6" w:space="0" w:color="auto"/>
+            </w:tcBorders>
+            <w:vAlign w:val="center"/>
+            <w:hideMark/>
+          </w:tcPr>
+          <w:p>
+            <w:pPr>
+              <w:spacing w:after="480"/>
+            </w:pPr>
+            <w:r>
+              <w:rPr>
+                <w:b/>
+                <w:bCs/>
+              </w:rPr>
+              <w:t>Uppercase</w:t>
+            </w:r>
+          </w:p>
+        </w:tc>
+        <w:tc>
+          <w:tcPr>
+            <w:tcW w:w="0" w:type="auto"/>
+            <w:tcBorders>
+              <w:top w:val="single" w:sz="6" w:space="0" w:color="auto"/>
+              <w:left w:val="single" w:sz="6" w:space="0" w:color="auto"/>
+              <w:bottom w:val="single" w:sz="6" w:space="0" w:color="auto"/>
+              <w:right w:val="single" w:sz="6" w:space="0" w:color="auto"/>
+            </w:tcBorders>
+            <w:vAlign w:val="center"/>
+            <w:hideMark/>
+          </w:tcPr>
+          <w:p>
+            <w:pPr>
+              <w:spacing w:after="480"/>
+            </w:pPr>
+            <w:r>
+              <w:rPr>
+                <w:b/>
+                <w:bCs/>
+              </w:rPr>
+              <w:t>Yes</w:t>
+            </w:r>
+          </w:p>
+        </w:tc>
+        <w:tc>
+          <w:tcPr>
+            <w:tcW w:w="0" w:type="auto"/>
+            <w:tcBorders>
+              <w:top w:val="single" w:sz="6" w:space="0" w:color="auto"/>
+              <w:left w:val="single" w:sz="6" w:space="0" w:color="auto"/>
+              <w:bottom w:val="single" w:sz="6" w:space="0" w:color="auto"/>
+              <w:right w:val="single" w:sz="6" w:space="0" w:color="auto"/>
+            </w:tcBorders>
+            <w:vAlign w:val="center"/>
+            <w:hideMark/>
+          </w:tcPr>
+          <w:p>
+            <w:pPr>
+              <w:spacing w:after="480"/>
+            </w:pPr>
+            <w:r>
+              <w:t xml:space="preserve">Stays </w:t>
+            </w:r>
+            <w:r>
+              <w:rPr>
+                <w:rStyle w:val="HTMLCode"/>
+                <w:rFonts w:eastAsiaTheme="minorHAnsi"/>
+              </w:rPr>
+              <w:t>Int64</w:t>
+            </w:r>
+          </w:p>
+        </w:tc>
+      </w:tr>
+    </w:tbl>
+    <w:p>
+      <w:pPr>
+        <w:tabs>
+          <w:tab w:val="left" w:pos="916"/>
+          <w:tab w:val="left" w:pos="1832"/>
+          <w:tab w:val="left" w:pos="2748"/>
+          <w:tab w:val="left" w:pos="3664"/>
+          <w:tab w:val="left" w:pos="4580"/>
+          <w:tab w:val="left" w:pos="5496"/>
+          <w:tab w:val="left" w:pos="6412"/>
+          <w:tab w:val="left" w:pos="7328"/>
+          <w:tab w:val="left" w:pos="8244"/>
+          <w:tab w:val="left" w:pos="9160"/>
+          <w:tab w:val="left" w:pos="10076"/>
+          <w:tab w:val="left" w:pos="10992"/>
+          <w:tab w:val="left" w:pos="11908"/>
+          <w:tab w:val="left" w:pos="12824"/>
+          <w:tab w:val="left" w:pos="13740"/>
+          <w:tab w:val="left" w:pos="14656"/>
+        </w:tabs>
+        <w:spacing w:after="0" w:line="240" w:lineRule="auto"/>
+        <w:rPr>
+          <w:rFonts w:ascii="Courier New" w:eastAsia="Times New Roman" w:hAnsi="Courier New" w:cs="Courier New"/>
+          <w:sz w:val="20"/>
+          <w:szCs w:val="20"/>
+        </w:rPr>
+      </w:pPr>
+    </w:p>
+    <w:p>
+      <w:pPr>
+        <w:tabs>
+          <w:tab w:val="left" w:pos="916"/>
+          <w:tab w:val="left" w:pos="1832"/>
+          <w:tab w:val="left" w:pos="2748"/>
+          <w:tab w:val="left" w:pos="3664"/>
+          <w:tab w:val="left" w:pos="4580"/>
+          <w:tab w:val="left" w:pos="5496"/>
+          <w:tab w:val="left" w:pos="6412"/>
+          <w:tab w:val="left" w:pos="7328"/>
+          <w:tab w:val="left" w:pos="8244"/>
+          <w:tab w:val="left" w:pos="9160"/>
+          <w:tab w:val="left" w:pos="10076"/>
+          <w:tab w:val="left" w:pos="10992"/>
+          <w:tab w:val="left" w:pos="11908"/>
+          <w:tab w:val="left" w:pos="12824"/>
+          <w:tab w:val="left" w:pos="13740"/>
+          <w:tab w:val="left" w:pos="14656"/>
+        </w:tabs>
+        <w:spacing w:after="0" w:line="240" w:lineRule="auto"/>
+        <w:rPr>
+          <w:rFonts w:ascii="Courier New" w:eastAsia="Times New Roman" w:hAnsi="Courier New" w:cs="Courier New"/>
+          <w:sz w:val="20"/>
+          <w:szCs w:val="20"/>
+        </w:rPr>
+      </w:pPr>
+    </w:p>
+    <w:p>
+      <w:pPr>
+        <w:tabs>
+          <w:tab w:val="left" w:pos="916"/>
+          <w:tab w:val="left" w:pos="1832"/>
+          <w:tab w:val="left" w:pos="2748"/>
+          <w:tab w:val="left" w:pos="3664"/>
+          <w:tab w:val="left" w:pos="4580"/>
+          <w:tab w:val="left" w:pos="5496"/>
+          <w:tab w:val="left" w:pos="6412"/>
+          <w:tab w:val="left" w:pos="7328"/>
+          <w:tab w:val="left" w:pos="8244"/>
+          <w:tab w:val="left" w:pos="9160"/>
+          <w:tab w:val="left" w:pos="10076"/>
+          <w:tab w:val="left" w:pos="10992"/>
+          <w:tab w:val="left" w:pos="11908"/>
+          <w:tab w:val="left" w:pos="12824"/>
+          <w:tab w:val="left" w:pos="13740"/>
+          <w:tab w:val="left" w:pos="14656"/>
+        </w:tabs>
+        <w:spacing w:after="0" w:line="240" w:lineRule="auto"/>
+        <w:rPr>
+          <w:rFonts w:ascii="Courier New" w:eastAsia="Times New Roman" w:hAnsi="Courier New" w:cs="Courier New"/>
+          <w:sz w:val="20"/>
+          <w:szCs w:val="20"/>
+        </w:rPr>
+      </w:pPr>
+      <w:r>
+        <w:rPr>
+          <w:rFonts w:ascii="Courier New" w:eastAsia="Times New Roman" w:hAnsi="Courier New" w:cs="Courier New"/>
+          <w:sz w:val="20"/>
+          <w:szCs w:val="20"/>
+        </w:rPr>
+        <w:t># Force the nullable integer type</w:t>
+      </w:r>
+    </w:p>
+    <w:p>
+      <w:pPr>
+        <w:tabs>
+          <w:tab w:val="left" w:pos="916"/>
+          <w:tab w:val="left" w:pos="1832"/>
+          <w:tab w:val="left" w:pos="2748"/>
+          <w:tab w:val="left" w:pos="3664"/>
+          <w:tab w:val="left" w:pos="4580"/>
+          <w:tab w:val="left" w:pos="5496"/>
+          <w:tab w:val="left" w:pos="6412"/>
+          <w:tab w:val="left" w:pos="7328"/>
+          <w:tab w:val="left" w:pos="8244"/>
+          <w:tab w:val="left" w:pos="9160"/>
+          <w:tab w:val="left" w:pos="10076"/>
+          <w:tab w:val="left" w:pos="10992"/>
+          <w:tab w:val="left" w:pos="11908"/>
+          <w:tab w:val="left" w:pos="12824"/>
+          <w:tab w:val="left" w:pos="13740"/>
+          <w:tab w:val="left" w:pos="14656"/>
+        </w:tabs>
+        <w:spacing w:after="0" w:line="240" w:lineRule="auto"/>
+        <w:rPr>
+          <w:rFonts w:ascii="Courier New" w:eastAsia="Times New Roman" w:hAnsi="Courier New" w:cs="Courier New"/>
+          <w:sz w:val="20"/>
+          <w:szCs w:val="20"/>
+        </w:rPr>
+      </w:pPr>
+      <w:r>
+        <w:rPr>
+          <w:rFonts w:ascii="Courier New" w:eastAsia="Times New Roman" w:hAnsi="Courier New" w:cs="Courier New"/>
+          <w:sz w:val="20"/>
+          <w:szCs w:val="20"/>
+        </w:rPr>
+        <w:t>df = pd.DataFrame({'age': [25, 30, np.nan]}, dtype="Int64")</w:t>
+      </w:r>
+    </w:p>
+    <w:p>
+      <w:pPr>
+        <w:tabs>
+          <w:tab w:val="left" w:pos="916"/>
+          <w:tab w:val="left" w:pos="1832"/>
+          <w:tab w:val="left" w:pos="2748"/>
+          <w:tab w:val="left" w:pos="3664"/>
+          <w:tab w:val="left" w:pos="4580"/>
+          <w:tab w:val="left" w:pos="5496"/>
+          <w:tab w:val="left" w:pos="6412"/>
+          <w:tab w:val="left" w:pos="7328"/>
+          <w:tab w:val="left" w:pos="8244"/>
+          <w:tab w:val="left" w:pos="9160"/>
+          <w:tab w:val="left" w:pos="10076"/>
+          <w:tab w:val="left" w:pos="10992"/>
+          <w:tab w:val="left" w:pos="11908"/>
+          <w:tab w:val="left" w:pos="12824"/>
+          <w:tab w:val="left" w:pos="13740"/>
+          <w:tab w:val="left" w:pos="14656"/>
+        </w:tabs>
+        <w:spacing w:after="0" w:line="240" w:lineRule="auto"/>
+        <w:rPr>
+          <w:rFonts w:ascii="Courier New" w:eastAsia="Times New Roman" w:hAnsi="Courier New" w:cs="Courier New"/>
+          <w:sz w:val="20"/>
+          <w:szCs w:val="20"/>
+        </w:rPr>
+      </w:pPr>
+    </w:p>
+    <w:p>
+      <w:pPr>
+        <w:tabs>
+          <w:tab w:val="left" w:pos="916"/>
+          <w:tab w:val="left" w:pos="1832"/>
+          <w:tab w:val="left" w:pos="2748"/>
+          <w:tab w:val="left" w:pos="3664"/>
+          <w:tab w:val="left" w:pos="4580"/>
+          <w:tab w:val="left" w:pos="5496"/>
+          <w:tab w:val="left" w:pos="6412"/>
+          <w:tab w:val="left" w:pos="7328"/>
+          <w:tab w:val="left" w:pos="8244"/>
+          <w:tab w:val="left" w:pos="9160"/>
+          <w:tab w:val="left" w:pos="10076"/>
+          <w:tab w:val="left" w:pos="10992"/>
+          <w:tab w:val="left" w:pos="11908"/>
+          <w:tab w:val="left" w:pos="12824"/>
+          <w:tab w:val="left" w:pos="13740"/>
+          <w:tab w:val="left" w:pos="14656"/>
+        </w:tabs>
+        <w:spacing w:after="0" w:line="240" w:lineRule="auto"/>
+        <w:rPr>
+          <w:rFonts w:ascii="Courier New" w:eastAsia="Times New Roman" w:hAnsi="Courier New" w:cs="Courier New"/>
+          <w:sz w:val="20"/>
+          <w:szCs w:val="20"/>
+        </w:rPr>
+      </w:pPr>
+      <w:r>
+        <w:rPr>
+          <w:rFonts w:ascii="Courier New" w:eastAsia="Times New Roman" w:hAnsi="Courier New" w:cs="Courier New"/>
+          <w:sz w:val="20"/>
+          <w:szCs w:val="20"/>
+        </w:rPr>
+        <w:t>print(df['age'])</w:t>
+      </w:r>
+    </w:p>
+    <w:p>
+      <w:pPr>
+        <w:tabs>
+          <w:tab w:val="left" w:pos="916"/>
+          <w:tab w:val="left" w:pos="1832"/>
+          <w:tab w:val="left" w:pos="2748"/>
+          <w:tab w:val="left" w:pos="3664"/>
+          <w:tab w:val="left" w:pos="4580"/>
+          <w:tab w:val="left" w:pos="5496"/>
+          <w:tab w:val="left" w:pos="6412"/>
+          <w:tab w:val="left" w:pos="7328"/>
+          <w:tab w:val="left" w:pos="8244"/>
+          <w:tab w:val="left" w:pos="9160"/>
+          <w:tab w:val="left" w:pos="10076"/>
+          <w:tab w:val="left" w:pos="10992"/>
+          <w:tab w:val="left" w:pos="11908"/>
+          <w:tab w:val="left" w:pos="12824"/>
+          <w:tab w:val="left" w:pos="13740"/>
+          <w:tab w:val="left" w:pos="14656"/>
+        </w:tabs>
+        <w:spacing w:after="0" w:line="240" w:lineRule="auto"/>
+        <w:rPr>
+          <w:rFonts w:ascii="Courier New" w:eastAsia="Times New Roman" w:hAnsi="Courier New" w:cs="Courier New"/>
+          <w:sz w:val="20"/>
+          <w:szCs w:val="20"/>
+        </w:rPr>
+      </w:pPr>
+      <w:r>
+        <w:rPr>
+          <w:rFonts w:ascii="Courier New" w:eastAsia="Times New Roman" w:hAnsi="Courier New" w:cs="Courier New"/>
+          <w:sz w:val="20"/>
+          <w:szCs w:val="20"/>
+        </w:rPr>
+        <w:t># 0      25</w:t>
+      </w:r>
+    </w:p>
+    <w:p>
+      <w:pPr>
+        <w:tabs>
+          <w:tab w:val="left" w:pos="916"/>
+          <w:tab w:val="left" w:pos="1832"/>
+          <w:tab w:val="left" w:pos="2748"/>
+          <w:tab w:val="left" w:pos="3664"/>
+          <w:tab w:val="left" w:pos="4580"/>
+          <w:tab w:val="left" w:pos="5496"/>
+          <w:tab w:val="left" w:pos="6412"/>
+          <w:tab w:val="left" w:pos="7328"/>
+          <w:tab w:val="left" w:pos="8244"/>
+          <w:tab w:val="left" w:pos="9160"/>
+          <w:tab w:val="left" w:pos="10076"/>
+          <w:tab w:val="left" w:pos="10992"/>
+          <w:tab w:val="left" w:pos="11908"/>
+          <w:tab w:val="left" w:pos="12824"/>
+          <w:tab w:val="left" w:pos="13740"/>
+          <w:tab w:val="left" w:pos="14656"/>
+        </w:tabs>
+        <w:spacing w:after="0" w:line="240" w:lineRule="auto"/>
+        <w:rPr>
+          <w:rFonts w:ascii="Courier New" w:eastAsia="Times New Roman" w:hAnsi="Courier New" w:cs="Courier New"/>
+          <w:sz w:val="20"/>
+          <w:szCs w:val="20"/>
+        </w:rPr>
+      </w:pPr>
+      <w:r>
+        <w:rPr>
+          <w:rFonts w:ascii="Courier New" w:eastAsia="Times New Roman" w:hAnsi="Courier New" w:cs="Courier New"/>
+          <w:sz w:val="20"/>
+          <w:szCs w:val="20"/>
+        </w:rPr>
+        <w:t># 1      30</w:t>
+      </w:r>
+    </w:p>
+    <w:p>
+      <w:pPr>
+        <w:tabs>
+          <w:tab w:val="left" w:pos="916"/>
+          <w:tab w:val="left" w:pos="1832"/>
+          <w:tab w:val="left" w:pos="2748"/>
+          <w:tab w:val="left" w:pos="3664"/>
+          <w:tab w:val="left" w:pos="4580"/>
+          <w:tab w:val="left" w:pos="5496"/>
+          <w:tab w:val="left" w:pos="6412"/>
+          <w:tab w:val="left" w:pos="7328"/>
+          <w:tab w:val="left" w:pos="8244"/>
+          <w:tab w:val="left" w:pos="9160"/>
+          <w:tab w:val="left" w:pos="10076"/>
+          <w:tab w:val="left" w:pos="10992"/>
+          <w:tab w:val="left" w:pos="11908"/>
+          <w:tab w:val="left" w:pos="12824"/>
+          <w:tab w:val="left" w:pos="13740"/>
+          <w:tab w:val="left" w:pos="14656"/>
+        </w:tabs>
+        <w:spacing w:after="0" w:line="240" w:lineRule="auto"/>
+        <w:rPr>
+          <w:rFonts w:ascii="Courier New" w:eastAsia="Times New Roman" w:hAnsi="Courier New" w:cs="Courier New"/>
+          <w:sz w:val="20"/>
+          <w:szCs w:val="20"/>
+        </w:rPr>
+      </w:pPr>
+      <w:r>
+        <w:rPr>
+          <w:rFonts w:ascii="Courier New" w:eastAsia="Times New Roman" w:hAnsi="Courier New" w:cs="Courier New"/>
+          <w:sz w:val="20"/>
+          <w:szCs w:val="20"/>
+        </w:rPr>
+        <w:t># 2    &lt;NA&gt;</w:t>
+      </w:r>
+    </w:p>
+    <w:p>
+      <w:pPr>
+        <w:tabs>
+          <w:tab w:val="left" w:pos="916"/>
+          <w:tab w:val="left" w:pos="1832"/>
+          <w:tab w:val="left" w:pos="2748"/>
+          <w:tab w:val="left" w:pos="3664"/>
+          <w:tab w:val="left" w:pos="4580"/>
+          <w:tab w:val="left" w:pos="5496"/>
+          <w:tab w:val="left" w:pos="6412"/>
+          <w:tab w:val="left" w:pos="7328"/>
+          <w:tab w:val="left" w:pos="8244"/>
+          <w:tab w:val="left" w:pos="9160"/>
+          <w:tab w:val="left" w:pos="10076"/>
+          <w:tab w:val="left" w:pos="10992"/>
+          <w:tab w:val="left" w:pos="11908"/>
+          <w:tab w:val="left" w:pos="12824"/>
+          <w:tab w:val="left" w:pos="13740"/>
+          <w:tab w:val="left" w:pos="14656"/>
+        </w:tabs>
+        <w:spacing w:after="0" w:line="240" w:lineRule="auto"/>
+        <w:rPr>
+          <w:rFonts w:ascii="Courier New" w:eastAsia="Times New Roman" w:hAnsi="Courier New" w:cs="Courier New"/>
+          <w:sz w:val="20"/>
+          <w:szCs w:val="20"/>
+        </w:rPr>
+      </w:pPr>
+      <w:r>
+        <w:rPr>
+          <w:rFonts w:ascii="Courier New" w:eastAsia="Times New Roman" w:hAnsi="Courier New" w:cs="Courier New"/>
+          <w:sz w:val="20"/>
+          <w:szCs w:val="20"/>
+        </w:rPr>
+        <w:t># Name: age, dtype: Int64</w:t>
+      </w:r>
+    </w:p>
+    <w:p>
+      <w:pPr>
+        <w:spacing w:after="0" w:line="240" w:lineRule="auto"/>
+        <w:rPr>
+          <w:rFonts w:ascii="Times New Roman" w:eastAsia="Times New Roman" w:hAnsi="Times New Roman" w:cs="Times New Roman"/>
+          <w:sz w:val="24"/>
+          <w:szCs w:val="24"/>
+        </w:rPr>
+      </w:pPr>
+      <w:r>
+        <w:rPr>
+          <w:rFonts w:ascii="Times New Roman" w:eastAsia="Times New Roman" w:hAnsi="Times New Roman" w:cs="Times New Roman"/>
+          <w:sz w:val="24"/>
+          <w:szCs w:val="24"/>
+        </w:rPr>
+        <w:pict w14:anchorId="7CE235FC">
+          <v:rect id="_x0000_i1030" style="width:0;height:1.5pt" o:hralign="center" o:hrstd="t" o:hr="t" fillcolor="#a0a0a0" stroked="f"/>
+        </w:pict>
+      </w:r>
+    </w:p>
+    <w:p>
+      <w:pPr>
+        <w:spacing w:before="100" w:beforeAutospacing="1" w:after="100" w:afterAutospacing="1" w:line="240" w:lineRule="auto"/>
+        <w:outlineLvl w:val="2"/>
+        <w:rPr>
+          <w:rFonts w:ascii="Times New Roman" w:eastAsia="Times New Roman" w:hAnsi="Times New Roman" w:cs="Times New Roman"/>
+          <w:b/>
+          <w:bCs/>
+          <w:sz w:val="27"/>
+          <w:szCs w:val="27"/>
+        </w:rPr>
+      </w:pPr>
+      <w:r>
+        <w:rPr>
+          <w:rFonts w:ascii="Times New Roman" w:eastAsia="Times New Roman" w:hAnsi="Times New Roman" w:cs="Times New Roman"/>
+          <w:b/>
+          <w:bCs/>
+          <w:sz w:val="27"/>
+          <w:szCs w:val="27"/>
+        </w:rPr>
+        <w:t>Why this matters for your "Strict Dtype" logic:</w:t>
+      </w:r>
+    </w:p>
+    <w:p>
+      <w:pPr>
+        <w:numPr>
+          <w:ilvl w:val="0"/>
+          <w:numId w:val="4"/>
+        </w:numPr>
+        <w:spacing w:before="100" w:beforeAutospacing="1" w:after="100" w:afterAutospacing="1" w:line="240" w:lineRule="auto"/>
+        <w:rPr>
+          <w:rFonts w:ascii="Times New Roman" w:eastAsia="Times New Roman" w:hAnsi="Times New Roman" w:cs="Times New Roman"/>
+          <w:sz w:val="24"/>
+          <w:szCs w:val="24"/>
+        </w:rPr>
+      </w:pPr>
+      <w:r>
+        <w:rPr>
+          <w:rFonts w:ascii="Times New Roman" w:eastAsia="Times New Roman" w:hAnsi="Times New Roman" w:cs="Times New Roman"/>
+          <w:b/>
+          <w:bCs/>
+          <w:sz w:val="24"/>
+          <w:szCs w:val="24"/>
+        </w:rPr>
+        <w:lastRenderedPageBreak/>
+        <w:t>Memory:</w:t>
+      </w:r>
+      <w:r>
+        <w:rPr>
+          <w:rFonts w:ascii="Times New Roman" w:eastAsia="Times New Roman" w:hAnsi="Times New Roman" w:cs="Times New Roman"/>
+          <w:sz w:val="24"/>
+          <w:szCs w:val="24"/>
+        </w:rPr>
+        <w:t xml:space="preserve"> </w:t>
+      </w:r>
+      <w:r>
+        <w:rPr>
+          <w:rFonts w:ascii="Courier New" w:eastAsia="Times New Roman" w:hAnsi="Courier New" w:cs="Courier New"/>
+          <w:sz w:val="20"/>
+          <w:szCs w:val="20"/>
+        </w:rPr>
+        <w:t>float64</w:t>
+      </w:r>
+      <w:r>
+        <w:rPr>
+          <w:rFonts w:ascii="Times New Roman" w:eastAsia="Times New Roman" w:hAnsi="Times New Roman" w:cs="Times New Roman"/>
+          <w:sz w:val="24"/>
+          <w:szCs w:val="24"/>
+        </w:rPr>
+        <w:t xml:space="preserve"> takes up much more space than smaller integer types (like </w:t>
+      </w:r>
+      <w:r>
+        <w:rPr>
+          <w:rFonts w:ascii="Courier New" w:eastAsia="Times New Roman" w:hAnsi="Courier New" w:cs="Courier New"/>
+          <w:sz w:val="20"/>
+          <w:szCs w:val="20"/>
+        </w:rPr>
+        <w:t>Int8</w:t>
+      </w:r>
+      <w:r>
+        <w:rPr>
+          <w:rFonts w:ascii="Times New Roman" w:eastAsia="Times New Roman" w:hAnsi="Times New Roman" w:cs="Times New Roman"/>
+          <w:sz w:val="24"/>
+          <w:szCs w:val="24"/>
+        </w:rPr>
+        <w:t>).</w:t>
+      </w:r>
+    </w:p>
+    <w:p>
+      <w:pPr>
+        <w:numPr>
+          <w:ilvl w:val="0"/>
+          <w:numId w:val="4"/>
+        </w:numPr>
+        <w:spacing w:before="100" w:beforeAutospacing="1" w:after="100" w:afterAutospacing="1" w:line="240" w:lineRule="auto"/>
+        <w:rPr>
+          <w:rFonts w:ascii="Times New Roman" w:eastAsia="Times New Roman" w:hAnsi="Times New Roman" w:cs="Times New Roman"/>
+          <w:sz w:val="24"/>
+          <w:szCs w:val="24"/>
+        </w:rPr>
+      </w:pPr>
+      <w:r>
+        <w:rPr>
+          <w:rFonts w:ascii="Times New Roman" w:eastAsia="Times New Roman" w:hAnsi="Times New Roman" w:cs="Times New Roman"/>
+          <w:b/>
+          <w:bCs/>
+          <w:sz w:val="24"/>
+          <w:szCs w:val="24"/>
+        </w:rPr>
+        <w:t>Accuracy:</w:t>
+      </w:r>
+      <w:r>
+        <w:rPr>
+          <w:rFonts w:ascii="Times New Roman" w:eastAsia="Times New Roman" w:hAnsi="Times New Roman" w:cs="Times New Roman"/>
+          <w:sz w:val="24"/>
+          <w:szCs w:val="24"/>
+        </w:rPr>
+        <w:t xml:space="preserve"> Integers are exact; floats can have rounding errors.</w:t>
+      </w:r>
+    </w:p>
+    <w:p>
+      <w:pPr>
+        <w:numPr>
+          <w:ilvl w:val="0"/>
+          <w:numId w:val="4"/>
+        </w:numPr>
+        <w:spacing w:before="100" w:beforeAutospacing="1" w:after="100" w:afterAutospacing="1" w:line="240" w:lineRule="auto"/>
+        <w:rPr>
+          <w:rFonts w:ascii="Times New Roman" w:eastAsia="Times New Roman" w:hAnsi="Times New Roman" w:cs="Times New Roman"/>
+          <w:sz w:val="24"/>
+          <w:szCs w:val="24"/>
+        </w:rPr>
+      </w:pPr>
+      <w:r>
+        <w:rPr>
+          <w:rFonts w:ascii="Times New Roman" w:eastAsia="Times New Roman" w:hAnsi="Times New Roman" w:cs="Times New Roman"/>
+          <w:b/>
+          <w:bCs/>
+          <w:sz w:val="24"/>
+          <w:szCs w:val="24"/>
+        </w:rPr>
+        <w:t>Cleanliness:</w:t>
+      </w:r>
+      <w:r>
+        <w:rPr>
+          <w:rFonts w:ascii="Times New Roman" w:eastAsia="Times New Roman" w:hAnsi="Times New Roman" w:cs="Times New Roman"/>
+          <w:sz w:val="24"/>
+          <w:szCs w:val="24"/>
+        </w:rPr>
+        <w:t xml:space="preserve"> It prevents your "Age" or "ID" columns from suddenly looking like </w:t>
+      </w:r>
+      <w:r>
+        <w:rPr>
+          <w:rFonts w:ascii="Courier New" w:eastAsia="Times New Roman" w:hAnsi="Courier New" w:cs="Courier New"/>
+          <w:sz w:val="20"/>
+          <w:szCs w:val="20"/>
+        </w:rPr>
+        <w:t>25.0</w:t>
+      </w:r>
+      <w:r>
+        <w:rPr>
+          <w:rFonts w:ascii="Times New Roman" w:eastAsia="Times New Roman" w:hAnsi="Times New Roman" w:cs="Times New Roman"/>
+          <w:sz w:val="24"/>
+          <w:szCs w:val="24"/>
+        </w:rPr>
+        <w:t>.</w:t>
+      </w:r>
+    </w:p>
+    <w:p>
+      <w:pPr>
+        <w:spacing w:before="100" w:beforeAutospacing="1" w:after="100" w:afterAutospacing="1" w:line="240" w:lineRule="auto"/>
+        <w:outlineLvl w:val="2"/>
+        <w:rPr>
+          <w:rFonts w:ascii="Times New Roman" w:eastAsia="Times New Roman" w:hAnsi="Times New Roman" w:cs="Times New Roman"/>
+          <w:b/>
+          <w:bCs/>
+          <w:sz w:val="27"/>
+          <w:szCs w:val="27"/>
+        </w:rPr>
+      </w:pPr>
+      <w:r>
+        <w:rPr>
+          <w:rFonts w:ascii="Times New Roman" w:eastAsia="Times New Roman" w:hAnsi="Times New Roman" w:cs="Times New Roman"/>
+          <w:b/>
+          <w:bCs/>
+          <w:sz w:val="27"/>
+          <w:szCs w:val="27"/>
+        </w:rPr>
+        <w:t>Summary of the "Nullable" family:</w:t>
+      </w:r>
+    </w:p>
+    <w:p>
+      <w:pPr>
+        <w:numPr>
+          <w:ilvl w:val="0"/>
+          <w:numId w:val="5"/>
+        </w:numPr>
+        <w:spacing w:before="100" w:beforeAutospacing="1" w:after="100" w:afterAutospacing="1" w:line="240" w:lineRule="auto"/>
+        <w:rPr>
+          <w:rFonts w:ascii="Times New Roman" w:eastAsia="Times New Roman" w:hAnsi="Times New Roman" w:cs="Times New Roman"/>
+          <w:sz w:val="24"/>
+          <w:szCs w:val="24"/>
+        </w:rPr>
+      </w:pPr>
+      <w:r>
+        <w:rPr>
+          <w:rFonts w:ascii="Times New Roman" w:eastAsia="Times New Roman" w:hAnsi="Times New Roman" w:cs="Times New Roman"/>
+          <w:b/>
+          <w:bCs/>
+          <w:sz w:val="24"/>
+          <w:szCs w:val="24"/>
+        </w:rPr>
+        <w:t>Strings:</w:t>
+      </w:r>
+      <w:r>
+        <w:rPr>
+          <w:rFonts w:ascii="Times New Roman" w:eastAsia="Times New Roman" w:hAnsi="Times New Roman" w:cs="Times New Roman"/>
+          <w:sz w:val="24"/>
+          <w:szCs w:val="24"/>
+        </w:rPr>
+        <w:t xml:space="preserve"> </w:t>
+      </w:r>
+      <w:r>
+        <w:rPr>
+          <w:rFonts w:ascii="Courier New" w:eastAsia="Times New Roman" w:hAnsi="Courier New" w:cs="Courier New"/>
+          <w:sz w:val="20"/>
+          <w:szCs w:val="20"/>
+        </w:rPr>
+        <w:t>string</w:t>
+      </w:r>
+      <w:r>
+        <w:rPr>
+          <w:rFonts w:ascii="Times New Roman" w:eastAsia="Times New Roman" w:hAnsi="Times New Roman" w:cs="Times New Roman"/>
+          <w:sz w:val="24"/>
+          <w:szCs w:val="24"/>
+        </w:rPr>
+        <w:t xml:space="preserve"> (Newer, better than </w:t>
+      </w:r>
+      <w:r>
+        <w:rPr>
+          <w:rFonts w:ascii="Courier New" w:eastAsia="Times New Roman" w:hAnsi="Courier New" w:cs="Courier New"/>
+          <w:sz w:val="20"/>
+          <w:szCs w:val="20"/>
+        </w:rPr>
+        <w:t>object</w:t>
+      </w:r>
+      <w:r>
+        <w:rPr>
+          <w:rFonts w:ascii="Times New Roman" w:eastAsia="Times New Roman" w:hAnsi="Times New Roman" w:cs="Times New Roman"/>
+          <w:sz w:val="24"/>
+          <w:szCs w:val="24"/>
+        </w:rPr>
+        <w:t>)</w:t>
+      </w:r>
+    </w:p>
+    <w:p>
+      <w:pPr>
+        <w:numPr>
+          <w:ilvl w:val="0"/>
+          <w:numId w:val="5"/>
+        </w:numPr>
+        <w:spacing w:before="100" w:beforeAutospacing="1" w:after="100" w:afterAutospacing="1" w:line="240" w:lineRule="auto"/>
+        <w:rPr>
+          <w:rFonts w:ascii="Times New Roman" w:eastAsia="Times New Roman" w:hAnsi="Times New Roman" w:cs="Times New Roman"/>
+          <w:sz w:val="24"/>
+          <w:szCs w:val="24"/>
+        </w:rPr>
+      </w:pPr>
+      <w:r>
+        <w:rPr>
+          <w:rFonts w:ascii="Times New Roman" w:eastAsia="Times New Roman" w:hAnsi="Times New Roman" w:cs="Times New Roman"/>
+          <w:b/>
+          <w:bCs/>
+          <w:sz w:val="24"/>
+          <w:szCs w:val="24"/>
+        </w:rPr>
+        <w:t>Booleans:</w:t>
+      </w:r>
+      <w:r>
+        <w:rPr>
+          <w:rFonts w:ascii="Times New Roman" w:eastAsia="Times New Roman" w:hAnsi="Times New Roman" w:cs="Times New Roman"/>
+          <w:sz w:val="24"/>
+          <w:szCs w:val="24"/>
+        </w:rPr>
+        <w:t xml:space="preserve"> </w:t>
+      </w:r>
+      <w:r>
+        <w:rPr>
+          <w:rFonts w:ascii="Courier New" w:eastAsia="Times New Roman" w:hAnsi="Courier New" w:cs="Courier New"/>
+          <w:sz w:val="20"/>
+          <w:szCs w:val="20"/>
+        </w:rPr>
+        <w:t>boolean</w:t>
+      </w:r>
+      <w:r>
+        <w:rPr>
+          <w:rFonts w:ascii="Times New Roman" w:eastAsia="Times New Roman" w:hAnsi="Times New Roman" w:cs="Times New Roman"/>
+          <w:sz w:val="24"/>
+          <w:szCs w:val="24"/>
+        </w:rPr>
+        <w:t xml:space="preserve"> (Allows </w:t>
+      </w:r>
+      <w:r>
+        <w:rPr>
+          <w:rFonts w:ascii="Courier New" w:eastAsia="Times New Roman" w:hAnsi="Courier New" w:cs="Courier New"/>
+          <w:sz w:val="20"/>
+          <w:szCs w:val="20"/>
+        </w:rPr>
+        <w:t>True</w:t>
+      </w:r>
+      <w:r>
+        <w:rPr>
+          <w:rFonts w:ascii="Times New Roman" w:eastAsia="Times New Roman" w:hAnsi="Times New Roman" w:cs="Times New Roman"/>
+          <w:sz w:val="24"/>
+          <w:szCs w:val="24"/>
+        </w:rPr>
+        <w:t xml:space="preserve">, </w:t>
+      </w:r>
+      <w:r>
+        <w:rPr>
+          <w:rFonts w:ascii="Courier New" w:eastAsia="Times New Roman" w:hAnsi="Courier New" w:cs="Courier New"/>
+          <w:sz w:val="20"/>
+          <w:szCs w:val="20"/>
+        </w:rPr>
+        <w:t>False</w:t>
+      </w:r>
+      <w:r>
+        <w:rPr>
+          <w:rFonts w:ascii="Times New Roman" w:eastAsia="Times New Roman" w:hAnsi="Times New Roman" w:cs="Times New Roman"/>
+          <w:sz w:val="24"/>
+          <w:szCs w:val="24"/>
+        </w:rPr>
+        <w:t xml:space="preserve">, and </w:t>
+      </w:r>
+      <w:r>
+        <w:rPr>
+          <w:rFonts w:ascii="Courier New" w:eastAsia="Times New Roman" w:hAnsi="Courier New" w:cs="Courier New"/>
+          <w:sz w:val="20"/>
+          <w:szCs w:val="20"/>
+        </w:rPr>
+        <w:t>&lt;NA&gt;</w:t>
+      </w:r>
+      <w:r>
+        <w:rPr>
+          <w:rFonts w:ascii="Times New Roman" w:eastAsia="Times New Roman" w:hAnsi="Times New Roman" w:cs="Times New Roman"/>
+          <w:sz w:val="24"/>
+          <w:szCs w:val="24"/>
+        </w:rPr>
+        <w:t>)</w:t>
+      </w:r>
+    </w:p>
+    <w:p>
+      <w:pPr>
+        <w:numPr>
+          <w:ilvl w:val="0"/>
+          <w:numId w:val="5"/>
+        </w:numPr>
+        <w:spacing w:before="100" w:beforeAutospacing="1" w:after="100" w:afterAutospacing="1" w:line="240" w:lineRule="auto"/>
+        <w:rPr>
+          <w:rFonts w:ascii="Times New Roman" w:eastAsia="Times New Roman" w:hAnsi="Times New Roman" w:cs="Times New Roman"/>
+          <w:sz w:val="24"/>
+          <w:szCs w:val="24"/>
+        </w:rPr>
+      </w:pPr>
+      <w:r>
+        <w:rPr>
+          <w:rFonts w:ascii="Times New Roman" w:eastAsia="Times New Roman" w:hAnsi="Times New Roman" w:cs="Times New Roman"/>
+          <w:b/>
+          <w:bCs/>
+          <w:sz w:val="24"/>
+          <w:szCs w:val="24"/>
+        </w:rPr>
+        <w:t>Integers:</w:t>
+      </w:r>
+      <w:r>
+        <w:rPr>
+          <w:rFonts w:ascii="Times New Roman" w:eastAsia="Times New Roman" w:hAnsi="Times New Roman" w:cs="Times New Roman"/>
+          <w:sz w:val="24"/>
+          <w:szCs w:val="24"/>
+        </w:rPr>
+        <w:t xml:space="preserve"> </w:t>
+      </w:r>
+      <w:r>
+        <w:rPr>
+          <w:rFonts w:ascii="Courier New" w:eastAsia="Times New Roman" w:hAnsi="Courier New" w:cs="Courier New"/>
+          <w:sz w:val="20"/>
+          <w:szCs w:val="20"/>
+        </w:rPr>
+        <w:t>Int64</w:t>
+      </w:r>
+      <w:r>
+        <w:rPr>
+          <w:rFonts w:ascii="Times New Roman" w:eastAsia="Times New Roman" w:hAnsi="Times New Roman" w:cs="Times New Roman"/>
+          <w:sz w:val="24"/>
+          <w:szCs w:val="24"/>
+        </w:rPr>
+        <w:t xml:space="preserve"> (Allows integers and </w:t>
+      </w:r>
+      <w:r>
+        <w:rPr>
+          <w:rFonts w:ascii="Courier New" w:eastAsia="Times New Roman" w:hAnsi="Courier New" w:cs="Courier New"/>
+          <w:sz w:val="20"/>
+          <w:szCs w:val="20"/>
+        </w:rPr>
+        <w:t>&lt;NA&gt;</w:t>
+      </w:r>
+      <w:r>
+        <w:rPr>
+          <w:rFonts w:ascii="Times New Roman" w:eastAsia="Times New Roman" w:hAnsi="Times New Roman" w:cs="Times New Roman"/>
+          <w:sz w:val="24"/>
+          <w:szCs w:val="24"/>
+        </w:rPr>
+        <w:t>)</w:t>
+      </w:r>
+    </w:p>
+    <w:p>
+      <w:pPr>
+        <w:spacing w:before="100" w:beforeAutospacing="1" w:after="100" w:afterAutospacing="1" w:line="240" w:lineRule="auto"/>
+        <w:rPr>
+          <w:rFonts w:ascii="Times New Roman" w:eastAsia="Times New Roman" w:hAnsi="Times New Roman" w:cs="Times New Roman"/>
+          <w:sz w:val="24"/>
+          <w:szCs w:val="24"/>
+        </w:rPr>
+      </w:pPr>
+    </w:p>
+    <w:p>
+      <w:r>
+        <w:t>---</w:t>
+      </w:r>
+    </w:p>
+    <w:p>
+      <w:pPr>
+        <w:pStyle w:val="NormalWeb"/>
+      </w:pPr>
+      <w:r>
+        <w:t xml:space="preserve">To distinguish between what a </w:t>
+      </w:r>
+      <w:r>
+        <w:rPr>
+          <w:b/>
+          <w:bCs/>
+        </w:rPr>
+        <w:t>DataFrame</w:t>
+      </w:r>
+      <w:r>
+        <w:t xml:space="preserve"> (the table) and a </w:t>
+      </w:r>
+      <w:r>
+        <w:rPr>
+          <w:b/>
+          <w:bCs/>
+        </w:rPr>
+        <w:t>Series</w:t>
+      </w:r>
+      <w:r>
+        <w:t xml:space="preserve"> (the column) can do, it helps to think about their "shape" and "intent."</w:t>
+      </w:r>
+    </w:p>
+    <w:p>
+      <w:pPr>
+        <w:pStyle w:val="NormalWeb"/>
+      </w:pPr>
+      <w:r>
+        <w:t xml:space="preserve">A </w:t>
+      </w:r>
+      <w:r>
+        <w:rPr>
+          <w:b/>
+          <w:bCs/>
+        </w:rPr>
+        <w:t>DataFrame</w:t>
+      </w:r>
+      <w:r>
+        <w:t xml:space="preserve"> is built to manage relationships </w:t>
+      </w:r>
+      <w:r>
+        <w:rPr>
+          <w:i/>
+          <w:iCs/>
+        </w:rPr>
+        <w:t>between</w:t>
+      </w:r>
+      <w:r>
+        <w:t xml:space="preserve"> columns, while a </w:t>
+      </w:r>
+      <w:r>
+        <w:rPr>
+          <w:b/>
+          <w:bCs/>
+        </w:rPr>
+        <w:t>Series</w:t>
+      </w:r>
+      <w:r>
+        <w:t xml:space="preserve"> is built to perform operations </w:t>
+      </w:r>
+      <w:r>
+        <w:rPr>
+          <w:i/>
+          <w:iCs/>
+        </w:rPr>
+        <w:t>along</w:t>
+      </w:r>
+      <w:r>
+        <w:t xml:space="preserve"> a single sequence.</w:t>
+      </w:r>
+    </w:p>
+    <w:p>
+      <w:r>
+        <w:pict w14:anchorId="2BC87D2E">
+          <v:rect id="_x0000_i1032" style="width:0;height:1.5pt" o:hralign="center" o:hrstd="t" o:hr="t" fillcolor="#a0a0a0" stroked="f"/>
+        </w:pict>
+      </w:r>
+    </w:p>
+    <w:p>
+      <w:pPr>
+        <w:pStyle w:val="Heading3"/>
+      </w:pPr>
+      <w:r>
+        <w:t>1. The "Logic" Test (Mental Shortcut)</w:t>
+      </w:r>
+    </w:p>
+    <w:p>
+      <w:pPr>
+        <w:pStyle w:val="NormalWeb"/>
+      </w:pPr>
+      <w:r>
+        <w:t xml:space="preserve">You can usually guess where a function belongs by asking: </w:t>
+      </w:r>
+      <w:r>
+        <w:rPr>
+          <w:b/>
+          <w:bCs/>
+        </w:rPr>
+        <w:t>"Does this operation need to know about multiple columns?"</w:t>
+      </w:r>
+    </w:p>
+    <w:p>
+      <w:pPr>
+        <w:pStyle w:val="NormalWeb"/>
+        <w:numPr>
+          <w:ilvl w:val="0"/>
+          <w:numId w:val="6"/>
+        </w:numPr>
+      </w:pPr>
+      <w:r>
+        <w:rPr>
+          <w:b/>
+          <w:bCs/>
+        </w:rPr>
+        <w:t>DataFrame Only:</w:t>
+      </w:r>
+      <w:r>
+        <w:t xml:space="preserve"> Functions involving coordination across different columns.</w:t>
+      </w:r>
+    </w:p>
+    <w:p>
+      <w:pPr>
+        <w:pStyle w:val="NormalWeb"/>
+        <w:numPr>
+          <w:ilvl w:val="1"/>
+          <w:numId w:val="6"/>
+        </w:numPr>
+      </w:pPr>
+      <w:r>
+        <w:rPr>
+          <w:rStyle w:val="HTMLCode"/>
+        </w:rPr>
+        <w:t>merge()</w:t>
+      </w:r>
+      <w:r>
+        <w:t xml:space="preserve">, </w:t>
+      </w:r>
+      <w:r>
+        <w:rPr>
+          <w:rStyle w:val="HTMLCode"/>
+        </w:rPr>
+        <w:t>join()</w:t>
+      </w:r>
+      <w:r>
+        <w:t xml:space="preserve"> (Combining tables)</w:t>
+      </w:r>
+    </w:p>
+    <w:p>
+      <w:pPr>
+        <w:pStyle w:val="NormalWeb"/>
+        <w:numPr>
+          <w:ilvl w:val="1"/>
+          <w:numId w:val="6"/>
+        </w:numPr>
+      </w:pPr>
+      <w:r>
+        <w:rPr>
+          <w:rStyle w:val="HTMLCode"/>
+        </w:rPr>
+        <w:t>pivot()</w:t>
+      </w:r>
+      <w:r>
+        <w:t xml:space="preserve">, </w:t>
+      </w:r>
+      <w:r>
+        <w:rPr>
+          <w:rStyle w:val="HTMLCode"/>
+        </w:rPr>
+        <w:t>pivot_table()</w:t>
+      </w:r>
+      <w:r>
+        <w:t xml:space="preserve">, </w:t>
+      </w:r>
+      <w:r>
+        <w:rPr>
+          <w:rStyle w:val="HTMLCode"/>
+        </w:rPr>
+        <w:t>melt()</w:t>
+      </w:r>
+      <w:r>
+        <w:t xml:space="preserve"> (Reshaping the whole grid)</w:t>
+      </w:r>
+    </w:p>
+    <w:p>
+      <w:pPr>
+        <w:pStyle w:val="NormalWeb"/>
+        <w:numPr>
+          <w:ilvl w:val="1"/>
+          <w:numId w:val="6"/>
+        </w:numPr>
+      </w:pPr>
+      <w:r>
+        <w:rPr>
+          <w:rStyle w:val="HTMLCode"/>
+        </w:rPr>
+        <w:t>drop(columns=['A', 'B'])</w:t>
+      </w:r>
+      <w:r>
+        <w:t xml:space="preserve"> (Removing multiple columns)</w:t>
+      </w:r>
+    </w:p>
+    <w:p>
+      <w:pPr>
+        <w:pStyle w:val="NormalWeb"/>
+        <w:numPr>
+          <w:ilvl w:val="0"/>
+          <w:numId w:val="6"/>
+        </w:numPr>
+      </w:pPr>
+      <w:r>
+        <w:rPr>
+          <w:b/>
+          <w:bCs/>
+        </w:rPr>
+        <w:t>Series Only:</w:t>
+      </w:r>
+      <w:r>
+        <w:t xml:space="preserve"> Functions specific to the data type of that column.</w:t>
+      </w:r>
+    </w:p>
+    <w:p>
+      <w:pPr>
+        <w:pStyle w:val="NormalWeb"/>
+        <w:numPr>
+          <w:ilvl w:val="1"/>
+          <w:numId w:val="6"/>
+        </w:numPr>
+      </w:pPr>
+      <w:r>
+        <w:rPr>
+          <w:rStyle w:val="HTMLCode"/>
+        </w:rPr>
+        <w:t>.str</w:t>
+      </w:r>
+      <w:r>
+        <w:t xml:space="preserve"> accessors (e.g., </w:t>
+      </w:r>
+      <w:r>
+        <w:rPr>
+          <w:rStyle w:val="HTMLCode"/>
+        </w:rPr>
+        <w:t>.str.upper()</w:t>
+      </w:r>
+      <w:r>
+        <w:t>) — You can't uppercase a whole table at once easily.</w:t>
+      </w:r>
+    </w:p>
+    <w:p>
+      <w:pPr>
+        <w:pStyle w:val="NormalWeb"/>
+        <w:numPr>
+          <w:ilvl w:val="1"/>
+          <w:numId w:val="6"/>
+        </w:numPr>
+      </w:pPr>
+      <w:r>
+        <w:rPr>
+          <w:rStyle w:val="HTMLCode"/>
+        </w:rPr>
+        <w:t>.dt</w:t>
+      </w:r>
+      <w:r>
+        <w:t xml:space="preserve"> accessors (e.g., </w:t>
+      </w:r>
+      <w:r>
+        <w:rPr>
+          <w:rStyle w:val="HTMLCode"/>
+        </w:rPr>
+        <w:t>.dt.year</w:t>
+      </w:r>
+      <w:r>
+        <w:t>) — Table rows might have mixed dates and numbers.</w:t>
+      </w:r>
+    </w:p>
+    <w:p>
+      <w:pPr>
+        <w:pStyle w:val="NormalWeb"/>
+        <w:numPr>
+          <w:ilvl w:val="1"/>
+          <w:numId w:val="6"/>
+        </w:numPr>
+      </w:pPr>
+      <w:r>
+        <w:rPr>
+          <w:rStyle w:val="HTMLCode"/>
+        </w:rPr>
+        <w:t>value_counts()</w:t>
+      </w:r>
+      <w:r>
+        <w:t xml:space="preserve"> — Counting frequencies is almost always done on a single column.</w:t>
+      </w:r>
+    </w:p>
+    <w:p>
+      <w:pPr>
+        <w:pStyle w:val="NormalWeb"/>
+        <w:numPr>
+          <w:ilvl w:val="0"/>
+          <w:numId w:val="6"/>
+        </w:numPr>
+      </w:pPr>
+      <w:r>
+        <w:rPr>
+          <w:b/>
+          <w:bCs/>
+        </w:rPr>
+        <w:t>Both:</w:t>
+      </w:r>
+      <w:r>
+        <w:t xml:space="preserve"> Mathematical and statistical tools.</w:t>
+      </w:r>
+    </w:p>
+    <w:p>
+      <w:pPr>
+        <w:pStyle w:val="NormalWeb"/>
+        <w:numPr>
+          <w:ilvl w:val="1"/>
+          <w:numId w:val="6"/>
+        </w:numPr>
+      </w:pPr>
+      <w:r>
+        <w:rPr>
+          <w:rStyle w:val="HTMLCode"/>
+        </w:rPr>
+        <w:t>mean()</w:t>
+      </w:r>
+      <w:r>
+        <w:t xml:space="preserve">, </w:t>
+      </w:r>
+      <w:r>
+        <w:rPr>
+          <w:rStyle w:val="HTMLCode"/>
+        </w:rPr>
+        <w:t>sum()</w:t>
+      </w:r>
+      <w:r>
+        <w:t xml:space="preserve">, </w:t>
+      </w:r>
+      <w:r>
+        <w:rPr>
+          <w:rStyle w:val="HTMLCode"/>
+        </w:rPr>
+        <w:t>std()</w:t>
+      </w:r>
+      <w:r>
+        <w:t xml:space="preserve">, </w:t>
+      </w:r>
+      <w:r>
+        <w:rPr>
+          <w:rStyle w:val="HTMLCode"/>
+        </w:rPr>
+        <w:t>min()</w:t>
+      </w:r>
+      <w:r>
+        <w:t xml:space="preserve">, </w:t>
+      </w:r>
+      <w:r>
+        <w:rPr>
+          <w:rStyle w:val="HTMLCode"/>
+        </w:rPr>
+        <w:t>max()</w:t>
+      </w:r>
+    </w:p>
+    <w:p>
+      <w:pPr>
+        <w:pStyle w:val="NormalWeb"/>
+        <w:numPr>
+          <w:ilvl w:val="1"/>
+          <w:numId w:val="6"/>
+        </w:numPr>
+      </w:pPr>
+      <w:r>
+        <w:rPr>
+          <w:rStyle w:val="HTMLCode"/>
+        </w:rPr>
+        <w:t>apply()</w:t>
+      </w:r>
+      <w:r>
+        <w:t xml:space="preserve">, </w:t>
+      </w:r>
+      <w:r>
+        <w:rPr>
+          <w:rStyle w:val="HTMLCode"/>
+        </w:rPr>
+        <w:t>map()</w:t>
+      </w:r>
+      <w:r>
+        <w:t xml:space="preserve"> (though </w:t>
+      </w:r>
+      <w:r>
+        <w:rPr>
+          <w:rStyle w:val="HTMLCode"/>
+        </w:rPr>
+        <w:t>map</w:t>
+      </w:r>
+      <w:r>
+        <w:t xml:space="preserve"> is technically Series-only, DataFrames use </w:t>
+      </w:r>
+      <w:r>
+        <w:rPr>
+          <w:rStyle w:val="HTMLCode"/>
+        </w:rPr>
+        <w:t>applymap</w:t>
+      </w:r>
+      <w:r>
+        <w:t xml:space="preserve"> or </w:t>
+      </w:r>
+      <w:r>
+        <w:rPr>
+          <w:rStyle w:val="HTMLCode"/>
+        </w:rPr>
+        <w:t>apply</w:t>
+      </w:r>
+      <w:r>
+        <w:t>).</w:t>
+      </w:r>
+    </w:p>
+    <w:p>
+      <w:r>
+        <w:pict w14:anchorId="45771711">
+          <v:rect id="_x0000_i1033" style="width:0;height:1.5pt" o:hralign="center" o:hrstd="t" o:hr="t" fillcolor="#a0a0a0" stroked="f"/>
+        </w:pict>
+      </w:r>
+    </w:p>
+    <w:p>
+      <w:pPr>
+        <w:pStyle w:val="Heading3"/>
+      </w:pPr>
+      <w:r>
+        <w:lastRenderedPageBreak/>
+        <w:t>2. How to Check via Code (The "AI" in your console)</w:t>
+      </w:r>
+    </w:p>
+    <w:p>
+      <w:pPr>
+        <w:pStyle w:val="NormalWeb"/>
+      </w:pPr>
+      <w:r>
+        <w:t>If you aren't sure, you can use these built-in Python tools to see the "Menu" of available functions:</w:t>
+      </w:r>
+    </w:p>
+    <w:p>
+      <w:pPr>
+        <w:pStyle w:val="Heading4"/>
+      </w:pPr>
+      <w:r>
+        <w:t xml:space="preserve">A. The </w:t>
+      </w:r>
+      <w:r>
+        <w:rPr>
+          <w:rStyle w:val="HTMLCode"/>
+          <w:rFonts w:eastAsiaTheme="majorEastAsia"/>
+        </w:rPr>
+        <w:t>dir()</w:t>
+      </w:r>
+      <w:r>
+        <w:t xml:space="preserve"> Function</w:t>
+      </w:r>
+    </w:p>
+    <w:p>
+      <w:pPr>
+        <w:pStyle w:val="NormalWeb"/>
+      </w:pPr>
+      <w:r>
+        <w:t>This lists every single attribute and method available on an object.</w:t>
+      </w:r>
+    </w:p>
+    <w:p>
+      <w:r>
+        <w:rPr>
+          <w:rStyle w:val="ng-tns-c3339164317-224"/>
+        </w:rPr>
+        <w:t>Python</w:t>
+      </w:r>
+    </w:p>
+    <w:p>
+      <w:pPr>
+        <w:pStyle w:val="HTMLPreformatted"/>
+        <w:rPr>
+          <w:rStyle w:val="HTMLCode"/>
+        </w:rPr>
+      </w:pPr>
+      <w:r>
+        <w:rPr>
+          <w:rStyle w:val="hljs-comment"/>
+          <w:rFonts w:eastAsiaTheme="majorEastAsia"/>
+        </w:rPr>
+        <w:t># Lists all methods for the DataFrame</w:t>
+      </w:r>
+    </w:p>
+    <w:p>
+      <w:pPr>
+        <w:pStyle w:val="HTMLPreformatted"/>
+        <w:rPr>
+          <w:rStyle w:val="HTMLCode"/>
+        </w:rPr>
+      </w:pPr>
+      <w:r>
+        <w:rPr>
+          <w:rStyle w:val="HTMLCode"/>
+        </w:rPr>
+        <w:t>print(</w:t>
+      </w:r>
+      <w:r>
+        <w:rPr>
+          <w:rStyle w:val="hljs-builtin"/>
+        </w:rPr>
+        <w:t>dir</w:t>
+      </w:r>
+      <w:r>
+        <w:rPr>
+          <w:rStyle w:val="HTMLCode"/>
+        </w:rPr>
+        <w:t>(df))</w:t>
+      </w:r>
+    </w:p>
+    <w:p>
+      <w:pPr>
+        <w:pStyle w:val="HTMLPreformatted"/>
+        <w:rPr>
+          <w:rStyle w:val="HTMLCode"/>
+        </w:rPr>
+      </w:pPr>
+    </w:p>
+    <w:p>
+      <w:pPr>
+        <w:pStyle w:val="HTMLPreformatted"/>
+        <w:rPr>
+          <w:rStyle w:val="HTMLCode"/>
+        </w:rPr>
+      </w:pPr>
+      <w:r>
+        <w:rPr>
+          <w:rStyle w:val="hljs-comment"/>
+          <w:rFonts w:eastAsiaTheme="majorEastAsia"/>
+        </w:rPr>
+        <w:t># Lists all methods for a specific Series</w:t>
+      </w:r>
+    </w:p>
+    <w:p>
+      <w:pPr>
+        <w:pStyle w:val="HTMLPreformatted"/>
+        <w:rPr>
+          <w:rStyle w:val="HTMLCode"/>
+        </w:rPr>
+      </w:pPr>
+      <w:r>
+        <w:rPr>
+          <w:rStyle w:val="HTMLCode"/>
+        </w:rPr>
+        <w:t>print(</w:t>
+      </w:r>
+      <w:r>
+        <w:rPr>
+          <w:rStyle w:val="hljs-builtin"/>
+        </w:rPr>
+        <w:t>dir</w:t>
+      </w:r>
+      <w:r>
+        <w:rPr>
+          <w:rStyle w:val="HTMLCode"/>
+        </w:rPr>
+        <w:t>(df[</w:t>
+      </w:r>
+      <w:r>
+        <w:rPr>
+          <w:rStyle w:val="hljs-string"/>
+        </w:rPr>
+        <w:t>'Column_Name'</w:t>
+      </w:r>
+      <w:r>
+        <w:rPr>
+          <w:rStyle w:val="HTMLCode"/>
+        </w:rPr>
+        <w:t>]))</w:t>
+      </w:r>
+    </w:p>
+    <w:p>
+      <w:pPr>
+        <w:pStyle w:val="Heading4"/>
+      </w:pPr>
+      <w:r>
+        <w:t xml:space="preserve">B. Using </w:t>
+      </w:r>
+      <w:r>
+        <w:rPr>
+          <w:rStyle w:val="HTMLCode"/>
+          <w:rFonts w:eastAsiaTheme="majorEastAsia"/>
+        </w:rPr>
+        <w:t>help()</w:t>
+      </w:r>
+    </w:p>
+    <w:p>
+      <w:pPr>
+        <w:pStyle w:val="NormalWeb"/>
+      </w:pPr>
+      <w:r>
+        <w:t>If you find a function and aren't sure how to use it:</w:t>
+      </w:r>
+    </w:p>
+    <w:p>
+      <w:r>
+        <w:rPr>
+          <w:rStyle w:val="ng-tns-c3339164317-225"/>
+        </w:rPr>
+        <w:t>Python</w:t>
+      </w:r>
+    </w:p>
+    <w:p>
+      <w:pPr>
+        <w:pStyle w:val="HTMLPreformatted"/>
+        <w:rPr>
+          <w:rStyle w:val="HTMLCode"/>
+        </w:rPr>
+      </w:pPr>
+      <w:r>
+        <w:rPr>
+          <w:rStyle w:val="hljs-builtin"/>
+        </w:rPr>
+        <w:t>help</w:t>
+      </w:r>
+      <w:r>
+        <w:rPr>
+          <w:rStyle w:val="HTMLCode"/>
+        </w:rPr>
+        <w:t xml:space="preserve">(df.mean)             </w:t>
+      </w:r>
+      <w:r>
+        <w:rPr>
+          <w:rStyle w:val="hljs-comment"/>
+          <w:rFonts w:eastAsiaTheme="majorEastAsia"/>
+        </w:rPr>
+        <w:t># Documentation for DataFrame mean</w:t>
+      </w:r>
+    </w:p>
+    <w:p>
+      <w:pPr>
+        <w:pStyle w:val="HTMLPreformatted"/>
+        <w:rPr>
+          <w:rStyle w:val="HTMLCode"/>
+        </w:rPr>
+      </w:pPr>
+      <w:r>
+        <w:rPr>
+          <w:rStyle w:val="hljs-builtin"/>
+        </w:rPr>
+        <w:t>help</w:t>
+      </w:r>
+      <w:r>
+        <w:rPr>
+          <w:rStyle w:val="HTMLCode"/>
+        </w:rPr>
+        <w:t>(df[</w:t>
+      </w:r>
+      <w:r>
+        <w:rPr>
+          <w:rStyle w:val="hljs-string"/>
+        </w:rPr>
+        <w:t>'Col'</w:t>
+      </w:r>
+      <w:r>
+        <w:rPr>
+          <w:rStyle w:val="HTMLCode"/>
+        </w:rPr>
+        <w:t xml:space="preserve">].mean)      </w:t>
+      </w:r>
+      <w:r>
+        <w:rPr>
+          <w:rStyle w:val="hljs-comment"/>
+          <w:rFonts w:eastAsiaTheme="majorEastAsia"/>
+        </w:rPr>
+        <w:t># Documentation for Series mean</w:t>
+      </w:r>
+    </w:p>
+    <w:p>
+      <w:pPr>
+        <w:pStyle w:val="Heading4"/>
+      </w:pPr>
+      <w:r>
+        <w:t>C. Tab Completion (The Pro Way)</w:t>
+      </w:r>
+    </w:p>
+    <w:p>
+      <w:pPr>
+        <w:pStyle w:val="NormalWeb"/>
+      </w:pPr>
+      <w:r>
+        <w:t xml:space="preserve">If you are using </w:t>
+      </w:r>
+      <w:r>
+        <w:rPr>
+          <w:b/>
+          <w:bCs/>
+        </w:rPr>
+        <w:t>Jupyter Notebook</w:t>
+      </w:r>
+      <w:r>
+        <w:t xml:space="preserve">, </w:t>
+      </w:r>
+      <w:r>
+        <w:rPr>
+          <w:b/>
+          <w:bCs/>
+        </w:rPr>
+        <w:t>IPython</w:t>
+      </w:r>
+      <w:r>
+        <w:t xml:space="preserve">, or </w:t>
+      </w:r>
+      <w:r>
+        <w:rPr>
+          <w:b/>
+          <w:bCs/>
+        </w:rPr>
+        <w:t>VS Code</w:t>
+      </w:r>
+      <w:r>
+        <w:t>:</w:t>
+      </w:r>
+    </w:p>
+    <w:p>
+      <w:pPr>
+        <w:pStyle w:val="NormalWeb"/>
+        <w:numPr>
+          <w:ilvl w:val="0"/>
+          <w:numId w:val="7"/>
+        </w:numPr>
+      </w:pPr>
+      <w:r>
+        <w:t xml:space="preserve">Type </w:t>
+      </w:r>
+      <w:r>
+        <w:rPr>
+          <w:rStyle w:val="HTMLCode"/>
+        </w:rPr>
+        <w:t>df.</w:t>
+      </w:r>
+      <w:r>
+        <w:t xml:space="preserve"> and hit the </w:t>
+      </w:r>
+      <w:r>
+        <w:rPr>
+          <w:b/>
+          <w:bCs/>
+        </w:rPr>
+        <w:t>Tab</w:t>
+      </w:r>
+      <w:r>
+        <w:t xml:space="preserve"> key. A dropdown of all DataFrame functions appears.</w:t>
+      </w:r>
+    </w:p>
+    <w:p>
+      <w:pPr>
+        <w:pStyle w:val="NormalWeb"/>
+        <w:numPr>
+          <w:ilvl w:val="0"/>
+          <w:numId w:val="7"/>
+        </w:numPr>
+      </w:pPr>
+      <w:r>
+        <w:t xml:space="preserve">Type </w:t>
+      </w:r>
+      <w:r>
+        <w:rPr>
+          <w:rStyle w:val="HTMLCode"/>
+        </w:rPr>
+        <w:t>df['Col'].</w:t>
+      </w:r>
+      <w:r>
+        <w:t xml:space="preserve"> and hit </w:t>
+      </w:r>
+      <w:r>
+        <w:rPr>
+          <w:b/>
+          <w:bCs/>
+        </w:rPr>
+        <w:t>Tab</w:t>
+      </w:r>
+      <w:r>
+        <w:t xml:space="preserve">. A different dropdown appears, showing things like </w:t>
+      </w:r>
+      <w:r>
+        <w:rPr>
+          <w:rStyle w:val="HTMLCode"/>
+        </w:rPr>
+        <w:t>.str</w:t>
+      </w:r>
+      <w:r>
+        <w:t xml:space="preserve"> or </w:t>
+      </w:r>
+      <w:r>
+        <w:rPr>
+          <w:rStyle w:val="HTMLCode"/>
+        </w:rPr>
+        <w:t>.value_counts()</w:t>
+      </w:r>
+      <w:r>
+        <w:t>.</w:t>
+      </w:r>
+    </w:p>
+    <w:p>
+      <w:r>
+        <w:pict w14:anchorId="04BCBA5A">
+          <v:rect id="_x0000_i1034" style="width:0;height:1.5pt" o:hralign="center" o:hrstd="t" o:hr="t" fillcolor="#a0a0a0" stroked="f"/>
+        </w:pict>
+      </w:r>
+    </w:p>
+    <w:p>
+      <w:pPr>
+        <w:pStyle w:val="Heading3"/>
+      </w:pPr>
+      <w:r>
+        <w:t>3. Critical Overlaps &amp; Differences</w:t>
+      </w:r>
+    </w:p>
+    <w:p>
+      <w:pPr>
+        <w:pStyle w:val="NormalWeb"/>
+      </w:pPr>
+      <w:r>
+        <w:t xml:space="preserve">Sometimes a function exists on both, but it </w:t>
+      </w:r>
+      <w:r>
+        <w:rPr>
+          <w:b/>
+          <w:bCs/>
+        </w:rPr>
+        <w:t>behaves differently</w:t>
+      </w:r>
+      <w:r>
+        <w:t>:</w:t>
+      </w:r>
+    </w:p>
+    <w:tbl>
+      <w:tblPr>
+        <w:tblW w:w="0" w:type="auto"/>
+        <w:tblCellSpacing w:w="15" w:type="dxa"/>
+        <w:tblCellMar>
+          <w:top w:w="15" w:type="dxa"/>
+          <w:left w:w="15" w:type="dxa"/>
+          <w:bottom w:w="15" w:type="dxa"/>
+          <w:right w:w="15" w:type="dxa"/>
+        </w:tblCellMar>
+        <w:tblLook w:val="04A0" w:firstRow="1" w:lastRow="0" w:firstColumn="1" w:lastColumn="0" w:noHBand="0" w:noVBand="1"/>
+      </w:tblPr>
+      <w:tblGrid>
+        <w:gridCol w:w="946"/>
+        <w:gridCol w:w="4209"/>
+        <w:gridCol w:w="4189"/>
+      </w:tblGrid>
+      <w:tr>
+        <w:trPr>
+          <w:tblHeader/>
+          <w:tblCellSpacing w:w="15" w:type="dxa"/>
+        </w:trPr>
+        <w:tc>
+          <w:tcPr>
+            <w:tcW w:w="0" w:type="auto"/>
+            <w:tcBorders>
+              <w:top w:val="single" w:sz="6" w:space="0" w:color="auto"/>
+              <w:left w:val="single" w:sz="6" w:space="0" w:color="auto"/>
+              <w:bottom w:val="single" w:sz="6" w:space="0" w:color="auto"/>
+              <w:right w:val="single" w:sz="6" w:space="0" w:color="auto"/>
+            </w:tcBorders>
+            <w:vAlign w:val="center"/>
+            <w:hideMark/>
+          </w:tcPr>
+          <w:p>
+            <w:pPr>
+              <w:spacing w:after="480"/>
+            </w:pPr>
+            <w:r>
+              <w:rPr>
+                <w:rStyle w:val="Strong"/>
+              </w:rPr>
+              <w:t>Function</w:t>
+            </w:r>
+          </w:p>
+        </w:tc>
+        <w:tc>
+          <w:tcPr>
+            <w:tcW w:w="0" w:type="auto"/>
+            <w:tcBorders>
+              <w:top w:val="single" w:sz="6" w:space="0" w:color="auto"/>
+              <w:left w:val="single" w:sz="6" w:space="0" w:color="auto"/>
+              <w:bottom w:val="single" w:sz="6" w:space="0" w:color="auto"/>
+              <w:right w:val="single" w:sz="6" w:space="0" w:color="auto"/>
+            </w:tcBorders>
+            <w:vAlign w:val="center"/>
+            <w:hideMark/>
+          </w:tcPr>
+          <w:p>
+            <w:pPr>
+              <w:spacing w:after="480"/>
+            </w:pPr>
+            <w:r>
+              <w:rPr>
+                <w:rStyle w:val="Strong"/>
+              </w:rPr>
+              <w:t>on DataFrame</w:t>
+            </w:r>
+          </w:p>
+        </w:tc>
+        <w:tc>
+          <w:tcPr>
+            <w:tcW w:w="0" w:type="auto"/>
+            <w:tcBorders>
+              <w:top w:val="single" w:sz="6" w:space="0" w:color="auto"/>
+              <w:left w:val="single" w:sz="6" w:space="0" w:color="auto"/>
+              <w:bottom w:val="single" w:sz="6" w:space="0" w:color="auto"/>
+              <w:right w:val="single" w:sz="6" w:space="0" w:color="auto"/>
+            </w:tcBorders>
+            <w:vAlign w:val="center"/>
+            <w:hideMark/>
+          </w:tcPr>
+          <w:p>
+            <w:pPr>
+              <w:spacing w:after="480"/>
+            </w:pPr>
+            <w:r>
+              <w:rPr>
+                <w:rStyle w:val="Strong"/>
+              </w:rPr>
+              <w:t>on Series</w:t>
+            </w:r>
+          </w:p>
+        </w:tc>
+      </w:tr>
+      <w:tr>
+        <w:trPr>
+          <w:tblCellSpacing w:w="15" w:type="dxa"/>
+        </w:trPr>
+        <w:tc>
+          <w:tcPr>
+            <w:tcW w:w="0" w:type="auto"/>
+            <w:tcBorders>
+              <w:top w:val="single" w:sz="6" w:space="0" w:color="auto"/>
+              <w:left w:val="single" w:sz="6" w:space="0" w:color="auto"/>
+              <w:bottom w:val="single" w:sz="6" w:space="0" w:color="auto"/>
+              <w:right w:val="single" w:sz="6" w:space="0" w:color="auto"/>
+            </w:tcBorders>
+            <w:vAlign w:val="center"/>
+            <w:hideMark/>
+          </w:tcPr>
+          <w:p>
+            <w:pPr>
+              <w:spacing w:after="480"/>
+            </w:pPr>
+            <w:r>
+              <w:rPr>
+                <w:rStyle w:val="HTMLCode"/>
+                <w:rFonts w:eastAsiaTheme="minorHAnsi"/>
+                <w:b/>
+                <w:bCs/>
+              </w:rPr>
+              <w:t>apply()</w:t>
+            </w:r>
+          </w:p>
+        </w:tc>
+        <w:tc>
+          <w:tcPr>
+            <w:tcW w:w="0" w:type="auto"/>
+            <w:tcBorders>
+              <w:top w:val="single" w:sz="6" w:space="0" w:color="auto"/>
+              <w:left w:val="single" w:sz="6" w:space="0" w:color="auto"/>
+              <w:bottom w:val="single" w:sz="6" w:space="0" w:color="auto"/>
+              <w:right w:val="single" w:sz="6" w:space="0" w:color="auto"/>
+            </w:tcBorders>
+            <w:vAlign w:val="center"/>
+            <w:hideMark/>
+          </w:tcPr>
+          <w:p>
+            <w:pPr>
+              <w:spacing w:after="480"/>
+            </w:pPr>
+            <w:r>
+              <w:t xml:space="preserve">Passes a </w:t>
+            </w:r>
+            <w:r>
+              <w:rPr>
+                <w:b/>
+                <w:bCs/>
+              </w:rPr>
+              <w:t>Series</w:t>
+            </w:r>
+            <w:r>
+              <w:t xml:space="preserve"> (row or col) to your function.</w:t>
+            </w:r>
+          </w:p>
+        </w:tc>
+        <w:tc>
+          <w:tcPr>
+            <w:tcW w:w="0" w:type="auto"/>
+            <w:tcBorders>
+              <w:top w:val="single" w:sz="6" w:space="0" w:color="auto"/>
+              <w:left w:val="single" w:sz="6" w:space="0" w:color="auto"/>
+              <w:bottom w:val="single" w:sz="6" w:space="0" w:color="auto"/>
+              <w:right w:val="single" w:sz="6" w:space="0" w:color="auto"/>
+            </w:tcBorders>
+            <w:vAlign w:val="center"/>
+            <w:hideMark/>
+          </w:tcPr>
+          <w:p>
+            <w:pPr>
+              <w:spacing w:after="480"/>
+            </w:pPr>
+            <w:r>
+              <w:t xml:space="preserve">Passes </w:t>
+            </w:r>
+            <w:r>
+              <w:rPr>
+                <w:b/>
+                <w:bCs/>
+              </w:rPr>
+              <w:t>each individual value</w:t>
+            </w:r>
+            <w:r>
+              <w:t xml:space="preserve"> to your function.</w:t>
+            </w:r>
+          </w:p>
+        </w:tc>
+      </w:tr>
+      <w:tr>
+        <w:trPr>
+          <w:tblCellSpacing w:w="15" w:type="dxa"/>
+        </w:trPr>
+        <w:tc>
+          <w:tcPr>
+            <w:tcW w:w="0" w:type="auto"/>
+            <w:tcBorders>
+              <w:top w:val="single" w:sz="6" w:space="0" w:color="auto"/>
+              <w:left w:val="single" w:sz="6" w:space="0" w:color="auto"/>
+              <w:bottom w:val="single" w:sz="6" w:space="0" w:color="auto"/>
+              <w:right w:val="single" w:sz="6" w:space="0" w:color="auto"/>
+            </w:tcBorders>
+            <w:vAlign w:val="center"/>
+            <w:hideMark/>
+          </w:tcPr>
+          <w:p>
+            <w:pPr>
+              <w:spacing w:after="480"/>
+            </w:pPr>
+            <w:r>
+              <w:rPr>
+                <w:rStyle w:val="HTMLCode"/>
+                <w:rFonts w:eastAsiaTheme="minorHAnsi"/>
+                <w:b/>
+                <w:bCs/>
+              </w:rPr>
+              <w:lastRenderedPageBreak/>
+              <w:t>drop()</w:t>
+            </w:r>
+          </w:p>
+        </w:tc>
+        <w:tc>
+          <w:tcPr>
+            <w:tcW w:w="0" w:type="auto"/>
+            <w:tcBorders>
+              <w:top w:val="single" w:sz="6" w:space="0" w:color="auto"/>
+              <w:left w:val="single" w:sz="6" w:space="0" w:color="auto"/>
+              <w:bottom w:val="single" w:sz="6" w:space="0" w:color="auto"/>
+              <w:right w:val="single" w:sz="6" w:space="0" w:color="auto"/>
+            </w:tcBorders>
+            <w:vAlign w:val="center"/>
+            <w:hideMark/>
+          </w:tcPr>
+          <w:p>
+            <w:pPr>
+              <w:spacing w:after="480"/>
+            </w:pPr>
+            <w:r>
+              <w:t xml:space="preserve">Can remove rows or columns using the </w:t>
+            </w:r>
+            <w:r>
+              <w:rPr>
+                <w:rStyle w:val="HTMLCode"/>
+                <w:rFonts w:eastAsiaTheme="minorHAnsi"/>
+              </w:rPr>
+              <w:t>axis</w:t>
+            </w:r>
+            <w:r>
+              <w:t xml:space="preserve"> pointer.</w:t>
+            </w:r>
+          </w:p>
+        </w:tc>
+        <w:tc>
+          <w:tcPr>
+            <w:tcW w:w="0" w:type="auto"/>
+            <w:tcBorders>
+              <w:top w:val="single" w:sz="6" w:space="0" w:color="auto"/>
+              <w:left w:val="single" w:sz="6" w:space="0" w:color="auto"/>
+              <w:bottom w:val="single" w:sz="6" w:space="0" w:color="auto"/>
+              <w:right w:val="single" w:sz="6" w:space="0" w:color="auto"/>
+            </w:tcBorders>
+            <w:vAlign w:val="center"/>
+            <w:hideMark/>
+          </w:tcPr>
+          <w:p>
+            <w:pPr>
+              <w:spacing w:after="480"/>
+            </w:pPr>
+            <w:r>
+              <w:t>Usually used to drop specific index labels (rows).</w:t>
+            </w:r>
+          </w:p>
+        </w:tc>
+      </w:tr>
+      <w:tr>
+        <w:trPr>
+          <w:tblCellSpacing w:w="15" w:type="dxa"/>
+        </w:trPr>
+        <w:tc>
+          <w:tcPr>
+            <w:tcW w:w="0" w:type="auto"/>
+            <w:tcBorders>
+              <w:top w:val="single" w:sz="6" w:space="0" w:color="auto"/>
+              <w:left w:val="single" w:sz="6" w:space="0" w:color="auto"/>
+              <w:bottom w:val="single" w:sz="6" w:space="0" w:color="auto"/>
+              <w:right w:val="single" w:sz="6" w:space="0" w:color="auto"/>
+            </w:tcBorders>
+            <w:vAlign w:val="center"/>
+            <w:hideMark/>
+          </w:tcPr>
+          <w:p>
+            <w:pPr>
+              <w:spacing w:after="480"/>
+            </w:pPr>
+            <w:r>
+              <w:rPr>
+                <w:rStyle w:val="HTMLCode"/>
+                <w:rFonts w:eastAsiaTheme="minorHAnsi"/>
+                <w:b/>
+                <w:bCs/>
+              </w:rPr>
+              <w:t>info()</w:t>
+            </w:r>
+          </w:p>
+        </w:tc>
+        <w:tc>
+          <w:tcPr>
+            <w:tcW w:w="0" w:type="auto"/>
+            <w:tcBorders>
+              <w:top w:val="single" w:sz="6" w:space="0" w:color="auto"/>
+              <w:left w:val="single" w:sz="6" w:space="0" w:color="auto"/>
+              <w:bottom w:val="single" w:sz="6" w:space="0" w:color="auto"/>
+              <w:right w:val="single" w:sz="6" w:space="0" w:color="auto"/>
+            </w:tcBorders>
+            <w:vAlign w:val="center"/>
+            <w:hideMark/>
+          </w:tcPr>
+          <w:p>
+            <w:pPr>
+              <w:spacing w:after="480"/>
+            </w:pPr>
+            <w:r>
+              <w:t>Gives a summary of the whole table (memory, dtypes).</w:t>
+            </w:r>
+          </w:p>
+        </w:tc>
+        <w:tc>
+          <w:tcPr>
+            <w:tcW w:w="0" w:type="auto"/>
+            <w:tcBorders>
+              <w:top w:val="single" w:sz="6" w:space="0" w:color="auto"/>
+              <w:left w:val="single" w:sz="6" w:space="0" w:color="auto"/>
+              <w:bottom w:val="single" w:sz="6" w:space="0" w:color="auto"/>
+              <w:right w:val="single" w:sz="6" w:space="0" w:color="auto"/>
+            </w:tcBorders>
+            <w:vAlign w:val="center"/>
+            <w:hideMark/>
+          </w:tcPr>
+          <w:p>
+            <w:pPr>
+              <w:spacing w:after="480"/>
+            </w:pPr>
+            <w:r>
+              <w:t xml:space="preserve">Does not exist (Series use </w:t>
+            </w:r>
+            <w:r>
+              <w:rPr>
+                <w:rStyle w:val="HTMLCode"/>
+                <w:rFonts w:eastAsiaTheme="minorHAnsi"/>
+              </w:rPr>
+              <w:t>.describe()</w:t>
+            </w:r>
+            <w:r>
+              <w:t xml:space="preserve"> or </w:t>
+            </w:r>
+            <w:r>
+              <w:rPr>
+                <w:rStyle w:val="HTMLCode"/>
+                <w:rFonts w:eastAsiaTheme="minorHAnsi"/>
+              </w:rPr>
+              <w:t>.dtype</w:t>
+            </w:r>
+            <w:r>
+              <w:t>).</w:t>
+            </w:r>
+          </w:p>
+        </w:tc>
+      </w:tr>
+    </w:tbl>
+    <w:p>
+      <w:pPr>
+        <w:spacing w:after="0"/>
+      </w:pPr>
+      <w:r>
+        <w:pict w14:anchorId="5745B3A2">
+          <v:rect id="_x0000_i1035" style="width:0;height:1.5pt" o:hralign="center" o:hrstd="t" o:hr="t" fillcolor="#a0a0a0" stroked="f"/>
+        </w:pict>
+      </w:r>
+    </w:p>
+    <w:p>
+      <w:pPr>
+        <w:pStyle w:val="Heading3"/>
+      </w:pPr>
+      <w:r>
+        <w:t>4. The "Accessor" Rule</w:t>
+      </w:r>
+    </w:p>
+    <w:p>
+      <w:pPr>
+        <w:pStyle w:val="NormalWeb"/>
+      </w:pPr>
+      <w:r>
+        <w:t>Series have special "Accessors" that are almost never on the DataFrame. If you see a dot in the middle, it's a Series operation:</w:t>
+      </w:r>
+    </w:p>
+    <w:p>
+      <w:pPr>
+        <w:pStyle w:val="NormalWeb"/>
+        <w:numPr>
+          <w:ilvl w:val="0"/>
+          <w:numId w:val="8"/>
+        </w:numPr>
+      </w:pPr>
+      <w:r>
+        <w:rPr>
+          <w:rStyle w:val="HTMLCode"/>
+        </w:rPr>
+        <w:t>df['name'].str.lower()</w:t>
+      </w:r>
+      <w:r>
+        <w:t xml:space="preserve"> (String operations)</w:t>
+      </w:r>
+    </w:p>
+    <w:p>
+      <w:pPr>
+        <w:pStyle w:val="NormalWeb"/>
+        <w:numPr>
+          <w:ilvl w:val="0"/>
+          <w:numId w:val="8"/>
+        </w:numPr>
+      </w:pPr>
+      <w:r>
+        <w:rPr>
+          <w:rStyle w:val="HTMLCode"/>
+        </w:rPr>
+        <w:t>df['date'].dt.day</w:t>
+      </w:r>
+      <w:r>
+        <w:t xml:space="preserve"> (Date operations)</w:t>
+      </w:r>
+    </w:p>
+    <w:p>
+      <w:pPr>
+        <w:pStyle w:val="NormalWeb"/>
+        <w:numPr>
+          <w:ilvl w:val="0"/>
+          <w:numId w:val="8"/>
+        </w:numPr>
+      </w:pPr>
+      <w:r>
+        <w:rPr>
+          <w:rStyle w:val="HTMLCode"/>
+        </w:rPr>
+        <w:t>df['category'].cat.codes</w:t>
+      </w:r>
+      <w:r>
+        <w:t xml:space="preserve"> (Categorical operations)</w:t>
+      </w:r>
+    </w:p>
+    <w:p/>
+    <w:p>
+      <w:r>
+        <w:t>---</w:t>
+      </w:r>
+    </w:p>
+    <w:p>
+      <w:r>
+        <w:t xml:space="preserve">Point for confusion – </w:t>
+      </w:r>
+    </w:p>
+    <w:p>
+      <w:r>
+        <w:rPr>
+          <w:rStyle w:val="HTMLCode"/>
+          <w:rFonts w:eastAsiaTheme="minorHAnsi"/>
+        </w:rPr>
+        <w:t>apply()</w:t>
+      </w:r>
+      <w:r>
+        <w:t xml:space="preserve"> changes what it "feeds" to your function based on the object:</w:t>
+      </w:r>
+    </w:p>
+    <w:p>
+      <w:pPr>
+        <w:pStyle w:val="Heading3"/>
+      </w:pPr>
+      <w:r>
+        <w:t xml:space="preserve">1. </w:t>
+      </w:r>
+      <w:r>
+        <w:rPr>
+          <w:rStyle w:val="HTMLCode"/>
+        </w:rPr>
+        <w:t>Series.apply()</w:t>
+      </w:r>
+    </w:p>
+    <w:p>
+      <w:pPr>
+        <w:pStyle w:val="NormalWeb"/>
+      </w:pPr>
+      <w:r>
+        <w:rPr>
+          <w:b/>
+          <w:bCs/>
+        </w:rPr>
+        <w:t>Feeds: Individual Values.</w:t>
+      </w:r>
+      <w:r>
+        <w:t xml:space="preserve"> It acts like a </w:t>
+      </w:r>
+      <w:r>
+        <w:rPr>
+          <w:rStyle w:val="HTMLCode"/>
+        </w:rPr>
+        <w:t>for</w:t>
+      </w:r>
+      <w:r>
+        <w:t xml:space="preserve"> loop over every cell in that column.</w:t>
+      </w:r>
+    </w:p>
+    <w:p>
+      <w:pPr>
+        <w:pStyle w:val="NormalWeb"/>
+        <w:numPr>
+          <w:ilvl w:val="0"/>
+          <w:numId w:val="9"/>
+        </w:numPr>
+      </w:pPr>
+      <w:r>
+        <w:rPr>
+          <w:b/>
+          <w:bCs/>
+        </w:rPr>
+        <w:t>Example:</w:t>
+      </w:r>
+      <w:r>
+        <w:t xml:space="preserve"> </w:t>
+      </w:r>
+      <w:r>
+        <w:rPr>
+          <w:rStyle w:val="HTMLCode"/>
+        </w:rPr>
+        <w:t>df['name'].apply(len)</w:t>
+      </w:r>
+      <w:r>
+        <w:t xml:space="preserve"> passes one string at a time (e.g., "Alice") and returns the length.</w:t>
+      </w:r>
+    </w:p>
+    <w:p>
+      <w:pPr>
+        <w:pStyle w:val="Heading3"/>
+      </w:pPr>
+      <w:r>
+        <w:t xml:space="preserve">2. </w:t>
+      </w:r>
+      <w:r>
+        <w:rPr>
+          <w:rStyle w:val="HTMLCode"/>
+        </w:rPr>
+        <w:t>DataFrame.apply()</w:t>
+      </w:r>
+    </w:p>
+    <w:p>
+      <w:pPr>
+        <w:pStyle w:val="NormalWeb"/>
+      </w:pPr>
+      <w:r>
+        <w:rPr>
+          <w:b/>
+          <w:bCs/>
+        </w:rPr>
+        <w:t>Feeds: Entire Series (Columns or Rows).</w:t>
+      </w:r>
+      <w:r>
+        <w:t xml:space="preserve"> It uses your </w:t>
+      </w:r>
+      <w:r>
+        <w:rPr>
+          <w:b/>
+          <w:bCs/>
+        </w:rPr>
+        <w:t>Axis Pointer</w:t>
+      </w:r>
+      <w:r>
+        <w:t xml:space="preserve"> rule.</w:t>
+      </w:r>
+    </w:p>
+    <w:p>
+      <w:pPr>
+        <w:pStyle w:val="NormalWeb"/>
+        <w:numPr>
+          <w:ilvl w:val="0"/>
+          <w:numId w:val="10"/>
+        </w:numPr>
+      </w:pPr>
+      <w:r>
+        <w:rPr>
+          <w:b/>
+          <w:bCs/>
+        </w:rPr>
+        <w:t>axis=0 (default):</w:t>
+      </w:r>
+      <w:r>
+        <w:t xml:space="preserve"> Feeds each </w:t>
+      </w:r>
+      <w:r>
+        <w:rPr>
+          <w:b/>
+          <w:bCs/>
+        </w:rPr>
+        <w:t>column</w:t>
+      </w:r>
+      <w:r>
+        <w:t xml:space="preserve"> (as a Series) into the function.</w:t>
+      </w:r>
+    </w:p>
+    <w:p>
+      <w:pPr>
+        <w:pStyle w:val="NormalWeb"/>
+        <w:numPr>
+          <w:ilvl w:val="0"/>
+          <w:numId w:val="10"/>
+        </w:numPr>
+      </w:pPr>
+      <w:r>
+        <w:rPr>
+          <w:b/>
+          <w:bCs/>
+        </w:rPr>
+        <w:t>axis=1:</w:t>
+      </w:r>
+      <w:r>
+        <w:t xml:space="preserve"> Feeds each </w:t>
+      </w:r>
+      <w:r>
+        <w:rPr>
+          <w:b/>
+          <w:bCs/>
+        </w:rPr>
+        <w:t>row</w:t>
+      </w:r>
+      <w:r>
+        <w:t xml:space="preserve"> (as a Series) into the function.</w:t>
+      </w:r>
+    </w:p>
+    <w:p>
+      <w:pPr>
+        <w:pStyle w:val="NormalWeb"/>
+        <w:numPr>
+          <w:ilvl w:val="0"/>
+          <w:numId w:val="10"/>
+        </w:numPr>
+      </w:pPr>
+      <w:r>
+        <w:rPr>
+          <w:b/>
+          <w:bCs/>
+        </w:rPr>
+        <w:t>Use Case:</w:t>
+      </w:r>
+      <w:r>
+        <w:t xml:space="preserve"> Use this if your calculation needs to look at multiple columns at once (e.g., </w:t>
+      </w:r>
+      <w:r>
+        <w:rPr>
+          <w:rStyle w:val="HTMLCode"/>
+        </w:rPr>
+        <w:t>row['income'] - row['tax']</w:t>
+      </w:r>
+      <w:r>
+        <w:t>).</w:t>
+      </w:r>
+    </w:p>
+    <w:p>
+      <w:r>
+        <w:lastRenderedPageBreak/>
+        <w:t>---</w:t>
+      </w:r>
+    </w:p>
+    <w:p>
+      <w:r>
+        <w:rPr>
+          <w:highlight w:val="yellow"/>
+        </w:rPr>
+        <w:t>Broadcasting in pandas-</w:t>
+      </w:r>
+    </w:p>
+    <w:p/>
+    <w:p>
+      <w:pPr>
+        <w:spacing w:before="100" w:beforeAutospacing="1" w:after="100" w:afterAutospacing="1" w:line="240" w:lineRule="auto"/>
+        <w:rPr>
+          <w:rFonts w:ascii="Times New Roman" w:eastAsia="Times New Roman" w:hAnsi="Times New Roman" w:cs="Times New Roman"/>
+          <w:sz w:val="24"/>
+          <w:szCs w:val="24"/>
+        </w:rPr>
+      </w:pPr>
+      <w:r>
+        <w:rPr>
+          <w:rFonts w:ascii="Times New Roman" w:eastAsia="Times New Roman" w:hAnsi="Times New Roman" w:cs="Times New Roman"/>
+          <w:b/>
+          <w:bCs/>
+          <w:sz w:val="24"/>
+          <w:szCs w:val="24"/>
+        </w:rPr>
+        <w:t>Pandas vs NumPy broadcasting:</w:t>
+      </w:r>
+    </w:p>
+    <w:p>
+      <w:pPr>
+        <w:spacing w:after="0" w:line="240" w:lineRule="auto"/>
+        <w:rPr>
+          <w:rFonts w:ascii="Times New Roman" w:eastAsia="Times New Roman" w:hAnsi="Times New Roman" w:cs="Times New Roman"/>
+          <w:sz w:val="24"/>
+          <w:szCs w:val="24"/>
+        </w:rPr>
+      </w:pPr>
+      <w:r>
+        <w:rPr>
+          <w:rFonts w:ascii="Times New Roman" w:eastAsia="Times New Roman" w:hAnsi="Times New Roman" w:cs="Times New Roman"/>
+          <w:sz w:val="24"/>
+          <w:szCs w:val="24"/>
+        </w:rPr>
+        <w:t>python</w:t>
+      </w:r>
+    </w:p>
+    <w:p>
+      <w:pPr>
+        <w:tabs>
+          <w:tab w:val="left" w:pos="916"/>
+          <w:tab w:val="left" w:pos="1832"/>
+          <w:tab w:val="left" w:pos="2748"/>
+          <w:tab w:val="left" w:pos="3664"/>
+          <w:tab w:val="left" w:pos="4580"/>
+          <w:tab w:val="left" w:pos="5496"/>
+          <w:tab w:val="left" w:pos="6412"/>
+          <w:tab w:val="left" w:pos="7328"/>
+          <w:tab w:val="left" w:pos="8244"/>
+          <w:tab w:val="left" w:pos="9160"/>
+          <w:tab w:val="left" w:pos="10076"/>
+          <w:tab w:val="left" w:pos="10992"/>
+          <w:tab w:val="left" w:pos="11908"/>
+          <w:tab w:val="left" w:pos="12824"/>
+          <w:tab w:val="left" w:pos="13740"/>
+          <w:tab w:val="left" w:pos="14656"/>
+        </w:tabs>
+        <w:spacing w:before="120" w:after="120" w:line="240" w:lineRule="auto"/>
+        <w:rPr>
+          <w:rFonts w:ascii="var(--font-mono)" w:eastAsia="Times New Roman" w:hAnsi="var(--font-mono)" w:cs="Courier New"/>
+          <w:sz w:val="20"/>
+          <w:szCs w:val="20"/>
+        </w:rPr>
+      </w:pPr>
+      <w:r>
+        <w:rPr>
+          <w:rFonts w:ascii="var(--font-mono)" w:eastAsia="Times New Roman" w:hAnsi="var(--font-mono)" w:cs="Courier New"/>
+          <w:i/>
+          <w:iCs/>
+          <w:sz w:val="20"/>
+          <w:szCs w:val="20"/>
+        </w:rPr>
+        <w:t># NumPy - strict shape-based broadcasting</w:t>
+      </w:r>
+    </w:p>
+    <w:p>
+      <w:pPr>
+        <w:tabs>
+          <w:tab w:val="left" w:pos="916"/>
+          <w:tab w:val="left" w:pos="1832"/>
+          <w:tab w:val="left" w:pos="2748"/>
+          <w:tab w:val="left" w:pos="3664"/>
+          <w:tab w:val="left" w:pos="4580"/>
+          <w:tab w:val="left" w:pos="5496"/>
+          <w:tab w:val="left" w:pos="6412"/>
+          <w:tab w:val="left" w:pos="7328"/>
+          <w:tab w:val="left" w:pos="8244"/>
+          <w:tab w:val="left" w:pos="9160"/>
+          <w:tab w:val="left" w:pos="10076"/>
+          <w:tab w:val="left" w:pos="10992"/>
+          <w:tab w:val="left" w:pos="11908"/>
+          <w:tab w:val="left" w:pos="12824"/>
+          <w:tab w:val="left" w:pos="13740"/>
+          <w:tab w:val="left" w:pos="14656"/>
+        </w:tabs>
+        <w:spacing w:before="120" w:after="120" w:line="240" w:lineRule="auto"/>
+        <w:rPr>
+          <w:rFonts w:ascii="var(--font-mono)" w:eastAsia="Times New Roman" w:hAnsi="var(--font-mono)" w:cs="Courier New"/>
+          <w:sz w:val="20"/>
+          <w:szCs w:val="20"/>
+        </w:rPr>
+      </w:pPr>
+      <w:r>
+        <w:rPr>
+          <w:rFonts w:ascii="var(--font-mono)" w:eastAsia="Times New Roman" w:hAnsi="var(--font-mono)" w:cs="Courier New"/>
+          <w:sz w:val="20"/>
+          <w:szCs w:val="20"/>
+        </w:rPr>
+        <w:t xml:space="preserve">arr2d = np.array([[1, 2], [3, 4]])  </w:t>
+      </w:r>
+      <w:r>
+        <w:rPr>
+          <w:rFonts w:ascii="var(--font-mono)" w:eastAsia="Times New Roman" w:hAnsi="var(--font-mono)" w:cs="Courier New"/>
+          <w:i/>
+          <w:iCs/>
+          <w:sz w:val="20"/>
+          <w:szCs w:val="20"/>
+        </w:rPr>
+        <w:t># (2, 2)</w:t>
+      </w:r>
+    </w:p>
+    <w:p>
+      <w:pPr>
+        <w:tabs>
+          <w:tab w:val="left" w:pos="916"/>
+          <w:tab w:val="left" w:pos="1832"/>
+          <w:tab w:val="left" w:pos="2748"/>
+          <w:tab w:val="left" w:pos="3664"/>
+          <w:tab w:val="left" w:pos="4580"/>
+          <w:tab w:val="left" w:pos="5496"/>
+          <w:tab w:val="left" w:pos="6412"/>
+          <w:tab w:val="left" w:pos="7328"/>
+          <w:tab w:val="left" w:pos="8244"/>
+          <w:tab w:val="left" w:pos="9160"/>
+          <w:tab w:val="left" w:pos="10076"/>
+          <w:tab w:val="left" w:pos="10992"/>
+          <w:tab w:val="left" w:pos="11908"/>
+          <w:tab w:val="left" w:pos="12824"/>
+          <w:tab w:val="left" w:pos="13740"/>
+          <w:tab w:val="left" w:pos="14656"/>
+        </w:tabs>
+        <w:spacing w:before="120" w:after="120" w:line="240" w:lineRule="auto"/>
+        <w:rPr>
+          <w:rFonts w:ascii="var(--font-mono)" w:eastAsia="Times New Roman" w:hAnsi="var(--font-mono)" w:cs="Courier New"/>
+          <w:sz w:val="20"/>
+          <w:szCs w:val="20"/>
+        </w:rPr>
+      </w:pPr>
+      <w:r>
+        <w:rPr>
+          <w:rFonts w:ascii="var(--font-mono)" w:eastAsia="Times New Roman" w:hAnsi="var(--font-mono)" w:cs="Courier New"/>
+          <w:sz w:val="20"/>
+          <w:szCs w:val="20"/>
+        </w:rPr>
+        <w:t xml:space="preserve">arr1d = np.array([10, 20])           </w:t>
+      </w:r>
+      <w:r>
+        <w:rPr>
+          <w:rFonts w:ascii="var(--font-mono)" w:eastAsia="Times New Roman" w:hAnsi="var(--font-mono)" w:cs="Courier New"/>
+          <w:i/>
+          <w:iCs/>
+          <w:sz w:val="20"/>
+          <w:szCs w:val="20"/>
+        </w:rPr>
+        <w:t># (2,)</w:t>
+      </w:r>
+    </w:p>
+    <w:p>
+      <w:pPr>
+        <w:tabs>
+          <w:tab w:val="left" w:pos="916"/>
+          <w:tab w:val="left" w:pos="1832"/>
+          <w:tab w:val="left" w:pos="2748"/>
+          <w:tab w:val="left" w:pos="3664"/>
+          <w:tab w:val="left" w:pos="4580"/>
+          <w:tab w:val="left" w:pos="5496"/>
+          <w:tab w:val="left" w:pos="6412"/>
+          <w:tab w:val="left" w:pos="7328"/>
+          <w:tab w:val="left" w:pos="8244"/>
+          <w:tab w:val="left" w:pos="9160"/>
+          <w:tab w:val="left" w:pos="10076"/>
+          <w:tab w:val="left" w:pos="10992"/>
+          <w:tab w:val="left" w:pos="11908"/>
+          <w:tab w:val="left" w:pos="12824"/>
+          <w:tab w:val="left" w:pos="13740"/>
+          <w:tab w:val="left" w:pos="14656"/>
+        </w:tabs>
+        <w:spacing w:before="120" w:after="120" w:line="240" w:lineRule="auto"/>
+        <w:rPr>
+          <w:rFonts w:ascii="var(--font-mono)" w:eastAsia="Times New Roman" w:hAnsi="var(--font-mono)" w:cs="Courier New"/>
+          <w:sz w:val="20"/>
+          <w:szCs w:val="20"/>
+        </w:rPr>
+      </w:pPr>
+      <w:r>
+        <w:rPr>
+          <w:rFonts w:ascii="var(--font-mono)" w:eastAsia="Times New Roman" w:hAnsi="var(--font-mono)" w:cs="Courier New"/>
+          <w:sz w:val="20"/>
+          <w:szCs w:val="20"/>
+        </w:rPr>
+        <w:t xml:space="preserve">arr2d + arr1d  </w:t>
+      </w:r>
+      <w:r>
+        <w:rPr>
+          <w:rFonts w:ascii="var(--font-mono)" w:eastAsia="Times New Roman" w:hAnsi="var(--font-mono)" w:cs="Courier New"/>
+          <w:i/>
+          <w:iCs/>
+          <w:sz w:val="20"/>
+          <w:szCs w:val="20"/>
+        </w:rPr>
+        <w:t># Broadcasts arr1d across rows</w:t>
+      </w:r>
+    </w:p>
+    <w:p>
+      <w:pPr>
+        <w:tabs>
+          <w:tab w:val="left" w:pos="916"/>
+          <w:tab w:val="left" w:pos="1832"/>
+          <w:tab w:val="left" w:pos="2748"/>
+          <w:tab w:val="left" w:pos="3664"/>
+          <w:tab w:val="left" w:pos="4580"/>
+          <w:tab w:val="left" w:pos="5496"/>
+          <w:tab w:val="left" w:pos="6412"/>
+          <w:tab w:val="left" w:pos="7328"/>
+          <w:tab w:val="left" w:pos="8244"/>
+          <w:tab w:val="left" w:pos="9160"/>
+          <w:tab w:val="left" w:pos="10076"/>
+          <w:tab w:val="left" w:pos="10992"/>
+          <w:tab w:val="left" w:pos="11908"/>
+          <w:tab w:val="left" w:pos="12824"/>
+          <w:tab w:val="left" w:pos="13740"/>
+          <w:tab w:val="left" w:pos="14656"/>
+        </w:tabs>
+        <w:spacing w:before="120" w:after="120" w:line="240" w:lineRule="auto"/>
+        <w:rPr>
+          <w:rFonts w:ascii="var(--font-mono)" w:eastAsia="Times New Roman" w:hAnsi="var(--font-mono)" w:cs="Courier New"/>
+          <w:sz w:val="20"/>
+          <w:szCs w:val="20"/>
+        </w:rPr>
+      </w:pPr>
+      <w:r>
+        <w:rPr>
+          <w:rFonts w:ascii="var(--font-mono)" w:eastAsia="Times New Roman" w:hAnsi="var(--font-mono)" w:cs="Courier New"/>
+          <w:i/>
+          <w:iCs/>
+          <w:sz w:val="20"/>
+          <w:szCs w:val="20"/>
+        </w:rPr>
+        <w:t># [[11, 22],</w:t>
+      </w:r>
+    </w:p>
+    <w:p>
+      <w:pPr>
+        <w:tabs>
+          <w:tab w:val="left" w:pos="916"/>
+          <w:tab w:val="left" w:pos="1832"/>
+          <w:tab w:val="left" w:pos="2748"/>
+          <w:tab w:val="left" w:pos="3664"/>
+          <w:tab w:val="left" w:pos="4580"/>
+          <w:tab w:val="left" w:pos="5496"/>
+          <w:tab w:val="left" w:pos="6412"/>
+          <w:tab w:val="left" w:pos="7328"/>
+          <w:tab w:val="left" w:pos="8244"/>
+          <w:tab w:val="left" w:pos="9160"/>
+          <w:tab w:val="left" w:pos="10076"/>
+          <w:tab w:val="left" w:pos="10992"/>
+          <w:tab w:val="left" w:pos="11908"/>
+          <w:tab w:val="left" w:pos="12824"/>
+          <w:tab w:val="left" w:pos="13740"/>
+          <w:tab w:val="left" w:pos="14656"/>
+        </w:tabs>
+        <w:spacing w:before="120" w:after="120" w:line="240" w:lineRule="auto"/>
+        <w:rPr>
+          <w:rFonts w:ascii="var(--font-mono)" w:eastAsia="Times New Roman" w:hAnsi="var(--font-mono)" w:cs="Courier New"/>
+          <w:sz w:val="20"/>
+          <w:szCs w:val="20"/>
+        </w:rPr>
+      </w:pPr>
+      <w:r>
+        <w:rPr>
+          <w:rFonts w:ascii="var(--font-mono)" w:eastAsia="Times New Roman" w:hAnsi="var(--font-mono)" w:cs="Courier New"/>
+          <w:i/>
+          <w:iCs/>
+          <w:sz w:val="20"/>
+          <w:szCs w:val="20"/>
+        </w:rPr>
+        <w:t>#  [13, 24]]</w:t>
+      </w:r>
+    </w:p>
+    <w:p>
+      <w:pPr>
+        <w:tabs>
+          <w:tab w:val="left" w:pos="916"/>
+          <w:tab w:val="left" w:pos="1832"/>
+          <w:tab w:val="left" w:pos="2748"/>
+          <w:tab w:val="left" w:pos="3664"/>
+          <w:tab w:val="left" w:pos="4580"/>
+          <w:tab w:val="left" w:pos="5496"/>
+          <w:tab w:val="left" w:pos="6412"/>
+          <w:tab w:val="left" w:pos="7328"/>
+          <w:tab w:val="left" w:pos="8244"/>
+          <w:tab w:val="left" w:pos="9160"/>
+          <w:tab w:val="left" w:pos="10076"/>
+          <w:tab w:val="left" w:pos="10992"/>
+          <w:tab w:val="left" w:pos="11908"/>
+          <w:tab w:val="left" w:pos="12824"/>
+          <w:tab w:val="left" w:pos="13740"/>
+          <w:tab w:val="left" w:pos="14656"/>
+        </w:tabs>
+        <w:spacing w:before="120" w:after="120" w:line="240" w:lineRule="auto"/>
+        <w:rPr>
+          <w:rFonts w:ascii="var(--font-mono)" w:eastAsia="Times New Roman" w:hAnsi="var(--font-mono)" w:cs="Courier New"/>
+          <w:sz w:val="20"/>
+          <w:szCs w:val="20"/>
+        </w:rPr>
+      </w:pPr>
+    </w:p>
+    <w:p>
+      <w:pPr>
+        <w:tabs>
+          <w:tab w:val="left" w:pos="916"/>
+          <w:tab w:val="left" w:pos="1832"/>
+          <w:tab w:val="left" w:pos="2748"/>
+          <w:tab w:val="left" w:pos="3664"/>
+          <w:tab w:val="left" w:pos="4580"/>
+          <w:tab w:val="left" w:pos="5496"/>
+          <w:tab w:val="left" w:pos="6412"/>
+          <w:tab w:val="left" w:pos="7328"/>
+          <w:tab w:val="left" w:pos="8244"/>
+          <w:tab w:val="left" w:pos="9160"/>
+          <w:tab w:val="left" w:pos="10076"/>
+          <w:tab w:val="left" w:pos="10992"/>
+          <w:tab w:val="left" w:pos="11908"/>
+          <w:tab w:val="left" w:pos="12824"/>
+          <w:tab w:val="left" w:pos="13740"/>
+          <w:tab w:val="left" w:pos="14656"/>
+        </w:tabs>
+        <w:spacing w:before="120" w:after="120" w:line="240" w:lineRule="auto"/>
+        <w:rPr>
+          <w:rFonts w:ascii="var(--font-mono)" w:eastAsia="Times New Roman" w:hAnsi="var(--font-mono)" w:cs="Courier New"/>
+          <w:sz w:val="20"/>
+          <w:szCs w:val="20"/>
+        </w:rPr>
+      </w:pPr>
+      <w:r>
+        <w:rPr>
+          <w:rFonts w:ascii="var(--font-mono)" w:eastAsia="Times New Roman" w:hAnsi="var(--font-mono)" w:cs="Courier New"/>
+          <w:i/>
+          <w:iCs/>
+          <w:sz w:val="20"/>
+          <w:szCs w:val="20"/>
+        </w:rPr>
+        <w:t># Pandas - label-based alignment (not just shape)</w:t>
+      </w:r>
+    </w:p>
+    <w:p>
+      <w:pPr>
+        <w:tabs>
+          <w:tab w:val="left" w:pos="916"/>
+          <w:tab w:val="left" w:pos="1832"/>
+          <w:tab w:val="left" w:pos="2748"/>
+          <w:tab w:val="left" w:pos="3664"/>
+          <w:tab w:val="left" w:pos="4580"/>
+          <w:tab w:val="left" w:pos="5496"/>
+          <w:tab w:val="left" w:pos="6412"/>
+          <w:tab w:val="left" w:pos="7328"/>
+          <w:tab w:val="left" w:pos="8244"/>
+          <w:tab w:val="left" w:pos="9160"/>
+          <w:tab w:val="left" w:pos="10076"/>
+          <w:tab w:val="left" w:pos="10992"/>
+          <w:tab w:val="left" w:pos="11908"/>
+          <w:tab w:val="left" w:pos="12824"/>
+          <w:tab w:val="left" w:pos="13740"/>
+          <w:tab w:val="left" w:pos="14656"/>
+        </w:tabs>
+        <w:spacing w:before="120" w:after="120" w:line="240" w:lineRule="auto"/>
+        <w:rPr>
+          <w:rFonts w:ascii="var(--font-mono)" w:eastAsia="Times New Roman" w:hAnsi="var(--font-mono)" w:cs="Courier New"/>
+          <w:sz w:val="20"/>
+          <w:szCs w:val="20"/>
+        </w:rPr>
+      </w:pPr>
+      <w:r>
+        <w:rPr>
+          <w:rFonts w:ascii="var(--font-mono)" w:eastAsia="Times New Roman" w:hAnsi="var(--font-mono)" w:cs="Courier New"/>
+          <w:sz w:val="20"/>
+          <w:szCs w:val="20"/>
+        </w:rPr>
+        <w:t xml:space="preserve">df = pd.DataFrame([[1, 2], [3, 4]], </w:t>
+      </w:r>
+    </w:p>
+    <w:p>
+      <w:pPr>
+        <w:tabs>
+          <w:tab w:val="left" w:pos="916"/>
+          <w:tab w:val="left" w:pos="1832"/>
+          <w:tab w:val="left" w:pos="2748"/>
+          <w:tab w:val="left" w:pos="3664"/>
+          <w:tab w:val="left" w:pos="4580"/>
+          <w:tab w:val="left" w:pos="5496"/>
+          <w:tab w:val="left" w:pos="6412"/>
+          <w:tab w:val="left" w:pos="7328"/>
+          <w:tab w:val="left" w:pos="8244"/>
+          <w:tab w:val="left" w:pos="9160"/>
+          <w:tab w:val="left" w:pos="10076"/>
+          <w:tab w:val="left" w:pos="10992"/>
+          <w:tab w:val="left" w:pos="11908"/>
+          <w:tab w:val="left" w:pos="12824"/>
+          <w:tab w:val="left" w:pos="13740"/>
+          <w:tab w:val="left" w:pos="14656"/>
+        </w:tabs>
+        <w:spacing w:before="120" w:after="120" w:line="240" w:lineRule="auto"/>
+        <w:rPr>
+          <w:rFonts w:ascii="var(--font-mono)" w:eastAsia="Times New Roman" w:hAnsi="var(--font-mono)" w:cs="Courier New"/>
+          <w:sz w:val="20"/>
+          <w:szCs w:val="20"/>
+        </w:rPr>
+      </w:pPr>
+      <w:r>
+        <w:rPr>
+          <w:rFonts w:ascii="var(--font-mono)" w:eastAsia="Times New Roman" w:hAnsi="var(--font-mono)" w:cs="Courier New"/>
+          <w:sz w:val="20"/>
+          <w:szCs w:val="20"/>
+        </w:rPr>
+        <w:t xml:space="preserve">                  columns=['A', 'B'], </w:t>
+      </w:r>
+    </w:p>
+    <w:p>
+      <w:pPr>
+        <w:tabs>
+          <w:tab w:val="left" w:pos="916"/>
+          <w:tab w:val="left" w:pos="1832"/>
+          <w:tab w:val="left" w:pos="2748"/>
+          <w:tab w:val="left" w:pos="3664"/>
+          <w:tab w:val="left" w:pos="4580"/>
+          <w:tab w:val="left" w:pos="5496"/>
+          <w:tab w:val="left" w:pos="6412"/>
+          <w:tab w:val="left" w:pos="7328"/>
+          <w:tab w:val="left" w:pos="8244"/>
+          <w:tab w:val="left" w:pos="9160"/>
+          <w:tab w:val="left" w:pos="10076"/>
+          <w:tab w:val="left" w:pos="10992"/>
+          <w:tab w:val="left" w:pos="11908"/>
+          <w:tab w:val="left" w:pos="12824"/>
+          <w:tab w:val="left" w:pos="13740"/>
+          <w:tab w:val="left" w:pos="14656"/>
+        </w:tabs>
+        <w:spacing w:before="120" w:after="120" w:line="240" w:lineRule="auto"/>
+        <w:rPr>
+          <w:rFonts w:ascii="var(--font-mono)" w:eastAsia="Times New Roman" w:hAnsi="var(--font-mono)" w:cs="Courier New"/>
+          <w:sz w:val="20"/>
+          <w:szCs w:val="20"/>
+        </w:rPr>
+      </w:pPr>
+      <w:r>
+        <w:rPr>
+          <w:rFonts w:ascii="var(--font-mono)" w:eastAsia="Times New Roman" w:hAnsi="var(--font-mono)" w:cs="Courier New"/>
+          <w:sz w:val="20"/>
+          <w:szCs w:val="20"/>
+        </w:rPr>
+        <w:t xml:space="preserve">                  index=[0, 1])</w:t>
+      </w:r>
+    </w:p>
+    <w:p>
+      <w:pPr>
+        <w:tabs>
+          <w:tab w:val="left" w:pos="916"/>
+          <w:tab w:val="left" w:pos="1832"/>
+          <w:tab w:val="left" w:pos="2748"/>
+          <w:tab w:val="left" w:pos="3664"/>
+          <w:tab w:val="left" w:pos="4580"/>
+          <w:tab w:val="left" w:pos="5496"/>
+          <w:tab w:val="left" w:pos="6412"/>
+          <w:tab w:val="left" w:pos="7328"/>
+          <w:tab w:val="left" w:pos="8244"/>
+          <w:tab w:val="left" w:pos="9160"/>
+          <w:tab w:val="left" w:pos="10076"/>
+          <w:tab w:val="left" w:pos="10992"/>
+          <w:tab w:val="left" w:pos="11908"/>
+          <w:tab w:val="left" w:pos="12824"/>
+          <w:tab w:val="left" w:pos="13740"/>
+          <w:tab w:val="left" w:pos="14656"/>
+        </w:tabs>
+        <w:spacing w:before="120" w:after="120" w:line="240" w:lineRule="auto"/>
+        <w:rPr>
+          <w:rFonts w:ascii="var(--font-mono)" w:eastAsia="Times New Roman" w:hAnsi="var(--font-mono)" w:cs="Courier New"/>
+          <w:sz w:val="20"/>
+          <w:szCs w:val="20"/>
+        </w:rPr>
+      </w:pPr>
+      <w:r>
+        <w:rPr>
+          <w:rFonts w:ascii="var(--font-mono)" w:eastAsia="Times New Roman" w:hAnsi="var(--font-mono)" w:cs="Courier New"/>
+          <w:sz w:val="20"/>
+          <w:szCs w:val="20"/>
+        </w:rPr>
+        <w:t>series = pd.Series([10, 20], index=[0, 1])</w:t>
+      </w:r>
+    </w:p>
+    <w:p>
+      <w:pPr>
+        <w:tabs>
+          <w:tab w:val="left" w:pos="916"/>
+          <w:tab w:val="left" w:pos="1832"/>
+          <w:tab w:val="left" w:pos="2748"/>
+          <w:tab w:val="left" w:pos="3664"/>
+          <w:tab w:val="left" w:pos="4580"/>
+          <w:tab w:val="left" w:pos="5496"/>
+          <w:tab w:val="left" w:pos="6412"/>
+          <w:tab w:val="left" w:pos="7328"/>
+          <w:tab w:val="left" w:pos="8244"/>
+          <w:tab w:val="left" w:pos="9160"/>
+          <w:tab w:val="left" w:pos="10076"/>
+          <w:tab w:val="left" w:pos="10992"/>
+          <w:tab w:val="left" w:pos="11908"/>
+          <w:tab w:val="left" w:pos="12824"/>
+          <w:tab w:val="left" w:pos="13740"/>
+          <w:tab w:val="left" w:pos="14656"/>
+        </w:tabs>
+        <w:spacing w:before="120" w:after="120" w:line="240" w:lineRule="auto"/>
+        <w:rPr>
+          <w:rFonts w:ascii="var(--font-mono)" w:eastAsia="Times New Roman" w:hAnsi="var(--font-mono)" w:cs="Courier New"/>
+          <w:sz w:val="20"/>
+          <w:szCs w:val="20"/>
+        </w:rPr>
+      </w:pPr>
+      <w:r>
+        <w:rPr>
+          <w:rFonts w:ascii="var(--font-mono)" w:eastAsia="Times New Roman" w:hAnsi="var(--font-mono)" w:cs="Courier New"/>
+          <w:sz w:val="20"/>
+          <w:szCs w:val="20"/>
+        </w:rPr>
+        <w:t xml:space="preserve">         index</w:t>
+      </w:r>
+    </w:p>
+    <w:p>
+      <w:pPr>
+        <w:tabs>
+          <w:tab w:val="left" w:pos="916"/>
+          <w:tab w:val="left" w:pos="1832"/>
+          <w:tab w:val="left" w:pos="2748"/>
+          <w:tab w:val="left" w:pos="3664"/>
+          <w:tab w:val="left" w:pos="4580"/>
+          <w:tab w:val="left" w:pos="5496"/>
+          <w:tab w:val="left" w:pos="6412"/>
+          <w:tab w:val="left" w:pos="7328"/>
+          <w:tab w:val="left" w:pos="8244"/>
+          <w:tab w:val="left" w:pos="9160"/>
+          <w:tab w:val="left" w:pos="10076"/>
+          <w:tab w:val="left" w:pos="10992"/>
+          <w:tab w:val="left" w:pos="11908"/>
+          <w:tab w:val="left" w:pos="12824"/>
+          <w:tab w:val="left" w:pos="13740"/>
+          <w:tab w:val="left" w:pos="14656"/>
+        </w:tabs>
+        <w:spacing w:before="120" w:after="120" w:line="240" w:lineRule="auto"/>
+        <w:ind w:left="720"/>
+        <w:rPr>
+          <w:rFonts w:ascii="var(--font-mono)" w:eastAsia="Times New Roman" w:hAnsi="var(--font-mono)" w:cs="Courier New"/>
+          <w:sz w:val="20"/>
+          <w:szCs w:val="20"/>
+        </w:rPr>
+      </w:pPr>
+      <w:r>
+        <w:rPr>
+          <w:rFonts w:ascii="var(--font-mono)" w:eastAsia="Times New Roman" w:hAnsi="var(--font-mono)" w:cs="Courier New"/>
+          <w:sz w:val="20"/>
+          <w:szCs w:val="20"/>
+        </w:rPr>
+        <w:t>0    10</w:t>
+      </w:r>
+    </w:p>
+    <w:p>
+      <w:pPr>
+        <w:tabs>
+          <w:tab w:val="left" w:pos="916"/>
+          <w:tab w:val="left" w:pos="1832"/>
+          <w:tab w:val="left" w:pos="2748"/>
+          <w:tab w:val="left" w:pos="3664"/>
+          <w:tab w:val="left" w:pos="4580"/>
+          <w:tab w:val="left" w:pos="5496"/>
+          <w:tab w:val="left" w:pos="6412"/>
+          <w:tab w:val="left" w:pos="7328"/>
+          <w:tab w:val="left" w:pos="8244"/>
+          <w:tab w:val="left" w:pos="9160"/>
+          <w:tab w:val="left" w:pos="10076"/>
+          <w:tab w:val="left" w:pos="10992"/>
+          <w:tab w:val="left" w:pos="11908"/>
+          <w:tab w:val="left" w:pos="12824"/>
+          <w:tab w:val="left" w:pos="13740"/>
+          <w:tab w:val="left" w:pos="14656"/>
+        </w:tabs>
+        <w:spacing w:before="120" w:after="120" w:line="240" w:lineRule="auto"/>
+        <w:ind w:left="720"/>
+        <w:rPr>
+          <w:rFonts w:ascii="var(--font-mono)" w:eastAsia="Times New Roman" w:hAnsi="var(--font-mono)" w:cs="Courier New"/>
+          <w:sz w:val="20"/>
+          <w:szCs w:val="20"/>
+        </w:rPr>
+      </w:pPr>
+      <w:r>
+        <w:rPr>
+          <w:rFonts w:ascii="var(--font-mono)" w:eastAsia="Times New Roman" w:hAnsi="var(--font-mono)" w:cs="Courier New"/>
+          <w:sz w:val="20"/>
+          <w:szCs w:val="20"/>
+        </w:rPr>
+        <w:t>1    20</w:t>
+      </w:r>
+    </w:p>
+    <w:p>
+      <w:pPr>
+        <w:tabs>
+          <w:tab w:val="left" w:pos="916"/>
+          <w:tab w:val="left" w:pos="1832"/>
+          <w:tab w:val="left" w:pos="2748"/>
+          <w:tab w:val="left" w:pos="3664"/>
+          <w:tab w:val="left" w:pos="4580"/>
+          <w:tab w:val="left" w:pos="5496"/>
+          <w:tab w:val="left" w:pos="6412"/>
+          <w:tab w:val="left" w:pos="7328"/>
+          <w:tab w:val="left" w:pos="8244"/>
+          <w:tab w:val="left" w:pos="9160"/>
+          <w:tab w:val="left" w:pos="10076"/>
+          <w:tab w:val="left" w:pos="10992"/>
+          <w:tab w:val="left" w:pos="11908"/>
+          <w:tab w:val="left" w:pos="12824"/>
+          <w:tab w:val="left" w:pos="13740"/>
+          <w:tab w:val="left" w:pos="14656"/>
+        </w:tabs>
+        <w:spacing w:before="120" w:after="120" w:line="240" w:lineRule="auto"/>
+        <w:ind w:left="720"/>
+        <w:rPr>
+          <w:rFonts w:ascii="var(--font-mono)" w:eastAsia="Times New Roman" w:hAnsi="var(--font-mono)" w:cs="Courier New"/>
+          <w:sz w:val="20"/>
+          <w:szCs w:val="20"/>
+        </w:rPr>
+      </w:pPr>
+      <w:r>
+        <w:rPr>
+          <w:rFonts w:ascii="var(--font-mono)" w:eastAsia="Times New Roman" w:hAnsi="var(--font-mono)" w:cs="Courier New"/>
+          <w:sz w:val="20"/>
+          <w:szCs w:val="20"/>
+        </w:rPr>
+        <w:t>dtype: int64</w:t>
+      </w:r>
+    </w:p>
+    <w:p>
+      <w:pPr>
+        <w:tabs>
+          <w:tab w:val="left" w:pos="916"/>
+          <w:tab w:val="left" w:pos="1832"/>
+          <w:tab w:val="left" w:pos="2748"/>
+          <w:tab w:val="left" w:pos="3664"/>
+          <w:tab w:val="left" w:pos="4580"/>
+          <w:tab w:val="left" w:pos="5496"/>
+          <w:tab w:val="left" w:pos="6412"/>
+          <w:tab w:val="left" w:pos="7328"/>
+          <w:tab w:val="left" w:pos="8244"/>
+          <w:tab w:val="left" w:pos="9160"/>
+          <w:tab w:val="left" w:pos="10076"/>
+          <w:tab w:val="left" w:pos="10992"/>
+          <w:tab w:val="left" w:pos="11908"/>
+          <w:tab w:val="left" w:pos="12824"/>
+          <w:tab w:val="left" w:pos="13740"/>
+          <w:tab w:val="left" w:pos="14656"/>
+        </w:tabs>
+        <w:spacing w:before="120" w:after="120" w:line="240" w:lineRule="auto"/>
+        <w:rPr>
+          <w:rFonts w:ascii="var(--font-mono)" w:eastAsia="Times New Roman" w:hAnsi="var(--font-mono)" w:cs="Courier New"/>
+          <w:sz w:val="20"/>
+          <w:szCs w:val="20"/>
+        </w:rPr>
+      </w:pPr>
+    </w:p>
+    <w:p>
+      <w:pPr>
+        <w:tabs>
+          <w:tab w:val="left" w:pos="916"/>
+          <w:tab w:val="left" w:pos="1832"/>
+          <w:tab w:val="left" w:pos="2748"/>
+          <w:tab w:val="left" w:pos="3664"/>
+          <w:tab w:val="left" w:pos="4580"/>
+          <w:tab w:val="left" w:pos="5496"/>
+          <w:tab w:val="left" w:pos="6412"/>
+          <w:tab w:val="left" w:pos="7328"/>
+          <w:tab w:val="left" w:pos="8244"/>
+          <w:tab w:val="left" w:pos="9160"/>
+          <w:tab w:val="left" w:pos="10076"/>
+          <w:tab w:val="left" w:pos="10992"/>
+          <w:tab w:val="left" w:pos="11908"/>
+          <w:tab w:val="left" w:pos="12824"/>
+          <w:tab w:val="left" w:pos="13740"/>
+          <w:tab w:val="left" w:pos="14656"/>
+        </w:tabs>
+        <w:spacing w:before="120" w:after="120" w:line="240" w:lineRule="auto"/>
+        <w:rPr>
+          <w:rFonts w:ascii="var(--font-mono)" w:eastAsia="Times New Roman" w:hAnsi="var(--font-mono)" w:cs="Courier New"/>
+          <w:sz w:val="20"/>
+          <w:szCs w:val="20"/>
+        </w:rPr>
+      </w:pPr>
+      <w:r>
+        <w:rPr>
+          <w:rFonts w:ascii="var(--font-mono)" w:eastAsia="Times New Roman" w:hAnsi="var(--font-mono)" w:cs="Courier New"/>
+          <w:sz w:val="20"/>
+          <w:szCs w:val="20"/>
+        </w:rPr>
+        <w:t xml:space="preserve">df + series  </w:t>
+      </w:r>
+      <w:r>
+        <w:rPr>
+          <w:rFonts w:ascii="var(--font-mono)" w:eastAsia="Times New Roman" w:hAnsi="var(--font-mono)" w:cs="Courier New"/>
+          <w:i/>
+          <w:iCs/>
+          <w:sz w:val="20"/>
+          <w:szCs w:val="20"/>
+        </w:rPr>
+        <w:t># Aligns by INDEX, then broadcasts across columns</w:t>
+      </w:r>
+    </w:p>
+    <w:p>
+      <w:pPr>
+        <w:tabs>
+          <w:tab w:val="left" w:pos="916"/>
+          <w:tab w:val="left" w:pos="1832"/>
+          <w:tab w:val="left" w:pos="2748"/>
+          <w:tab w:val="left" w:pos="3664"/>
+          <w:tab w:val="left" w:pos="4580"/>
+          <w:tab w:val="left" w:pos="5496"/>
+          <w:tab w:val="left" w:pos="6412"/>
+          <w:tab w:val="left" w:pos="7328"/>
+          <w:tab w:val="left" w:pos="8244"/>
+          <w:tab w:val="left" w:pos="9160"/>
+          <w:tab w:val="left" w:pos="10076"/>
+          <w:tab w:val="left" w:pos="10992"/>
+          <w:tab w:val="left" w:pos="11908"/>
+          <w:tab w:val="left" w:pos="12824"/>
+          <w:tab w:val="left" w:pos="13740"/>
+          <w:tab w:val="left" w:pos="14656"/>
+        </w:tabs>
+        <w:spacing w:before="120" w:after="120" w:line="240" w:lineRule="auto"/>
+        <w:rPr>
+          <w:rFonts w:ascii="var(--font-mono)" w:eastAsia="Times New Roman" w:hAnsi="var(--font-mono)" w:cs="Courier New"/>
+          <w:sz w:val="20"/>
+          <w:szCs w:val="20"/>
+        </w:rPr>
+      </w:pPr>
+      <w:r>
+        <w:rPr>
+          <w:rFonts w:ascii="var(--font-mono)" w:eastAsia="Times New Roman" w:hAnsi="var(--font-mono)" w:cs="Courier New"/>
+          <w:i/>
+          <w:iCs/>
+          <w:sz w:val="20"/>
+          <w:szCs w:val="20"/>
+        </w:rPr>
+        <w:t>#     A   B</w:t>
+      </w:r>
+    </w:p>
+    <w:p>
+      <w:pPr>
+        <w:tabs>
+          <w:tab w:val="left" w:pos="916"/>
+          <w:tab w:val="left" w:pos="1832"/>
+          <w:tab w:val="left" w:pos="2748"/>
+          <w:tab w:val="left" w:pos="3664"/>
+          <w:tab w:val="left" w:pos="4580"/>
+          <w:tab w:val="left" w:pos="5496"/>
+          <w:tab w:val="left" w:pos="6412"/>
+          <w:tab w:val="left" w:pos="7328"/>
+          <w:tab w:val="left" w:pos="8244"/>
+          <w:tab w:val="left" w:pos="9160"/>
+          <w:tab w:val="left" w:pos="10076"/>
+          <w:tab w:val="left" w:pos="10992"/>
+          <w:tab w:val="left" w:pos="11908"/>
+          <w:tab w:val="left" w:pos="12824"/>
+          <w:tab w:val="left" w:pos="13740"/>
+          <w:tab w:val="left" w:pos="14656"/>
+        </w:tabs>
+        <w:spacing w:before="120" w:after="120" w:line="240" w:lineRule="auto"/>
+        <w:rPr>
+          <w:rFonts w:ascii="var(--font-mono)" w:eastAsia="Times New Roman" w:hAnsi="var(--font-mono)" w:cs="Courier New"/>
+          <w:sz w:val="20"/>
+          <w:szCs w:val="20"/>
+        </w:rPr>
+      </w:pPr>
+      <w:r>
+        <w:rPr>
+          <w:rFonts w:ascii="var(--font-mono)" w:eastAsia="Times New Roman" w:hAnsi="var(--font-mono)" w:cs="Courier New"/>
+          <w:i/>
+          <w:iCs/>
+          <w:sz w:val="20"/>
+          <w:szCs w:val="20"/>
+        </w:rPr>
+        <w:t># 0  11  13  # row 0 gets +10</w:t>
+      </w:r>
+    </w:p>
+    <w:p>
+      <w:pPr>
+        <w:tabs>
+          <w:tab w:val="left" w:pos="916"/>
+          <w:tab w:val="left" w:pos="1832"/>
+          <w:tab w:val="left" w:pos="2748"/>
+          <w:tab w:val="left" w:pos="3664"/>
+          <w:tab w:val="left" w:pos="4580"/>
+          <w:tab w:val="left" w:pos="5496"/>
+          <w:tab w:val="left" w:pos="6412"/>
+          <w:tab w:val="left" w:pos="7328"/>
+          <w:tab w:val="left" w:pos="8244"/>
+          <w:tab w:val="left" w:pos="9160"/>
+          <w:tab w:val="left" w:pos="10076"/>
+          <w:tab w:val="left" w:pos="10992"/>
+          <w:tab w:val="left" w:pos="11908"/>
+          <w:tab w:val="left" w:pos="12824"/>
+          <w:tab w:val="left" w:pos="13740"/>
+          <w:tab w:val="left" w:pos="14656"/>
+        </w:tabs>
+        <w:spacing w:before="120" w:after="120" w:line="240" w:lineRule="auto"/>
+        <w:rPr>
+          <w:rFonts w:ascii="var(--font-mono)" w:eastAsia="Times New Roman" w:hAnsi="var(--font-mono)" w:cs="Courier New"/>
+          <w:sz w:val="20"/>
+          <w:szCs w:val="20"/>
+        </w:rPr>
+      </w:pPr>
+      <w:r>
+        <w:rPr>
+          <w:rFonts w:ascii="var(--font-mono)" w:eastAsia="Times New Roman" w:hAnsi="var(--font-mono)" w:cs="Courier New"/>
+          <w:i/>
+          <w:iCs/>
+          <w:sz w:val="20"/>
+          <w:szCs w:val="20"/>
+        </w:rPr>
+        <w:t># 1  23  24  # row 1 gets +20</w:t>
+      </w:r>
+    </w:p>
+    <w:p>
+      <w:pPr>
+        <w:spacing w:before="100" w:beforeAutospacing="1" w:after="100" w:afterAutospacing="1" w:line="240" w:lineRule="auto"/>
+        <w:rPr>
+          <w:rFonts w:ascii="Times New Roman" w:eastAsia="Times New Roman" w:hAnsi="Times New Roman" w:cs="Times New Roman"/>
+          <w:sz w:val="24"/>
+          <w:szCs w:val="24"/>
+        </w:rPr>
+      </w:pPr>
+      <w:r>
+        <w:rPr>
+          <w:rFonts w:ascii="Times New Roman" w:eastAsia="Times New Roman" w:hAnsi="Times New Roman" w:cs="Times New Roman"/>
+          <w:b/>
+          <w:bCs/>
+          <w:sz w:val="24"/>
+          <w:szCs w:val="24"/>
+        </w:rPr>
+        <w:t>Summary:</w:t>
+      </w:r>
+    </w:p>
+    <w:p>
+      <w:pPr>
+        <w:numPr>
+          <w:ilvl w:val="0"/>
+          <w:numId w:val="11"/>
+        </w:numPr>
+        <w:spacing w:before="100" w:beforeAutospacing="1" w:after="100" w:afterAutospacing="1" w:line="240" w:lineRule="auto"/>
+        <w:rPr>
+          <w:rFonts w:ascii="Times New Roman" w:eastAsia="Times New Roman" w:hAnsi="Times New Roman" w:cs="Times New Roman"/>
+          <w:sz w:val="24"/>
+          <w:szCs w:val="24"/>
+        </w:rPr>
+      </w:pPr>
+      <w:r>
+        <w:rPr>
+          <w:rFonts w:ascii="Times New Roman" w:eastAsia="Times New Roman" w:hAnsi="Times New Roman" w:cs="Times New Roman"/>
+          <w:b/>
+          <w:bCs/>
+          <w:sz w:val="24"/>
+          <w:szCs w:val="24"/>
+        </w:rPr>
+        <w:t>NumPy</w:t>
+      </w:r>
+      <w:r>
+        <w:rPr>
+          <w:rFonts w:ascii="Times New Roman" w:eastAsia="Times New Roman" w:hAnsi="Times New Roman" w:cs="Times New Roman"/>
+          <w:sz w:val="24"/>
+          <w:szCs w:val="24"/>
+        </w:rPr>
+        <w:t xml:space="preserve">: Pure shape-based broadcasting (scalar </w:t>
+      </w:r>
+      <w:r>
+        <w:rPr>
+          <w:rFonts w:ascii="Courier New" w:eastAsia="Times New Roman" w:hAnsi="Courier New" w:cs="Courier New"/>
+          <w:sz w:val="20"/>
+          <w:szCs w:val="20"/>
+        </w:rPr>
+        <w:t>()</w:t>
+      </w:r>
+      <w:r>
+        <w:rPr>
+          <w:rFonts w:ascii="Times New Roman" w:eastAsia="Times New Roman" w:hAnsi="Times New Roman" w:cs="Times New Roman"/>
+          <w:sz w:val="24"/>
+          <w:szCs w:val="24"/>
+        </w:rPr>
+        <w:t xml:space="preserve"> → any shape)</w:t>
+      </w:r>
+    </w:p>
+    <w:p>
+      <w:pPr>
+        <w:numPr>
+          <w:ilvl w:val="0"/>
+          <w:numId w:val="11"/>
+        </w:numPr>
+        <w:spacing w:before="100" w:beforeAutospacing="1" w:after="100" w:afterAutospacing="1" w:line="240" w:lineRule="auto"/>
+        <w:rPr>
+          <w:rFonts w:ascii="Times New Roman" w:eastAsia="Times New Roman" w:hAnsi="Times New Roman" w:cs="Times New Roman"/>
+          <w:sz w:val="24"/>
+          <w:szCs w:val="24"/>
+        </w:rPr>
+      </w:pPr>
+      <w:r>
+        <w:rPr>
+          <w:rFonts w:ascii="Times New Roman" w:eastAsia="Times New Roman" w:hAnsi="Times New Roman" w:cs="Times New Roman"/>
+          <w:b/>
+          <w:bCs/>
+          <w:sz w:val="24"/>
+          <w:szCs w:val="24"/>
+        </w:rPr>
+        <w:t>Pandas</w:t>
+      </w:r>
+      <w:r>
+        <w:rPr>
+          <w:rFonts w:ascii="Times New Roman" w:eastAsia="Times New Roman" w:hAnsi="Times New Roman" w:cs="Times New Roman"/>
+          <w:sz w:val="24"/>
+          <w:szCs w:val="24"/>
+        </w:rPr>
+        <w:t>: Label-based alignment first, then broadcasting</w:t>
+      </w:r>
+    </w:p>
+    <w:p/>
+    <w:p>
+      <w:r>
+        <w:t>---</w:t>
+      </w:r>
+    </w:p>
+    <w:p>
+      <w:r>
+        <w:t>Df selection ways</w:t>
+      </w:r>
+    </w:p>
+    <w:p>
+      <w:r>
+        <w:lastRenderedPageBreak/>
+        <w:t># Column selection</w:t>
+      </w:r>
+    </w:p>
+    <w:p>
+      <w:r>
+        <w:t>df.loc[:, 'visits']        # All rows, 'visits' column</w:t>
+      </w:r>
+    </w:p>
+    <w:p>
+      <w:r>
+        <w:t>df['visits']               # OK, clear it's a column name</w:t>
+      </w:r>
+    </w:p>
+    <w:p/>
+    <w:p>
+      <w:r>
+        <w:t xml:space="preserve"># Row filtering  </w:t>
+      </w:r>
+    </w:p>
+    <w:p>
+      <w:r>
+        <w:rPr>
+          <w:highlight w:val="green"/>
+        </w:rPr>
+        <w:t>df.loc[mask]               # Explicit: rows where mask is True</w:t>
+      </w:r>
+    </w:p>
+    <w:p>
+      <w:r>
+        <w:t>df[mask]                   # Works, but less clear</w:t>
+      </w:r>
+      <w:r>
+        <w:t>, just like numpy array</w:t>
+      </w:r>
+      <w:r>
+        <w:t xml:space="preserve"> mask</w:t>
+      </w:r>
+    </w:p>
+    <w:p/>
+    <w:p>
+      <w:r>
+        <w:t># Row slicing</w:t>
+      </w:r>
+    </w:p>
+    <w:p>
+      <w:r>
+        <w:t>df.loc[1:3]                # Label-based (inclusive)</w:t>
+      </w:r>
+    </w:p>
+    <w:p>
+      <w:r>
+        <w:t>df.iloc[1:3]               # Position-based (exclusive)</w:t>
+      </w:r>
+    </w:p>
+    <w:p>
+      <w:r>
+        <w:rPr>
+          <w:highlight w:val="red"/>
+        </w:rPr>
+        <w:t>df[1:3]</w:t>
+      </w:r>
+      <w:r>
+        <w:t xml:space="preserve">                    # Works, but less clear</w:t>
+      </w:r>
+      <w:r>
+        <w:t xml:space="preserve">, </w:t>
+      </w:r>
+      <w:r>
+        <w:rPr>
+          <w:highlight w:val="red"/>
+        </w:rPr>
+        <w:t>don’t use this</w:t>
+      </w:r>
+    </w:p>
+    <w:p/>
+    <w:p>
+      <w:r>
+        <w:t># Row + Column selection</w:t>
+      </w:r>
+    </w:p>
+    <w:p>
+      <w:r>
+        <w:t>df.loc[mask, ['visits', 'revenue']]  # Most explicit</w:t>
+      </w:r>
+    </w:p>
+    <w:p/>
+    <w:p/>
+    <w:p>
+      <w:pPr>
+        <w:rPr>
+          <w:b/>
+          <w:bCs/>
+          <w:sz w:val="28"/>
+          <w:szCs w:val="28"/>
+          <w:u w:val="single"/>
+        </w:rPr>
+      </w:pPr>
+      <w:r>
+        <w:rPr>
+          <w:b/>
+          <w:bCs/>
+          <w:sz w:val="28"/>
+          <w:szCs w:val="28"/>
+          <w:highlight w:val="yellow"/>
+          <w:u w:val="single"/>
+        </w:rPr>
+        <w:t>EXAMPLE -</w:t>
+      </w:r>
+      <w:r>
+        <w:rPr>
+          <w:b/>
+          <w:bCs/>
+          <w:sz w:val="28"/>
+          <w:szCs w:val="28"/>
+          <w:u w:val="single"/>
+        </w:rPr>
+        <w:t xml:space="preserve"> </w:t>
+      </w:r>
+    </w:p>
+    <w:p>
+      <w:r>
+        <w:t>df = pd.DataFrame({</w:t>
+      </w:r>
+    </w:p>
+    <w:p>
+      <w:r>
+        <w:t xml:space="preserve">    'visits': [1, 5, 2, 8],</w:t>
+      </w:r>
+    </w:p>
+    <w:p>
+      <w:r>
+        <w:t xml:space="preserve">    'revenue': [100, 200, 150, 300]</w:t>
+      </w:r>
+    </w:p>
+    <w:p>
+      <w:r>
+        <w:t>})</w:t>
+      </w:r>
+    </w:p>
+    <w:p/>
+    <w:p>
+      <w:r>
+        <w:t>mask = df['visits'] &gt;= 3</w:t>
+      </w:r>
+    </w:p>
+    <w:p/>
+    <w:p>
+      <w:r>
+        <w:t># Both work the same for row filtering:</w:t>
+      </w:r>
+    </w:p>
+    <w:p>
+      <w:r>
+        <w:t>result1 = df[mask]</w:t>
+      </w:r>
+    </w:p>
+    <w:p>
+      <w:r>
+        <w:t>result2 = df.loc[mask]</w:t>
+      </w:r>
+    </w:p>
+    <w:p>
+      <w:r>
+        <w:t># Identical output</w:t>
+      </w:r>
+    </w:p>
+    <w:p/>
+    <w:p>
+      <w:r>
+        <w:t># But .loc is more powerful:</w:t>
+      </w:r>
+    </w:p>
+    <w:p>
+      <w:r>
+        <w:t>df.loc[mask, 'revenue']  # Get specific column</w:t>
+      </w:r>
+    </w:p>
+    <w:p>
+      <w:r>
+        <w:t>df.loc[mask, 'revenue'] = 999  # Safe assignment</w:t>
+      </w:r>
+    </w:p>
+    <w:p>
+      <w:r>
+        <w:rPr>
+          <w:highlight w:val="green"/>
+        </w:rPr>
+        <w:t>df.loc[mask, ['visits', 'revenue']]  # Multiple columns</w:t>
+      </w:r>
+      <w:r>
+        <w:t xml:space="preserve">  </w:t>
+      </w:r>
+    </w:p>
+    <w:p/>
+    <w:p>
+      <w:r>
+        <w:t># df[mask] can't do these directly:</w:t>
+      </w:r>
+    </w:p>
+    <w:p>
+      <w:r>
+        <w:rPr>
+          <w:highlight w:val="red"/>
+        </w:rPr>
+        <w:t>df[mask, 'revenue']  # ERROR</w:t>
+      </w:r>
+      <w:r>
+        <w:t xml:space="preserve"> (use df.loc[ ]</w:t>
+      </w:r>
+      <w:r>
+        <w:t xml:space="preserve"> )</w:t>
+      </w:r>
+    </w:p>
+    <w:p/>
+    <w:p>
+      <w:pPr>
+        <w:spacing w:before="100" w:beforeAutospacing="1" w:after="100" w:afterAutospacing="1" w:line="240" w:lineRule="auto"/>
+        <w:rPr>
+          <w:rFonts w:ascii="Times New Roman" w:eastAsia="Times New Roman" w:hAnsi="Times New Roman" w:cs="Times New Roman"/>
+          <w:sz w:val="24"/>
+          <w:szCs w:val="24"/>
+        </w:rPr>
+      </w:pPr>
+      <w:r>
+        <w:rPr>
+          <w:rFonts w:ascii="Courier New" w:eastAsia="Times New Roman" w:hAnsi="Courier New" w:cs="Courier New"/>
+          <w:sz w:val="20"/>
+          <w:szCs w:val="20"/>
+        </w:rPr>
+        <w:t>df.loc</w:t>
+      </w:r>
+      <w:r>
+        <w:rPr>
+          <w:rFonts w:ascii="Times New Roman" w:eastAsia="Times New Roman" w:hAnsi="Times New Roman" w:cs="Times New Roman"/>
+          <w:sz w:val="24"/>
+          <w:szCs w:val="24"/>
+        </w:rPr>
+        <w:t xml:space="preserve"> can return a </w:t>
+      </w:r>
+      <w:r>
+        <w:rPr>
+          <w:rFonts w:ascii="Times New Roman" w:eastAsia="Times New Roman" w:hAnsi="Times New Roman" w:cs="Times New Roman"/>
+          <w:b/>
+          <w:bCs/>
+          <w:sz w:val="24"/>
+          <w:szCs w:val="24"/>
+        </w:rPr>
+        <w:t>scalar</w:t>
+      </w:r>
+      <w:r>
+        <w:rPr>
+          <w:rFonts w:ascii="Times New Roman" w:eastAsia="Times New Roman" w:hAnsi="Times New Roman" w:cs="Times New Roman"/>
+          <w:sz w:val="24"/>
+          <w:szCs w:val="24"/>
+        </w:rPr>
+        <w:t xml:space="preserve">, </w:t>
+      </w:r>
+      <w:r>
+        <w:rPr>
+          <w:rFonts w:ascii="Times New Roman" w:eastAsia="Times New Roman" w:hAnsi="Times New Roman" w:cs="Times New Roman"/>
+          <w:b/>
+          <w:bCs/>
+          <w:sz w:val="24"/>
+          <w:szCs w:val="24"/>
+        </w:rPr>
+        <w:t>Series</w:t>
+      </w:r>
+      <w:r>
+        <w:rPr>
+          <w:rFonts w:ascii="Times New Roman" w:eastAsia="Times New Roman" w:hAnsi="Times New Roman" w:cs="Times New Roman"/>
+          <w:sz w:val="24"/>
+          <w:szCs w:val="24"/>
+        </w:rPr>
+        <w:t xml:space="preserve">, or </w:t>
+      </w:r>
+      <w:r>
+        <w:rPr>
+          <w:rFonts w:ascii="Times New Roman" w:eastAsia="Times New Roman" w:hAnsi="Times New Roman" w:cs="Times New Roman"/>
+          <w:b/>
+          <w:bCs/>
+          <w:sz w:val="24"/>
+          <w:szCs w:val="24"/>
+        </w:rPr>
+        <w:t>DataFrame</w:t>
+      </w:r>
+      <w:r>
+        <w:rPr>
+          <w:rFonts w:ascii="Times New Roman" w:eastAsia="Times New Roman" w:hAnsi="Times New Roman" w:cs="Times New Roman"/>
+          <w:sz w:val="24"/>
+          <w:szCs w:val="24"/>
+        </w:rPr>
+        <w:t xml:space="preserve"> based on the selection.</w:t>
+      </w:r>
+    </w:p>
+    <w:p>
+      <w:pPr>
+        <w:spacing w:before="100" w:beforeAutospacing="1" w:after="100" w:afterAutospacing="1" w:line="240" w:lineRule="auto"/>
+        <w:rPr>
+          <w:rFonts w:ascii="Times New Roman" w:eastAsia="Times New Roman" w:hAnsi="Times New Roman" w:cs="Times New Roman"/>
+          <w:sz w:val="24"/>
+          <w:szCs w:val="24"/>
+        </w:rPr>
+      </w:pPr>
+      <w:r>
+        <w:rPr>
+          <w:rFonts w:ascii="Times New Roman" w:eastAsia="Times New Roman" w:hAnsi="Times New Roman" w:cs="Times New Roman"/>
+          <w:b/>
+          <w:bCs/>
+          <w:sz w:val="24"/>
+          <w:szCs w:val="24"/>
+        </w:rPr>
+        <w:t>Rules:</w:t>
+      </w:r>
+    </w:p>
+    <w:tbl>
+      <w:tblPr>
+        <w:tblW w:w="0" w:type="auto"/>
+        <w:tblCellSpacing w:w="15" w:type="dxa"/>
+        <w:tblCellMar>
+          <w:top w:w="15" w:type="dxa"/>
+          <w:left w:w="15" w:type="dxa"/>
+          <w:bottom w:w="15" w:type="dxa"/>
+          <w:right w:w="15" w:type="dxa"/>
+        </w:tblCellMar>
+        <w:tblLook w:val="04A0" w:firstRow="1" w:lastRow="0" w:firstColumn="1" w:lastColumn="0" w:noHBand="0" w:noVBand="1"/>
+      </w:tblPr>
+      <w:tblGrid>
+        <w:gridCol w:w="2151"/>
+        <w:gridCol w:w="1127"/>
+        <w:gridCol w:w="1689"/>
+      </w:tblGrid>
+      <w:tr>
+        <w:trPr>
+          <w:tblHeader/>
+          <w:tblCellSpacing w:w="15" w:type="dxa"/>
+        </w:trPr>
+        <w:tc>
+          <w:tcPr>
+            <w:tcW w:w="0" w:type="auto"/>
+            <w:vAlign w:val="center"/>
+            <w:hideMark/>
+          </w:tcPr>
+          <w:p>
+            <w:pPr>
+              <w:spacing w:after="0" w:line="240" w:lineRule="auto"/>
+              <w:jc w:val="center"/>
+              <w:rPr>
+                <w:rFonts w:ascii="Times New Roman" w:eastAsia="Times New Roman" w:hAnsi="Times New Roman" w:cs="Times New Roman"/>
+                <w:b/>
+                <w:bCs/>
+                <w:sz w:val="24"/>
+                <w:szCs w:val="24"/>
+              </w:rPr>
+            </w:pPr>
+            <w:r>
+              <w:rPr>
+                <w:rFonts w:ascii="Times New Roman" w:eastAsia="Times New Roman" w:hAnsi="Times New Roman" w:cs="Times New Roman"/>
+                <w:b/>
+                <w:bCs/>
+                <w:sz w:val="24"/>
+                <w:szCs w:val="24"/>
+              </w:rPr>
+              <w:t>Selection</w:t>
+            </w:r>
+          </w:p>
+        </w:tc>
+        <w:tc>
+          <w:tcPr>
+            <w:tcW w:w="0" w:type="auto"/>
+            <w:vAlign w:val="center"/>
+            <w:hideMark/>
+          </w:tcPr>
+          <w:p>
+            <w:pPr>
+              <w:spacing w:after="0" w:line="240" w:lineRule="auto"/>
+              <w:jc w:val="center"/>
+              <w:rPr>
+                <w:rFonts w:ascii="Times New Roman" w:eastAsia="Times New Roman" w:hAnsi="Times New Roman" w:cs="Times New Roman"/>
+                <w:b/>
+                <w:bCs/>
+                <w:sz w:val="24"/>
+                <w:szCs w:val="24"/>
+              </w:rPr>
+            </w:pPr>
+            <w:r>
+              <w:rPr>
+                <w:rFonts w:ascii="Times New Roman" w:eastAsia="Times New Roman" w:hAnsi="Times New Roman" w:cs="Times New Roman"/>
+                <w:b/>
+                <w:bCs/>
+                <w:sz w:val="24"/>
+                <w:szCs w:val="24"/>
+              </w:rPr>
+              <w:t>Returns</w:t>
+            </w:r>
+          </w:p>
+        </w:tc>
+        <w:tc>
+          <w:tcPr>
+            <w:tcW w:w="0" w:type="auto"/>
+            <w:vAlign w:val="center"/>
+            <w:hideMark/>
+          </w:tcPr>
+          <w:p>
+            <w:pPr>
+              <w:spacing w:after="0" w:line="240" w:lineRule="auto"/>
+              <w:jc w:val="center"/>
+              <w:rPr>
+                <w:rFonts w:ascii="Times New Roman" w:eastAsia="Times New Roman" w:hAnsi="Times New Roman" w:cs="Times New Roman"/>
+                <w:b/>
+                <w:bCs/>
+                <w:sz w:val="24"/>
+                <w:szCs w:val="24"/>
+              </w:rPr>
+            </w:pPr>
+            <w:r>
+              <w:rPr>
+                <w:rFonts w:ascii="Times New Roman" w:eastAsia="Times New Roman" w:hAnsi="Times New Roman" w:cs="Times New Roman"/>
+                <w:b/>
+                <w:bCs/>
+                <w:sz w:val="24"/>
+                <w:szCs w:val="24"/>
+              </w:rPr>
+              <w:t>Shape</w:t>
+            </w:r>
+          </w:p>
+        </w:tc>
+      </w:tr>
+      <w:tr>
+        <w:trPr>
+          <w:tblCellSpacing w:w="15" w:type="dxa"/>
+        </w:trPr>
+        <w:tc>
+          <w:tcPr>
+            <w:tcW w:w="0" w:type="auto"/>
+            <w:vAlign w:val="center"/>
+            <w:hideMark/>
+          </w:tcPr>
+          <w:p>
+            <w:pPr>
+              <w:spacing w:after="0" w:line="240" w:lineRule="auto"/>
+              <w:rPr>
+                <w:rFonts w:ascii="Times New Roman" w:eastAsia="Times New Roman" w:hAnsi="Times New Roman" w:cs="Times New Roman"/>
+                <w:sz w:val="24"/>
+                <w:szCs w:val="24"/>
+              </w:rPr>
+            </w:pPr>
+            <w:r>
+              <w:rPr>
+                <w:rFonts w:ascii="Times New Roman" w:eastAsia="Times New Roman" w:hAnsi="Times New Roman" w:cs="Times New Roman"/>
+                <w:sz w:val="24"/>
+                <w:szCs w:val="24"/>
+              </w:rPr>
+              <w:t>Single row</w:t>
+            </w:r>
+          </w:p>
+        </w:tc>
+        <w:tc>
+          <w:tcPr>
+            <w:tcW w:w="0" w:type="auto"/>
+            <w:vAlign w:val="center"/>
+            <w:hideMark/>
+          </w:tcPr>
+          <w:p>
+            <w:pPr>
+              <w:spacing w:after="0" w:line="240" w:lineRule="auto"/>
+              <w:rPr>
+                <w:rFonts w:ascii="Times New Roman" w:eastAsia="Times New Roman" w:hAnsi="Times New Roman" w:cs="Times New Roman"/>
+                <w:sz w:val="24"/>
+                <w:szCs w:val="24"/>
+              </w:rPr>
+            </w:pPr>
+            <w:r>
+              <w:rPr>
+                <w:rFonts w:ascii="Times New Roman" w:eastAsia="Times New Roman" w:hAnsi="Times New Roman" w:cs="Times New Roman"/>
+                <w:sz w:val="24"/>
+                <w:szCs w:val="24"/>
+              </w:rPr>
+              <w:t>Series</w:t>
+            </w:r>
+          </w:p>
+        </w:tc>
+        <w:tc>
+          <w:tcPr>
+            <w:tcW w:w="0" w:type="auto"/>
+            <w:vAlign w:val="center"/>
+            <w:hideMark/>
+          </w:tcPr>
+          <w:p>
+            <w:pPr>
+              <w:spacing w:after="0" w:line="240" w:lineRule="auto"/>
+              <w:rPr>
+                <w:rFonts w:ascii="Times New Roman" w:eastAsia="Times New Roman" w:hAnsi="Times New Roman" w:cs="Times New Roman"/>
+                <w:sz w:val="24"/>
+                <w:szCs w:val="24"/>
+              </w:rPr>
+            </w:pPr>
+            <w:r>
+              <w:rPr>
+                <w:rFonts w:ascii="Times New Roman" w:eastAsia="Times New Roman" w:hAnsi="Times New Roman" w:cs="Times New Roman"/>
+                <w:sz w:val="24"/>
+                <w:szCs w:val="24"/>
+              </w:rPr>
+              <w:t>(n_cols,)</w:t>
+            </w:r>
+          </w:p>
+        </w:tc>
+      </w:tr>
+      <w:tr>
+        <w:trPr>
+          <w:tblCellSpacing w:w="15" w:type="dxa"/>
+        </w:trPr>
+        <w:tc>
+          <w:tcPr>
+            <w:tcW w:w="0" w:type="auto"/>
+            <w:vAlign w:val="center"/>
+            <w:hideMark/>
+          </w:tcPr>
+          <w:p>
+            <w:pPr>
+              <w:spacing w:after="0" w:line="240" w:lineRule="auto"/>
+              <w:rPr>
+                <w:rFonts w:ascii="Times New Roman" w:eastAsia="Times New Roman" w:hAnsi="Times New Roman" w:cs="Times New Roman"/>
+                <w:sz w:val="24"/>
+                <w:szCs w:val="24"/>
+              </w:rPr>
+            </w:pPr>
+            <w:r>
+              <w:rPr>
+                <w:rFonts w:ascii="Times New Roman" w:eastAsia="Times New Roman" w:hAnsi="Times New Roman" w:cs="Times New Roman"/>
+                <w:sz w:val="24"/>
+                <w:szCs w:val="24"/>
+              </w:rPr>
+              <w:t>Single column</w:t>
+            </w:r>
+          </w:p>
+        </w:tc>
+        <w:tc>
+          <w:tcPr>
+            <w:tcW w:w="0" w:type="auto"/>
+            <w:vAlign w:val="center"/>
+            <w:hideMark/>
+          </w:tcPr>
+          <w:p>
+            <w:pPr>
+              <w:spacing w:after="0" w:line="240" w:lineRule="auto"/>
+              <w:rPr>
+                <w:rFonts w:ascii="Times New Roman" w:eastAsia="Times New Roman" w:hAnsi="Times New Roman" w:cs="Times New Roman"/>
+                <w:sz w:val="24"/>
+                <w:szCs w:val="24"/>
+              </w:rPr>
+            </w:pPr>
+            <w:r>
+              <w:rPr>
+                <w:rFonts w:ascii="Times New Roman" w:eastAsia="Times New Roman" w:hAnsi="Times New Roman" w:cs="Times New Roman"/>
+                <w:sz w:val="24"/>
+                <w:szCs w:val="24"/>
+              </w:rPr>
+              <w:t>Series</w:t>
+            </w:r>
+          </w:p>
+        </w:tc>
+        <w:tc>
+          <w:tcPr>
+            <w:tcW w:w="0" w:type="auto"/>
+            <w:vAlign w:val="center"/>
+            <w:hideMark/>
+          </w:tcPr>
+          <w:p>
+            <w:pPr>
+              <w:spacing w:after="0" w:line="240" w:lineRule="auto"/>
+              <w:rPr>
+                <w:rFonts w:ascii="Times New Roman" w:eastAsia="Times New Roman" w:hAnsi="Times New Roman" w:cs="Times New Roman"/>
+                <w:sz w:val="24"/>
+                <w:szCs w:val="24"/>
+              </w:rPr>
+            </w:pPr>
+            <w:r>
+              <w:rPr>
+                <w:rFonts w:ascii="Times New Roman" w:eastAsia="Times New Roman" w:hAnsi="Times New Roman" w:cs="Times New Roman"/>
+                <w:sz w:val="24"/>
+                <w:szCs w:val="24"/>
+              </w:rPr>
+              <w:t>(n_rows,)</w:t>
+            </w:r>
+          </w:p>
+        </w:tc>
+      </w:tr>
+      <w:tr>
+        <w:trPr>
+          <w:tblCellSpacing w:w="15" w:type="dxa"/>
+        </w:trPr>
+        <w:tc>
+          <w:tcPr>
+            <w:tcW w:w="0" w:type="auto"/>
+            <w:vAlign w:val="center"/>
+            <w:hideMark/>
+          </w:tcPr>
+          <w:p>
+            <w:pPr>
+              <w:spacing w:after="0" w:line="240" w:lineRule="auto"/>
+              <w:rPr>
+                <w:rFonts w:ascii="Times New Roman" w:eastAsia="Times New Roman" w:hAnsi="Times New Roman" w:cs="Times New Roman"/>
+                <w:sz w:val="24"/>
+                <w:szCs w:val="24"/>
+              </w:rPr>
+            </w:pPr>
+            <w:r>
+              <w:rPr>
+                <w:rFonts w:ascii="Times New Roman" w:eastAsia="Times New Roman" w:hAnsi="Times New Roman" w:cs="Times New Roman"/>
+                <w:sz w:val="24"/>
+                <w:szCs w:val="24"/>
+              </w:rPr>
+              <w:t>Single cell</w:t>
+            </w:r>
+          </w:p>
+        </w:tc>
+        <w:tc>
+          <w:tcPr>
+            <w:tcW w:w="0" w:type="auto"/>
+            <w:vAlign w:val="center"/>
+            <w:hideMark/>
+          </w:tcPr>
+          <w:p>
+            <w:pPr>
+              <w:spacing w:after="0" w:line="240" w:lineRule="auto"/>
+              <w:rPr>
+                <w:rFonts w:ascii="Times New Roman" w:eastAsia="Times New Roman" w:hAnsi="Times New Roman" w:cs="Times New Roman"/>
+                <w:sz w:val="24"/>
+                <w:szCs w:val="24"/>
+              </w:rPr>
+            </w:pPr>
+            <w:r>
+              <w:rPr>
+                <w:rFonts w:ascii="Times New Roman" w:eastAsia="Times New Roman" w:hAnsi="Times New Roman" w:cs="Times New Roman"/>
+                <w:sz w:val="24"/>
+                <w:szCs w:val="24"/>
+              </w:rPr>
+              <w:t>Scalar</w:t>
+            </w:r>
+          </w:p>
+        </w:tc>
+        <w:tc>
+          <w:tcPr>
+            <w:tcW w:w="0" w:type="auto"/>
+            <w:vAlign w:val="center"/>
+            <w:hideMark/>
+          </w:tcPr>
+          <w:p>
+            <w:pPr>
+              <w:spacing w:after="0" w:line="240" w:lineRule="auto"/>
+              <w:rPr>
+                <w:rFonts w:ascii="Times New Roman" w:eastAsia="Times New Roman" w:hAnsi="Times New Roman" w:cs="Times New Roman"/>
+                <w:sz w:val="24"/>
+                <w:szCs w:val="24"/>
+              </w:rPr>
+            </w:pPr>
+            <w:r>
+              <w:rPr>
+                <w:rFonts w:ascii="Times New Roman" w:eastAsia="Times New Roman" w:hAnsi="Times New Roman" w:cs="Times New Roman"/>
+                <w:sz w:val="24"/>
+                <w:szCs w:val="24"/>
+              </w:rPr>
+              <w:t>-</w:t>
+            </w:r>
+          </w:p>
+        </w:tc>
+      </w:tr>
+      <w:tr>
+        <w:trPr>
+          <w:tblCellSpacing w:w="15" w:type="dxa"/>
+        </w:trPr>
+        <w:tc>
+          <w:tcPr>
+            <w:tcW w:w="0" w:type="auto"/>
+            <w:vAlign w:val="center"/>
+            <w:hideMark/>
+          </w:tcPr>
+          <w:p>
+            <w:pPr>
+              <w:spacing w:after="0" w:line="240" w:lineRule="auto"/>
+              <w:rPr>
+                <w:rFonts w:ascii="Times New Roman" w:eastAsia="Times New Roman" w:hAnsi="Times New Roman" w:cs="Times New Roman"/>
+                <w:sz w:val="24"/>
+                <w:szCs w:val="24"/>
+              </w:rPr>
+            </w:pPr>
+            <w:r>
+              <w:rPr>
+                <w:rFonts w:ascii="Times New Roman" w:eastAsia="Times New Roman" w:hAnsi="Times New Roman" w:cs="Times New Roman"/>
+                <w:sz w:val="24"/>
+                <w:szCs w:val="24"/>
+              </w:rPr>
+              <w:t>Multiple rows</w:t>
+            </w:r>
+          </w:p>
+        </w:tc>
+        <w:tc>
+          <w:tcPr>
+            <w:tcW w:w="0" w:type="auto"/>
+            <w:vAlign w:val="center"/>
+            <w:hideMark/>
+          </w:tcPr>
+          <w:p>
+            <w:pPr>
+              <w:spacing w:after="0" w:line="240" w:lineRule="auto"/>
+              <w:rPr>
+                <w:rFonts w:ascii="Times New Roman" w:eastAsia="Times New Roman" w:hAnsi="Times New Roman" w:cs="Times New Roman"/>
+                <w:sz w:val="24"/>
+                <w:szCs w:val="24"/>
+              </w:rPr>
+            </w:pPr>
+            <w:r>
+              <w:rPr>
+                <w:rFonts w:ascii="Times New Roman" w:eastAsia="Times New Roman" w:hAnsi="Times New Roman" w:cs="Times New Roman"/>
+                <w:sz w:val="24"/>
+                <w:szCs w:val="24"/>
+              </w:rPr>
+              <w:t>DataFrame</w:t>
+            </w:r>
+          </w:p>
+        </w:tc>
+        <w:tc>
+          <w:tcPr>
+            <w:tcW w:w="0" w:type="auto"/>
+            <w:vAlign w:val="center"/>
+            <w:hideMark/>
+          </w:tcPr>
+          <w:p>
+            <w:pPr>
+              <w:spacing w:after="0" w:line="240" w:lineRule="auto"/>
+              <w:rPr>
+                <w:rFonts w:ascii="Times New Roman" w:eastAsia="Times New Roman" w:hAnsi="Times New Roman" w:cs="Times New Roman"/>
+                <w:sz w:val="24"/>
+                <w:szCs w:val="24"/>
+              </w:rPr>
+            </w:pPr>
+            <w:r>
+              <w:rPr>
+                <w:rFonts w:ascii="Times New Roman" w:eastAsia="Times New Roman" w:hAnsi="Times New Roman" w:cs="Times New Roman"/>
+                <w:sz w:val="24"/>
+                <w:szCs w:val="24"/>
+              </w:rPr>
+              <w:t>(n_rows, n_cols)</w:t>
+            </w:r>
+          </w:p>
+        </w:tc>
+      </w:tr>
+      <w:tr>
+        <w:trPr>
+          <w:tblCellSpacing w:w="15" w:type="dxa"/>
+        </w:trPr>
+        <w:tc>
+          <w:tcPr>
+            <w:tcW w:w="0" w:type="auto"/>
+            <w:vAlign w:val="center"/>
+            <w:hideMark/>
+          </w:tcPr>
+          <w:p>
+            <w:pPr>
+              <w:spacing w:after="0" w:line="240" w:lineRule="auto"/>
+              <w:rPr>
+                <w:rFonts w:ascii="Times New Roman" w:eastAsia="Times New Roman" w:hAnsi="Times New Roman" w:cs="Times New Roman"/>
+                <w:sz w:val="24"/>
+                <w:szCs w:val="24"/>
+              </w:rPr>
+            </w:pPr>
+            <w:r>
+              <w:rPr>
+                <w:rFonts w:ascii="Times New Roman" w:eastAsia="Times New Roman" w:hAnsi="Times New Roman" w:cs="Times New Roman"/>
+                <w:sz w:val="24"/>
+                <w:szCs w:val="24"/>
+              </w:rPr>
+              <w:t>Multiple columns</w:t>
+            </w:r>
+          </w:p>
+        </w:tc>
+        <w:tc>
+          <w:tcPr>
+            <w:tcW w:w="0" w:type="auto"/>
+            <w:vAlign w:val="center"/>
+            <w:hideMark/>
+          </w:tcPr>
+          <w:p>
+            <w:pPr>
+              <w:spacing w:after="0" w:line="240" w:lineRule="auto"/>
+              <w:rPr>
+                <w:rFonts w:ascii="Times New Roman" w:eastAsia="Times New Roman" w:hAnsi="Times New Roman" w:cs="Times New Roman"/>
+                <w:sz w:val="24"/>
+                <w:szCs w:val="24"/>
+              </w:rPr>
+            </w:pPr>
+            <w:r>
+              <w:rPr>
+                <w:rFonts w:ascii="Times New Roman" w:eastAsia="Times New Roman" w:hAnsi="Times New Roman" w:cs="Times New Roman"/>
+                <w:sz w:val="24"/>
+                <w:szCs w:val="24"/>
+              </w:rPr>
+              <w:t>DataFrame</w:t>
+            </w:r>
+          </w:p>
+        </w:tc>
+        <w:tc>
+          <w:tcPr>
+            <w:tcW w:w="0" w:type="auto"/>
+            <w:vAlign w:val="center"/>
+            <w:hideMark/>
+          </w:tcPr>
+          <w:p>
+            <w:pPr>
+              <w:spacing w:after="0" w:line="240" w:lineRule="auto"/>
+              <w:rPr>
+                <w:rFonts w:ascii="Times New Roman" w:eastAsia="Times New Roman" w:hAnsi="Times New Roman" w:cs="Times New Roman"/>
+                <w:sz w:val="24"/>
+                <w:szCs w:val="24"/>
+              </w:rPr>
+            </w:pPr>
+            <w:r>
+              <w:rPr>
+                <w:rFonts w:ascii="Times New Roman" w:eastAsia="Times New Roman" w:hAnsi="Times New Roman" w:cs="Times New Roman"/>
+                <w:sz w:val="24"/>
+                <w:szCs w:val="24"/>
+              </w:rPr>
+              <w:t>(n_rows, n_cols)</w:t>
+            </w:r>
+          </w:p>
+        </w:tc>
+      </w:tr>
+      <w:tr>
+        <w:trPr>
+          <w:tblCellSpacing w:w="15" w:type="dxa"/>
+        </w:trPr>
+        <w:tc>
+          <w:tcPr>
+            <w:tcW w:w="0" w:type="auto"/>
+            <w:vAlign w:val="center"/>
+            <w:hideMark/>
+          </w:tcPr>
+          <w:p>
+            <w:pPr>
+              <w:spacing w:after="0" w:line="240" w:lineRule="auto"/>
+              <w:rPr>
+                <w:rFonts w:ascii="Times New Roman" w:eastAsia="Times New Roman" w:hAnsi="Times New Roman" w:cs="Times New Roman"/>
+                <w:sz w:val="24"/>
+                <w:szCs w:val="24"/>
+              </w:rPr>
+            </w:pPr>
+            <w:r>
+              <w:rPr>
+                <w:rFonts w:ascii="Times New Roman" w:eastAsia="Times New Roman" w:hAnsi="Times New Roman" w:cs="Times New Roman"/>
+                <w:sz w:val="24"/>
+                <w:szCs w:val="24"/>
+              </w:rPr>
+              <w:t>Row + Column slices</w:t>
+            </w:r>
+          </w:p>
+        </w:tc>
+        <w:tc>
+          <w:tcPr>
+            <w:tcW w:w="0" w:type="auto"/>
+            <w:vAlign w:val="center"/>
+            <w:hideMark/>
+          </w:tcPr>
+          <w:p>
+            <w:pPr>
+              <w:spacing w:after="0" w:line="240" w:lineRule="auto"/>
+              <w:rPr>
+                <w:rFonts w:ascii="Times New Roman" w:eastAsia="Times New Roman" w:hAnsi="Times New Roman" w:cs="Times New Roman"/>
+                <w:sz w:val="24"/>
+                <w:szCs w:val="24"/>
+              </w:rPr>
+            </w:pPr>
+            <w:r>
+              <w:rPr>
+                <w:rFonts w:ascii="Times New Roman" w:eastAsia="Times New Roman" w:hAnsi="Times New Roman" w:cs="Times New Roman"/>
+                <w:sz w:val="24"/>
+                <w:szCs w:val="24"/>
+              </w:rPr>
+              <w:t>DataFrame</w:t>
+            </w:r>
+          </w:p>
+        </w:tc>
+        <w:tc>
+          <w:tcPr>
+            <w:tcW w:w="0" w:type="auto"/>
+            <w:vAlign w:val="center"/>
+            <w:hideMark/>
+          </w:tcPr>
+          <w:p>
+            <w:pPr>
+              <w:spacing w:after="0" w:line="240" w:lineRule="auto"/>
+              <w:rPr>
+                <w:rFonts w:ascii="Times New Roman" w:eastAsia="Times New Roman" w:hAnsi="Times New Roman" w:cs="Times New Roman"/>
+                <w:sz w:val="24"/>
+                <w:szCs w:val="24"/>
+              </w:rPr>
+            </w:pPr>
+            <w:r>
+              <w:rPr>
+                <w:rFonts w:ascii="Times New Roman" w:eastAsia="Times New Roman" w:hAnsi="Times New Roman" w:cs="Times New Roman"/>
+                <w:sz w:val="24"/>
+                <w:szCs w:val="24"/>
+              </w:rPr>
+              <w:t>(n_rows, n_cols)</w:t>
+            </w:r>
+          </w:p>
+        </w:tc>
+      </w:tr>
+    </w:tbl>
     <w:p/>
     <w:sectPr>
       <w:pgSz w:w="12240" w:h="15840"/>
@@ -3550,9 +8537,271 @@
 <file path=word/numbering.xml><?xml version="1.0" encoding="utf-8"?>
 <w:numbering xmlns:wpc="http://schemas.microsoft.com/office/word/2010/wordprocessingCanvas" xmlns:cx="http://schemas.microsoft.com/office/drawing/2014/chartex" xmlns:cx1="http://schemas.microsoft.com/office/drawing/2015/9/8/chartex" xmlns:cx2="http://schemas.microsoft.com/office/drawing/2015/10/21/chartex" xmlns:cx3="http://schemas.microsoft.com/office/drawing/2016/5/9/chartex" xmlns:cx4="http://schemas.microsoft.com/office/drawing/2016/5/10/chartex" xmlns:cx5="http://schemas.microsoft.com/office/drawing/2016/5/11/chartex" xmlns:cx6="http://schemas.microsoft.com/office/drawing/2016/5/12/chartex" xmlns:cx7="http://schemas.microsoft.com/office/drawing/2016/5/13/chartex" xmlns:cx8="http://schemas.microsoft.com/office/drawing/2016/5/14/chartex" xmlns:mc="http://schemas.openxmlformats.org/markup-compatibility/2006" xmlns:aink="http://schemas.microsoft.com/office/drawing/2016/ink" xmlns:am3d="http://schemas.microsoft.com/office/drawing/2017/model3d" xmlns:o="urn:schemas-microsoft-com:office:office" xmlns:r="http://schemas.openxmlformats.org/officeDocument/2006/relationships" xmlns:m="http://schemas.openxmlformats.org/officeDocument/2006/math" xmlns:v="urn:schemas-microsoft-com:vml" xmlns:wp14="http://schemas.microsoft.com/office/word/2010/wordprocessingDrawing" xmlns:wp="http://schemas.openxmlformats.org/drawingml/2006/wordprocessingDrawing" xmlns:w10="urn:schemas-microsoft-com:office:word" xmlns:w="http://schemas.openxmlformats.org/wordprocessingml/2006/main" xmlns:w14="http://schemas.microsoft.com/office/word/2010/wordml" xmlns:w15="http://schemas.microsoft.com/office/word/2012/wordml" xmlns:w16cex="http://schemas.microsoft.com/office/word/2018/wordml/cex" xmlns:w16cid="http://schemas.microsoft.com/office/word/2016/wordml/cid" xmlns:w16="http://schemas.microsoft.com/office/word/2018/wordml" xmlns:w16sdtdh="http://schemas.microsoft.com/office/word/2020/wordml/sdtdatahash" xmlns:w16se="http://schemas.microsoft.com/office/word/2015/wordml/symex" xmlns:wpg="http://schemas.microsoft.com/office/word/2010/wordprocessingGroup" xmlns:wpi="http://schemas.microsoft.com/office/word/2010/wordprocessingInk" xmlns:wne="http://schemas.microsoft.com/office/word/2006/wordml" xmlns:wps="http://schemas.microsoft.com/office/word/2010/wordprocessingShape" mc:Ignorable="w14 w15 w16se w16cid w16 w16cex w16sdtdh wp14">
   <w:abstractNum w:abstractNumId="0" w15:restartNumberingAfterBreak="0">
-    <w:nsid w:val="4807785D"/>
+    <w:nsid w:val="0E67369C"/>
     <w:multiLevelType w:val="multilevel"/>
-    <w:tmpl w:val="CF9C406E"/>
+    <w:tmpl w:val="9918D7A2"/>
+    <w:lvl w:ilvl="0">
+      <w:start w:val="1"/>
+      <w:numFmt w:val="bullet"/>
+      <w:lvlText w:val=""/>
+      <w:lvlJc w:val="left"/>
+      <w:pPr>
+        <w:tabs>
+          <w:tab w:val="num" w:pos="720"/>
+        </w:tabs>
+        <w:ind w:left="720" w:hanging="360"/>
+      </w:pPr>
+      <w:rPr>
+        <w:rFonts w:ascii="Symbol" w:hAnsi="Symbol" w:hint="default"/>
+        <w:sz w:val="20"/>
+      </w:rPr>
+    </w:lvl>
+    <w:lvl w:ilvl="1">
+      <w:start w:val="1"/>
+      <w:numFmt w:val="bullet"/>
+      <w:lvlText w:val="o"/>
+      <w:lvlJc w:val="left"/>
+      <w:pPr>
+        <w:tabs>
+          <w:tab w:val="num" w:pos="1440"/>
+        </w:tabs>
+        <w:ind w:left="1440" w:hanging="360"/>
+      </w:pPr>
+      <w:rPr>
+        <w:rFonts w:ascii="Courier New" w:hAnsi="Courier New" w:hint="default"/>
+        <w:sz w:val="20"/>
+      </w:rPr>
+    </w:lvl>
+    <w:lvl w:ilvl="2" w:tentative="1">
+      <w:start w:val="1"/>
+      <w:numFmt w:val="bullet"/>
+      <w:lvlText w:val=""/>
+      <w:lvlJc w:val="left"/>
+      <w:pPr>
+        <w:tabs>
+          <w:tab w:val="num" w:pos="2160"/>
+        </w:tabs>
+        <w:ind w:left="2160" w:hanging="360"/>
+      </w:pPr>
+      <w:rPr>
+        <w:rFonts w:ascii="Wingdings" w:hAnsi="Wingdings" w:hint="default"/>
+        <w:sz w:val="20"/>
+      </w:rPr>
+    </w:lvl>
+    <w:lvl w:ilvl="3" w:tentative="1">
+      <w:start w:val="1"/>
+      <w:numFmt w:val="bullet"/>
+      <w:lvlText w:val=""/>
+      <w:lvlJc w:val="left"/>
+      <w:pPr>
+        <w:tabs>
+          <w:tab w:val="num" w:pos="2880"/>
+        </w:tabs>
+        <w:ind w:left="2880" w:hanging="360"/>
+      </w:pPr>
+      <w:rPr>
+        <w:rFonts w:ascii="Wingdings" w:hAnsi="Wingdings" w:hint="default"/>
+        <w:sz w:val="20"/>
+      </w:rPr>
+    </w:lvl>
+    <w:lvl w:ilvl="4" w:tentative="1">
+      <w:start w:val="1"/>
+      <w:numFmt w:val="bullet"/>
+      <w:lvlText w:val=""/>
+      <w:lvlJc w:val="left"/>
+      <w:pPr>
+        <w:tabs>
+          <w:tab w:val="num" w:pos="3600"/>
+        </w:tabs>
+        <w:ind w:left="3600" w:hanging="360"/>
+      </w:pPr>
+      <w:rPr>
+        <w:rFonts w:ascii="Wingdings" w:hAnsi="Wingdings" w:hint="default"/>
+        <w:sz w:val="20"/>
+      </w:rPr>
+    </w:lvl>
+    <w:lvl w:ilvl="5" w:tentative="1">
+      <w:start w:val="1"/>
+      <w:numFmt w:val="bullet"/>
+      <w:lvlText w:val=""/>
+      <w:lvlJc w:val="left"/>
+      <w:pPr>
+        <w:tabs>
+          <w:tab w:val="num" w:pos="4320"/>
+        </w:tabs>
+        <w:ind w:left="4320" w:hanging="360"/>
+      </w:pPr>
+      <w:rPr>
+        <w:rFonts w:ascii="Wingdings" w:hAnsi="Wingdings" w:hint="default"/>
+        <w:sz w:val="20"/>
+      </w:rPr>
+    </w:lvl>
+    <w:lvl w:ilvl="6" w:tentative="1">
+      <w:start w:val="1"/>
+      <w:numFmt w:val="bullet"/>
+      <w:lvlText w:val=""/>
+      <w:lvlJc w:val="left"/>
+      <w:pPr>
+        <w:tabs>
+          <w:tab w:val="num" w:pos="5040"/>
+        </w:tabs>
+        <w:ind w:left="5040" w:hanging="360"/>
+      </w:pPr>
+      <w:rPr>
+        <w:rFonts w:ascii="Wingdings" w:hAnsi="Wingdings" w:hint="default"/>
+        <w:sz w:val="20"/>
+      </w:rPr>
+    </w:lvl>
+    <w:lvl w:ilvl="7" w:tentative="1">
+      <w:start w:val="1"/>
+      <w:numFmt w:val="bullet"/>
+      <w:lvlText w:val=""/>
+      <w:lvlJc w:val="left"/>
+      <w:pPr>
+        <w:tabs>
+          <w:tab w:val="num" w:pos="5760"/>
+        </w:tabs>
+        <w:ind w:left="5760" w:hanging="360"/>
+      </w:pPr>
+      <w:rPr>
+        <w:rFonts w:ascii="Wingdings" w:hAnsi="Wingdings" w:hint="default"/>
+        <w:sz w:val="20"/>
+      </w:rPr>
+    </w:lvl>
+    <w:lvl w:ilvl="8" w:tentative="1">
+      <w:start w:val="1"/>
+      <w:numFmt w:val="bullet"/>
+      <w:lvlText w:val=""/>
+      <w:lvlJc w:val="left"/>
+      <w:pPr>
+        <w:tabs>
+          <w:tab w:val="num" w:pos="6480"/>
+        </w:tabs>
+        <w:ind w:left="6480" w:hanging="360"/>
+      </w:pPr>
+      <w:rPr>
+        <w:rFonts w:ascii="Wingdings" w:hAnsi="Wingdings" w:hint="default"/>
+        <w:sz w:val="20"/>
+      </w:rPr>
+    </w:lvl>
+  </w:abstractNum>
+  <w:abstractNum w:abstractNumId="1" w15:restartNumberingAfterBreak="0">
+    <w:nsid w:val="0FC828AB"/>
+    <w:multiLevelType w:val="multilevel"/>
+    <w:tmpl w:val="D9680F6E"/>
+    <w:lvl w:ilvl="0">
+      <w:start w:val="1"/>
+      <w:numFmt w:val="decimal"/>
+      <w:lvlText w:val="%1."/>
+      <w:lvlJc w:val="left"/>
+      <w:pPr>
+        <w:tabs>
+          <w:tab w:val="num" w:pos="720"/>
+        </w:tabs>
+        <w:ind w:left="720" w:hanging="360"/>
+      </w:pPr>
+    </w:lvl>
+    <w:lvl w:ilvl="1" w:tentative="1">
+      <w:start w:val="1"/>
+      <w:numFmt w:val="decimal"/>
+      <w:lvlText w:val="%2."/>
+      <w:lvlJc w:val="left"/>
+      <w:pPr>
+        <w:tabs>
+          <w:tab w:val="num" w:pos="1440"/>
+        </w:tabs>
+        <w:ind w:left="1440" w:hanging="360"/>
+      </w:pPr>
+    </w:lvl>
+    <w:lvl w:ilvl="2" w:tentative="1">
+      <w:start w:val="1"/>
+      <w:numFmt w:val="decimal"/>
+      <w:lvlText w:val="%3."/>
+      <w:lvlJc w:val="left"/>
+      <w:pPr>
+        <w:tabs>
+          <w:tab w:val="num" w:pos="2160"/>
+        </w:tabs>
+        <w:ind w:left="2160" w:hanging="360"/>
+      </w:pPr>
+    </w:lvl>
+    <w:lvl w:ilvl="3" w:tentative="1">
+      <w:start w:val="1"/>
+      <w:numFmt w:val="decimal"/>
+      <w:lvlText w:val="%4."/>
+      <w:lvlJc w:val="left"/>
+      <w:pPr>
+        <w:tabs>
+          <w:tab w:val="num" w:pos="2880"/>
+        </w:tabs>
+        <w:ind w:left="2880" w:hanging="360"/>
+      </w:pPr>
+    </w:lvl>
+    <w:lvl w:ilvl="4" w:tentative="1">
+      <w:start w:val="1"/>
+      <w:numFmt w:val="decimal"/>
+      <w:lvlText w:val="%5."/>
+      <w:lvlJc w:val="left"/>
+      <w:pPr>
+        <w:tabs>
+          <w:tab w:val="num" w:pos="3600"/>
+        </w:tabs>
+        <w:ind w:left="3600" w:hanging="360"/>
+      </w:pPr>
+    </w:lvl>
+    <w:lvl w:ilvl="5" w:tentative="1">
+      <w:start w:val="1"/>
+      <w:numFmt w:val="decimal"/>
+      <w:lvlText w:val="%6."/>
+      <w:lvlJc w:val="left"/>
+      <w:pPr>
+        <w:tabs>
+          <w:tab w:val="num" w:pos="4320"/>
+        </w:tabs>
+        <w:ind w:left="4320" w:hanging="360"/>
+      </w:pPr>
+    </w:lvl>
+    <w:lvl w:ilvl="6" w:tentative="1">
+      <w:start w:val="1"/>
+      <w:numFmt w:val="decimal"/>
+      <w:lvlText w:val="%7."/>
+      <w:lvlJc w:val="left"/>
+      <w:pPr>
+        <w:tabs>
+          <w:tab w:val="num" w:pos="5040"/>
+        </w:tabs>
+        <w:ind w:left="5040" w:hanging="360"/>
+      </w:pPr>
+    </w:lvl>
+    <w:lvl w:ilvl="7" w:tentative="1">
+      <w:start w:val="1"/>
+      <w:numFmt w:val="decimal"/>
+      <w:lvlText w:val="%8."/>
+      <w:lvlJc w:val="left"/>
+      <w:pPr>
+        <w:tabs>
+          <w:tab w:val="num" w:pos="5760"/>
+        </w:tabs>
+        <w:ind w:left="5760" w:hanging="360"/>
+      </w:pPr>
+    </w:lvl>
+    <w:lvl w:ilvl="8" w:tentative="1">
+      <w:start w:val="1"/>
+      <w:numFmt w:val="decimal"/>
+      <w:lvlText w:val="%9."/>
+      <w:lvlJc w:val="left"/>
+      <w:pPr>
+        <w:tabs>
+          <w:tab w:val="num" w:pos="6480"/>
+        </w:tabs>
+        <w:ind w:left="6480" w:hanging="360"/>
+      </w:pPr>
+    </w:lvl>
+  </w:abstractNum>
+  <w:abstractNum w:abstractNumId="2" w15:restartNumberingAfterBreak="0">
+    <w:nsid w:val="19F3389A"/>
+    <w:multiLevelType w:val="multilevel"/>
+    <w:tmpl w:val="4FA61026"/>
     <w:lvl w:ilvl="0">
       <w:start w:val="1"/>
       <w:numFmt w:val="bullet"/>
@@ -3698,10 +8947,10 @@
       </w:rPr>
     </w:lvl>
   </w:abstractNum>
-  <w:abstractNum w:abstractNumId="1" w15:restartNumberingAfterBreak="0">
-    <w:nsid w:val="4CB34502"/>
+  <w:abstractNum w:abstractNumId="3" w15:restartNumberingAfterBreak="0">
+    <w:nsid w:val="24837F73"/>
     <w:multiLevelType w:val="multilevel"/>
-    <w:tmpl w:val="5C70BEA4"/>
+    <w:tmpl w:val="66C293B2"/>
     <w:lvl w:ilvl="0">
       <w:start w:val="1"/>
       <w:numFmt w:val="bullet"/>
@@ -3847,10 +9096,10 @@
       </w:rPr>
     </w:lvl>
   </w:abstractNum>
-  <w:abstractNum w:abstractNumId="2" w15:restartNumberingAfterBreak="0">
-    <w:nsid w:val="79C837FE"/>
+  <w:abstractNum w:abstractNumId="4" w15:restartNumberingAfterBreak="0">
+    <w:nsid w:val="4807785D"/>
     <w:multiLevelType w:val="multilevel"/>
-    <w:tmpl w:val="98E4F6E0"/>
+    <w:tmpl w:val="CF9C406E"/>
     <w:lvl w:ilvl="0">
       <w:start w:val="1"/>
       <w:numFmt w:val="bullet"/>
@@ -3996,14 +9245,896 @@
       </w:rPr>
     </w:lvl>
   </w:abstractNum>
+  <w:abstractNum w:abstractNumId="5" w15:restartNumberingAfterBreak="0">
+    <w:nsid w:val="4CB34502"/>
+    <w:multiLevelType w:val="multilevel"/>
+    <w:tmpl w:val="5C70BEA4"/>
+    <w:lvl w:ilvl="0">
+      <w:start w:val="1"/>
+      <w:numFmt w:val="bullet"/>
+      <w:lvlText w:val=""/>
+      <w:lvlJc w:val="left"/>
+      <w:pPr>
+        <w:tabs>
+          <w:tab w:val="num" w:pos="720"/>
+        </w:tabs>
+        <w:ind w:left="720" w:hanging="360"/>
+      </w:pPr>
+      <w:rPr>
+        <w:rFonts w:ascii="Symbol" w:hAnsi="Symbol" w:hint="default"/>
+        <w:sz w:val="20"/>
+      </w:rPr>
+    </w:lvl>
+    <w:lvl w:ilvl="1" w:tentative="1">
+      <w:start w:val="1"/>
+      <w:numFmt w:val="bullet"/>
+      <w:lvlText w:val="o"/>
+      <w:lvlJc w:val="left"/>
+      <w:pPr>
+        <w:tabs>
+          <w:tab w:val="num" w:pos="1440"/>
+        </w:tabs>
+        <w:ind w:left="1440" w:hanging="360"/>
+      </w:pPr>
+      <w:rPr>
+        <w:rFonts w:ascii="Courier New" w:hAnsi="Courier New" w:hint="default"/>
+        <w:sz w:val="20"/>
+      </w:rPr>
+    </w:lvl>
+    <w:lvl w:ilvl="2" w:tentative="1">
+      <w:start w:val="1"/>
+      <w:numFmt w:val="bullet"/>
+      <w:lvlText w:val=""/>
+      <w:lvlJc w:val="left"/>
+      <w:pPr>
+        <w:tabs>
+          <w:tab w:val="num" w:pos="2160"/>
+        </w:tabs>
+        <w:ind w:left="2160" w:hanging="360"/>
+      </w:pPr>
+      <w:rPr>
+        <w:rFonts w:ascii="Wingdings" w:hAnsi="Wingdings" w:hint="default"/>
+        <w:sz w:val="20"/>
+      </w:rPr>
+    </w:lvl>
+    <w:lvl w:ilvl="3" w:tentative="1">
+      <w:start w:val="1"/>
+      <w:numFmt w:val="bullet"/>
+      <w:lvlText w:val=""/>
+      <w:lvlJc w:val="left"/>
+      <w:pPr>
+        <w:tabs>
+          <w:tab w:val="num" w:pos="2880"/>
+        </w:tabs>
+        <w:ind w:left="2880" w:hanging="360"/>
+      </w:pPr>
+      <w:rPr>
+        <w:rFonts w:ascii="Wingdings" w:hAnsi="Wingdings" w:hint="default"/>
+        <w:sz w:val="20"/>
+      </w:rPr>
+    </w:lvl>
+    <w:lvl w:ilvl="4" w:tentative="1">
+      <w:start w:val="1"/>
+      <w:numFmt w:val="bullet"/>
+      <w:lvlText w:val=""/>
+      <w:lvlJc w:val="left"/>
+      <w:pPr>
+        <w:tabs>
+          <w:tab w:val="num" w:pos="3600"/>
+        </w:tabs>
+        <w:ind w:left="3600" w:hanging="360"/>
+      </w:pPr>
+      <w:rPr>
+        <w:rFonts w:ascii="Wingdings" w:hAnsi="Wingdings" w:hint="default"/>
+        <w:sz w:val="20"/>
+      </w:rPr>
+    </w:lvl>
+    <w:lvl w:ilvl="5" w:tentative="1">
+      <w:start w:val="1"/>
+      <w:numFmt w:val="bullet"/>
+      <w:lvlText w:val=""/>
+      <w:lvlJc w:val="left"/>
+      <w:pPr>
+        <w:tabs>
+          <w:tab w:val="num" w:pos="4320"/>
+        </w:tabs>
+        <w:ind w:left="4320" w:hanging="360"/>
+      </w:pPr>
+      <w:rPr>
+        <w:rFonts w:ascii="Wingdings" w:hAnsi="Wingdings" w:hint="default"/>
+        <w:sz w:val="20"/>
+      </w:rPr>
+    </w:lvl>
+    <w:lvl w:ilvl="6" w:tentative="1">
+      <w:start w:val="1"/>
+      <w:numFmt w:val="bullet"/>
+      <w:lvlText w:val=""/>
+      <w:lvlJc w:val="left"/>
+      <w:pPr>
+        <w:tabs>
+          <w:tab w:val="num" w:pos="5040"/>
+        </w:tabs>
+        <w:ind w:left="5040" w:hanging="360"/>
+      </w:pPr>
+      <w:rPr>
+        <w:rFonts w:ascii="Wingdings" w:hAnsi="Wingdings" w:hint="default"/>
+        <w:sz w:val="20"/>
+      </w:rPr>
+    </w:lvl>
+    <w:lvl w:ilvl="7" w:tentative="1">
+      <w:start w:val="1"/>
+      <w:numFmt w:val="bullet"/>
+      <w:lvlText w:val=""/>
+      <w:lvlJc w:val="left"/>
+      <w:pPr>
+        <w:tabs>
+          <w:tab w:val="num" w:pos="5760"/>
+        </w:tabs>
+        <w:ind w:left="5760" w:hanging="360"/>
+      </w:pPr>
+      <w:rPr>
+        <w:rFonts w:ascii="Wingdings" w:hAnsi="Wingdings" w:hint="default"/>
+        <w:sz w:val="20"/>
+      </w:rPr>
+    </w:lvl>
+    <w:lvl w:ilvl="8" w:tentative="1">
+      <w:start w:val="1"/>
+      <w:numFmt w:val="bullet"/>
+      <w:lvlText w:val=""/>
+      <w:lvlJc w:val="left"/>
+      <w:pPr>
+        <w:tabs>
+          <w:tab w:val="num" w:pos="6480"/>
+        </w:tabs>
+        <w:ind w:left="6480" w:hanging="360"/>
+      </w:pPr>
+      <w:rPr>
+        <w:rFonts w:ascii="Wingdings" w:hAnsi="Wingdings" w:hint="default"/>
+        <w:sz w:val="20"/>
+      </w:rPr>
+    </w:lvl>
+  </w:abstractNum>
+  <w:abstractNum w:abstractNumId="6" w15:restartNumberingAfterBreak="0">
+    <w:nsid w:val="520250A9"/>
+    <w:multiLevelType w:val="multilevel"/>
+    <w:tmpl w:val="4DAC183C"/>
+    <w:lvl w:ilvl="0">
+      <w:start w:val="1"/>
+      <w:numFmt w:val="bullet"/>
+      <w:lvlText w:val=""/>
+      <w:lvlJc w:val="left"/>
+      <w:pPr>
+        <w:tabs>
+          <w:tab w:val="num" w:pos="720"/>
+        </w:tabs>
+        <w:ind w:left="720" w:hanging="360"/>
+      </w:pPr>
+      <w:rPr>
+        <w:rFonts w:ascii="Symbol" w:hAnsi="Symbol" w:hint="default"/>
+        <w:sz w:val="20"/>
+      </w:rPr>
+    </w:lvl>
+    <w:lvl w:ilvl="1" w:tentative="1">
+      <w:start w:val="1"/>
+      <w:numFmt w:val="bullet"/>
+      <w:lvlText w:val="o"/>
+      <w:lvlJc w:val="left"/>
+      <w:pPr>
+        <w:tabs>
+          <w:tab w:val="num" w:pos="1440"/>
+        </w:tabs>
+        <w:ind w:left="1440" w:hanging="360"/>
+      </w:pPr>
+      <w:rPr>
+        <w:rFonts w:ascii="Courier New" w:hAnsi="Courier New" w:hint="default"/>
+        <w:sz w:val="20"/>
+      </w:rPr>
+    </w:lvl>
+    <w:lvl w:ilvl="2" w:tentative="1">
+      <w:start w:val="1"/>
+      <w:numFmt w:val="bullet"/>
+      <w:lvlText w:val=""/>
+      <w:lvlJc w:val="left"/>
+      <w:pPr>
+        <w:tabs>
+          <w:tab w:val="num" w:pos="2160"/>
+        </w:tabs>
+        <w:ind w:left="2160" w:hanging="360"/>
+      </w:pPr>
+      <w:rPr>
+        <w:rFonts w:ascii="Wingdings" w:hAnsi="Wingdings" w:hint="default"/>
+        <w:sz w:val="20"/>
+      </w:rPr>
+    </w:lvl>
+    <w:lvl w:ilvl="3" w:tentative="1">
+      <w:start w:val="1"/>
+      <w:numFmt w:val="bullet"/>
+      <w:lvlText w:val=""/>
+      <w:lvlJc w:val="left"/>
+      <w:pPr>
+        <w:tabs>
+          <w:tab w:val="num" w:pos="2880"/>
+        </w:tabs>
+        <w:ind w:left="2880" w:hanging="360"/>
+      </w:pPr>
+      <w:rPr>
+        <w:rFonts w:ascii="Wingdings" w:hAnsi="Wingdings" w:hint="default"/>
+        <w:sz w:val="20"/>
+      </w:rPr>
+    </w:lvl>
+    <w:lvl w:ilvl="4" w:tentative="1">
+      <w:start w:val="1"/>
+      <w:numFmt w:val="bullet"/>
+      <w:lvlText w:val=""/>
+      <w:lvlJc w:val="left"/>
+      <w:pPr>
+        <w:tabs>
+          <w:tab w:val="num" w:pos="3600"/>
+        </w:tabs>
+        <w:ind w:left="3600" w:hanging="360"/>
+      </w:pPr>
+      <w:rPr>
+        <w:rFonts w:ascii="Wingdings" w:hAnsi="Wingdings" w:hint="default"/>
+        <w:sz w:val="20"/>
+      </w:rPr>
+    </w:lvl>
+    <w:lvl w:ilvl="5" w:tentative="1">
+      <w:start w:val="1"/>
+      <w:numFmt w:val="bullet"/>
+      <w:lvlText w:val=""/>
+      <w:lvlJc w:val="left"/>
+      <w:pPr>
+        <w:tabs>
+          <w:tab w:val="num" w:pos="4320"/>
+        </w:tabs>
+        <w:ind w:left="4320" w:hanging="360"/>
+      </w:pPr>
+      <w:rPr>
+        <w:rFonts w:ascii="Wingdings" w:hAnsi="Wingdings" w:hint="default"/>
+        <w:sz w:val="20"/>
+      </w:rPr>
+    </w:lvl>
+    <w:lvl w:ilvl="6" w:tentative="1">
+      <w:start w:val="1"/>
+      <w:numFmt w:val="bullet"/>
+      <w:lvlText w:val=""/>
+      <w:lvlJc w:val="left"/>
+      <w:pPr>
+        <w:tabs>
+          <w:tab w:val="num" w:pos="5040"/>
+        </w:tabs>
+        <w:ind w:left="5040" w:hanging="360"/>
+      </w:pPr>
+      <w:rPr>
+        <w:rFonts w:ascii="Wingdings" w:hAnsi="Wingdings" w:hint="default"/>
+        <w:sz w:val="20"/>
+      </w:rPr>
+    </w:lvl>
+    <w:lvl w:ilvl="7" w:tentative="1">
+      <w:start w:val="1"/>
+      <w:numFmt w:val="bullet"/>
+      <w:lvlText w:val=""/>
+      <w:lvlJc w:val="left"/>
+      <w:pPr>
+        <w:tabs>
+          <w:tab w:val="num" w:pos="5760"/>
+        </w:tabs>
+        <w:ind w:left="5760" w:hanging="360"/>
+      </w:pPr>
+      <w:rPr>
+        <w:rFonts w:ascii="Wingdings" w:hAnsi="Wingdings" w:hint="default"/>
+        <w:sz w:val="20"/>
+      </w:rPr>
+    </w:lvl>
+    <w:lvl w:ilvl="8" w:tentative="1">
+      <w:start w:val="1"/>
+      <w:numFmt w:val="bullet"/>
+      <w:lvlText w:val=""/>
+      <w:lvlJc w:val="left"/>
+      <w:pPr>
+        <w:tabs>
+          <w:tab w:val="num" w:pos="6480"/>
+        </w:tabs>
+        <w:ind w:left="6480" w:hanging="360"/>
+      </w:pPr>
+      <w:rPr>
+        <w:rFonts w:ascii="Wingdings" w:hAnsi="Wingdings" w:hint="default"/>
+        <w:sz w:val="20"/>
+      </w:rPr>
+    </w:lvl>
+  </w:abstractNum>
+  <w:abstractNum w:abstractNumId="7" w15:restartNumberingAfterBreak="0">
+    <w:nsid w:val="5EF94703"/>
+    <w:multiLevelType w:val="multilevel"/>
+    <w:tmpl w:val="2814F74A"/>
+    <w:lvl w:ilvl="0">
+      <w:start w:val="1"/>
+      <w:numFmt w:val="decimal"/>
+      <w:lvlText w:val="%1."/>
+      <w:lvlJc w:val="left"/>
+      <w:pPr>
+        <w:tabs>
+          <w:tab w:val="num" w:pos="720"/>
+        </w:tabs>
+        <w:ind w:left="720" w:hanging="360"/>
+      </w:pPr>
+    </w:lvl>
+    <w:lvl w:ilvl="1" w:tentative="1">
+      <w:start w:val="1"/>
+      <w:numFmt w:val="decimal"/>
+      <w:lvlText w:val="%2."/>
+      <w:lvlJc w:val="left"/>
+      <w:pPr>
+        <w:tabs>
+          <w:tab w:val="num" w:pos="1440"/>
+        </w:tabs>
+        <w:ind w:left="1440" w:hanging="360"/>
+      </w:pPr>
+    </w:lvl>
+    <w:lvl w:ilvl="2" w:tentative="1">
+      <w:start w:val="1"/>
+      <w:numFmt w:val="decimal"/>
+      <w:lvlText w:val="%3."/>
+      <w:lvlJc w:val="left"/>
+      <w:pPr>
+        <w:tabs>
+          <w:tab w:val="num" w:pos="2160"/>
+        </w:tabs>
+        <w:ind w:left="2160" w:hanging="360"/>
+      </w:pPr>
+    </w:lvl>
+    <w:lvl w:ilvl="3" w:tentative="1">
+      <w:start w:val="1"/>
+      <w:numFmt w:val="decimal"/>
+      <w:lvlText w:val="%4."/>
+      <w:lvlJc w:val="left"/>
+      <w:pPr>
+        <w:tabs>
+          <w:tab w:val="num" w:pos="2880"/>
+        </w:tabs>
+        <w:ind w:left="2880" w:hanging="360"/>
+      </w:pPr>
+    </w:lvl>
+    <w:lvl w:ilvl="4" w:tentative="1">
+      <w:start w:val="1"/>
+      <w:numFmt w:val="decimal"/>
+      <w:lvlText w:val="%5."/>
+      <w:lvlJc w:val="left"/>
+      <w:pPr>
+        <w:tabs>
+          <w:tab w:val="num" w:pos="3600"/>
+        </w:tabs>
+        <w:ind w:left="3600" w:hanging="360"/>
+      </w:pPr>
+    </w:lvl>
+    <w:lvl w:ilvl="5" w:tentative="1">
+      <w:start w:val="1"/>
+      <w:numFmt w:val="decimal"/>
+      <w:lvlText w:val="%6."/>
+      <w:lvlJc w:val="left"/>
+      <w:pPr>
+        <w:tabs>
+          <w:tab w:val="num" w:pos="4320"/>
+        </w:tabs>
+        <w:ind w:left="4320" w:hanging="360"/>
+      </w:pPr>
+    </w:lvl>
+    <w:lvl w:ilvl="6" w:tentative="1">
+      <w:start w:val="1"/>
+      <w:numFmt w:val="decimal"/>
+      <w:lvlText w:val="%7."/>
+      <w:lvlJc w:val="left"/>
+      <w:pPr>
+        <w:tabs>
+          <w:tab w:val="num" w:pos="5040"/>
+        </w:tabs>
+        <w:ind w:left="5040" w:hanging="360"/>
+      </w:pPr>
+    </w:lvl>
+    <w:lvl w:ilvl="7" w:tentative="1">
+      <w:start w:val="1"/>
+      <w:numFmt w:val="decimal"/>
+      <w:lvlText w:val="%8."/>
+      <w:lvlJc w:val="left"/>
+      <w:pPr>
+        <w:tabs>
+          <w:tab w:val="num" w:pos="5760"/>
+        </w:tabs>
+        <w:ind w:left="5760" w:hanging="360"/>
+      </w:pPr>
+    </w:lvl>
+    <w:lvl w:ilvl="8" w:tentative="1">
+      <w:start w:val="1"/>
+      <w:numFmt w:val="decimal"/>
+      <w:lvlText w:val="%9."/>
+      <w:lvlJc w:val="left"/>
+      <w:pPr>
+        <w:tabs>
+          <w:tab w:val="num" w:pos="6480"/>
+        </w:tabs>
+        <w:ind w:left="6480" w:hanging="360"/>
+      </w:pPr>
+    </w:lvl>
+  </w:abstractNum>
+  <w:abstractNum w:abstractNumId="8" w15:restartNumberingAfterBreak="0">
+    <w:nsid w:val="602A6CFB"/>
+    <w:multiLevelType w:val="multilevel"/>
+    <w:tmpl w:val="5D0AD5F2"/>
+    <w:lvl w:ilvl="0">
+      <w:start w:val="1"/>
+      <w:numFmt w:val="bullet"/>
+      <w:lvlText w:val=""/>
+      <w:lvlJc w:val="left"/>
+      <w:pPr>
+        <w:tabs>
+          <w:tab w:val="num" w:pos="720"/>
+        </w:tabs>
+        <w:ind w:left="720" w:hanging="360"/>
+      </w:pPr>
+      <w:rPr>
+        <w:rFonts w:ascii="Symbol" w:hAnsi="Symbol" w:hint="default"/>
+        <w:sz w:val="20"/>
+      </w:rPr>
+    </w:lvl>
+    <w:lvl w:ilvl="1" w:tentative="1">
+      <w:start w:val="1"/>
+      <w:numFmt w:val="bullet"/>
+      <w:lvlText w:val="o"/>
+      <w:lvlJc w:val="left"/>
+      <w:pPr>
+        <w:tabs>
+          <w:tab w:val="num" w:pos="1440"/>
+        </w:tabs>
+        <w:ind w:left="1440" w:hanging="360"/>
+      </w:pPr>
+      <w:rPr>
+        <w:rFonts w:ascii="Courier New" w:hAnsi="Courier New" w:hint="default"/>
+        <w:sz w:val="20"/>
+      </w:rPr>
+    </w:lvl>
+    <w:lvl w:ilvl="2" w:tentative="1">
+      <w:start w:val="1"/>
+      <w:numFmt w:val="bullet"/>
+      <w:lvlText w:val=""/>
+      <w:lvlJc w:val="left"/>
+      <w:pPr>
+        <w:tabs>
+          <w:tab w:val="num" w:pos="2160"/>
+        </w:tabs>
+        <w:ind w:left="2160" w:hanging="360"/>
+      </w:pPr>
+      <w:rPr>
+        <w:rFonts w:ascii="Wingdings" w:hAnsi="Wingdings" w:hint="default"/>
+        <w:sz w:val="20"/>
+      </w:rPr>
+    </w:lvl>
+    <w:lvl w:ilvl="3" w:tentative="1">
+      <w:start w:val="1"/>
+      <w:numFmt w:val="bullet"/>
+      <w:lvlText w:val=""/>
+      <w:lvlJc w:val="left"/>
+      <w:pPr>
+        <w:tabs>
+          <w:tab w:val="num" w:pos="2880"/>
+        </w:tabs>
+        <w:ind w:left="2880" w:hanging="360"/>
+      </w:pPr>
+      <w:rPr>
+        <w:rFonts w:ascii="Wingdings" w:hAnsi="Wingdings" w:hint="default"/>
+        <w:sz w:val="20"/>
+      </w:rPr>
+    </w:lvl>
+    <w:lvl w:ilvl="4" w:tentative="1">
+      <w:start w:val="1"/>
+      <w:numFmt w:val="bullet"/>
+      <w:lvlText w:val=""/>
+      <w:lvlJc w:val="left"/>
+      <w:pPr>
+        <w:tabs>
+          <w:tab w:val="num" w:pos="3600"/>
+        </w:tabs>
+        <w:ind w:left="3600" w:hanging="360"/>
+      </w:pPr>
+      <w:rPr>
+        <w:rFonts w:ascii="Wingdings" w:hAnsi="Wingdings" w:hint="default"/>
+        <w:sz w:val="20"/>
+      </w:rPr>
+    </w:lvl>
+    <w:lvl w:ilvl="5" w:tentative="1">
+      <w:start w:val="1"/>
+      <w:numFmt w:val="bullet"/>
+      <w:lvlText w:val=""/>
+      <w:lvlJc w:val="left"/>
+      <w:pPr>
+        <w:tabs>
+          <w:tab w:val="num" w:pos="4320"/>
+        </w:tabs>
+        <w:ind w:left="4320" w:hanging="360"/>
+      </w:pPr>
+      <w:rPr>
+        <w:rFonts w:ascii="Wingdings" w:hAnsi="Wingdings" w:hint="default"/>
+        <w:sz w:val="20"/>
+      </w:rPr>
+    </w:lvl>
+    <w:lvl w:ilvl="6" w:tentative="1">
+      <w:start w:val="1"/>
+      <w:numFmt w:val="bullet"/>
+      <w:lvlText w:val=""/>
+      <w:lvlJc w:val="left"/>
+      <w:pPr>
+        <w:tabs>
+          <w:tab w:val="num" w:pos="5040"/>
+        </w:tabs>
+        <w:ind w:left="5040" w:hanging="360"/>
+      </w:pPr>
+      <w:rPr>
+        <w:rFonts w:ascii="Wingdings" w:hAnsi="Wingdings" w:hint="default"/>
+        <w:sz w:val="20"/>
+      </w:rPr>
+    </w:lvl>
+    <w:lvl w:ilvl="7" w:tentative="1">
+      <w:start w:val="1"/>
+      <w:numFmt w:val="bullet"/>
+      <w:lvlText w:val=""/>
+      <w:lvlJc w:val="left"/>
+      <w:pPr>
+        <w:tabs>
+          <w:tab w:val="num" w:pos="5760"/>
+        </w:tabs>
+        <w:ind w:left="5760" w:hanging="360"/>
+      </w:pPr>
+      <w:rPr>
+        <w:rFonts w:ascii="Wingdings" w:hAnsi="Wingdings" w:hint="default"/>
+        <w:sz w:val="20"/>
+      </w:rPr>
+    </w:lvl>
+    <w:lvl w:ilvl="8" w:tentative="1">
+      <w:start w:val="1"/>
+      <w:numFmt w:val="bullet"/>
+      <w:lvlText w:val=""/>
+      <w:lvlJc w:val="left"/>
+      <w:pPr>
+        <w:tabs>
+          <w:tab w:val="num" w:pos="6480"/>
+        </w:tabs>
+        <w:ind w:left="6480" w:hanging="360"/>
+      </w:pPr>
+      <w:rPr>
+        <w:rFonts w:ascii="Wingdings" w:hAnsi="Wingdings" w:hint="default"/>
+        <w:sz w:val="20"/>
+      </w:rPr>
+    </w:lvl>
+  </w:abstractNum>
+  <w:abstractNum w:abstractNumId="9" w15:restartNumberingAfterBreak="0">
+    <w:nsid w:val="742F08D7"/>
+    <w:multiLevelType w:val="multilevel"/>
+    <w:tmpl w:val="C82E42AC"/>
+    <w:lvl w:ilvl="0">
+      <w:start w:val="1"/>
+      <w:numFmt w:val="bullet"/>
+      <w:lvlText w:val=""/>
+      <w:lvlJc w:val="left"/>
+      <w:pPr>
+        <w:tabs>
+          <w:tab w:val="num" w:pos="720"/>
+        </w:tabs>
+        <w:ind w:left="720" w:hanging="360"/>
+      </w:pPr>
+      <w:rPr>
+        <w:rFonts w:ascii="Symbol" w:hAnsi="Symbol" w:hint="default"/>
+        <w:sz w:val="20"/>
+      </w:rPr>
+    </w:lvl>
+    <w:lvl w:ilvl="1" w:tentative="1">
+      <w:start w:val="1"/>
+      <w:numFmt w:val="bullet"/>
+      <w:lvlText w:val="o"/>
+      <w:lvlJc w:val="left"/>
+      <w:pPr>
+        <w:tabs>
+          <w:tab w:val="num" w:pos="1440"/>
+        </w:tabs>
+        <w:ind w:left="1440" w:hanging="360"/>
+      </w:pPr>
+      <w:rPr>
+        <w:rFonts w:ascii="Courier New" w:hAnsi="Courier New" w:hint="default"/>
+        <w:sz w:val="20"/>
+      </w:rPr>
+    </w:lvl>
+    <w:lvl w:ilvl="2" w:tentative="1">
+      <w:start w:val="1"/>
+      <w:numFmt w:val="bullet"/>
+      <w:lvlText w:val=""/>
+      <w:lvlJc w:val="left"/>
+      <w:pPr>
+        <w:tabs>
+          <w:tab w:val="num" w:pos="2160"/>
+        </w:tabs>
+        <w:ind w:left="2160" w:hanging="360"/>
+      </w:pPr>
+      <w:rPr>
+        <w:rFonts w:ascii="Wingdings" w:hAnsi="Wingdings" w:hint="default"/>
+        <w:sz w:val="20"/>
+      </w:rPr>
+    </w:lvl>
+    <w:lvl w:ilvl="3" w:tentative="1">
+      <w:start w:val="1"/>
+      <w:numFmt w:val="bullet"/>
+      <w:lvlText w:val=""/>
+      <w:lvlJc w:val="left"/>
+      <w:pPr>
+        <w:tabs>
+          <w:tab w:val="num" w:pos="2880"/>
+        </w:tabs>
+        <w:ind w:left="2880" w:hanging="360"/>
+      </w:pPr>
+      <w:rPr>
+        <w:rFonts w:ascii="Wingdings" w:hAnsi="Wingdings" w:hint="default"/>
+        <w:sz w:val="20"/>
+      </w:rPr>
+    </w:lvl>
+    <w:lvl w:ilvl="4" w:tentative="1">
+      <w:start w:val="1"/>
+      <w:numFmt w:val="bullet"/>
+      <w:lvlText w:val=""/>
+      <w:lvlJc w:val="left"/>
+      <w:pPr>
+        <w:tabs>
+          <w:tab w:val="num" w:pos="3600"/>
+        </w:tabs>
+        <w:ind w:left="3600" w:hanging="360"/>
+      </w:pPr>
+      <w:rPr>
+        <w:rFonts w:ascii="Wingdings" w:hAnsi="Wingdings" w:hint="default"/>
+        <w:sz w:val="20"/>
+      </w:rPr>
+    </w:lvl>
+    <w:lvl w:ilvl="5" w:tentative="1">
+      <w:start w:val="1"/>
+      <w:numFmt w:val="bullet"/>
+      <w:lvlText w:val=""/>
+      <w:lvlJc w:val="left"/>
+      <w:pPr>
+        <w:tabs>
+          <w:tab w:val="num" w:pos="4320"/>
+        </w:tabs>
+        <w:ind w:left="4320" w:hanging="360"/>
+      </w:pPr>
+      <w:rPr>
+        <w:rFonts w:ascii="Wingdings" w:hAnsi="Wingdings" w:hint="default"/>
+        <w:sz w:val="20"/>
+      </w:rPr>
+    </w:lvl>
+    <w:lvl w:ilvl="6" w:tentative="1">
+      <w:start w:val="1"/>
+      <w:numFmt w:val="bullet"/>
+      <w:lvlText w:val=""/>
+      <w:lvlJc w:val="left"/>
+      <w:pPr>
+        <w:tabs>
+          <w:tab w:val="num" w:pos="5040"/>
+        </w:tabs>
+        <w:ind w:left="5040" w:hanging="360"/>
+      </w:pPr>
+      <w:rPr>
+        <w:rFonts w:ascii="Wingdings" w:hAnsi="Wingdings" w:hint="default"/>
+        <w:sz w:val="20"/>
+      </w:rPr>
+    </w:lvl>
+    <w:lvl w:ilvl="7" w:tentative="1">
+      <w:start w:val="1"/>
+      <w:numFmt w:val="bullet"/>
+      <w:lvlText w:val=""/>
+      <w:lvlJc w:val="left"/>
+      <w:pPr>
+        <w:tabs>
+          <w:tab w:val="num" w:pos="5760"/>
+        </w:tabs>
+        <w:ind w:left="5760" w:hanging="360"/>
+      </w:pPr>
+      <w:rPr>
+        <w:rFonts w:ascii="Wingdings" w:hAnsi="Wingdings" w:hint="default"/>
+        <w:sz w:val="20"/>
+      </w:rPr>
+    </w:lvl>
+    <w:lvl w:ilvl="8" w:tentative="1">
+      <w:start w:val="1"/>
+      <w:numFmt w:val="bullet"/>
+      <w:lvlText w:val=""/>
+      <w:lvlJc w:val="left"/>
+      <w:pPr>
+        <w:tabs>
+          <w:tab w:val="num" w:pos="6480"/>
+        </w:tabs>
+        <w:ind w:left="6480" w:hanging="360"/>
+      </w:pPr>
+      <w:rPr>
+        <w:rFonts w:ascii="Wingdings" w:hAnsi="Wingdings" w:hint="default"/>
+        <w:sz w:val="20"/>
+      </w:rPr>
+    </w:lvl>
+  </w:abstractNum>
+  <w:abstractNum w:abstractNumId="10" w15:restartNumberingAfterBreak="0">
+    <w:nsid w:val="79C837FE"/>
+    <w:multiLevelType w:val="multilevel"/>
+    <w:tmpl w:val="98E4F6E0"/>
+    <w:lvl w:ilvl="0">
+      <w:start w:val="1"/>
+      <w:numFmt w:val="bullet"/>
+      <w:lvlText w:val=""/>
+      <w:lvlJc w:val="left"/>
+      <w:pPr>
+        <w:tabs>
+          <w:tab w:val="num" w:pos="720"/>
+        </w:tabs>
+        <w:ind w:left="720" w:hanging="360"/>
+      </w:pPr>
+      <w:rPr>
+        <w:rFonts w:ascii="Symbol" w:hAnsi="Symbol" w:hint="default"/>
+        <w:sz w:val="20"/>
+      </w:rPr>
+    </w:lvl>
+    <w:lvl w:ilvl="1" w:tentative="1">
+      <w:start w:val="1"/>
+      <w:numFmt w:val="bullet"/>
+      <w:lvlText w:val="o"/>
+      <w:lvlJc w:val="left"/>
+      <w:pPr>
+        <w:tabs>
+          <w:tab w:val="num" w:pos="1440"/>
+        </w:tabs>
+        <w:ind w:left="1440" w:hanging="360"/>
+      </w:pPr>
+      <w:rPr>
+        <w:rFonts w:ascii="Courier New" w:hAnsi="Courier New" w:hint="default"/>
+        <w:sz w:val="20"/>
+      </w:rPr>
+    </w:lvl>
+    <w:lvl w:ilvl="2" w:tentative="1">
+      <w:start w:val="1"/>
+      <w:numFmt w:val="bullet"/>
+      <w:lvlText w:val=""/>
+      <w:lvlJc w:val="left"/>
+      <w:pPr>
+        <w:tabs>
+          <w:tab w:val="num" w:pos="2160"/>
+        </w:tabs>
+        <w:ind w:left="2160" w:hanging="360"/>
+      </w:pPr>
+      <w:rPr>
+        <w:rFonts w:ascii="Wingdings" w:hAnsi="Wingdings" w:hint="default"/>
+        <w:sz w:val="20"/>
+      </w:rPr>
+    </w:lvl>
+    <w:lvl w:ilvl="3" w:tentative="1">
+      <w:start w:val="1"/>
+      <w:numFmt w:val="bullet"/>
+      <w:lvlText w:val=""/>
+      <w:lvlJc w:val="left"/>
+      <w:pPr>
+        <w:tabs>
+          <w:tab w:val="num" w:pos="2880"/>
+        </w:tabs>
+        <w:ind w:left="2880" w:hanging="360"/>
+      </w:pPr>
+      <w:rPr>
+        <w:rFonts w:ascii="Wingdings" w:hAnsi="Wingdings" w:hint="default"/>
+        <w:sz w:val="20"/>
+      </w:rPr>
+    </w:lvl>
+    <w:lvl w:ilvl="4" w:tentative="1">
+      <w:start w:val="1"/>
+      <w:numFmt w:val="bullet"/>
+      <w:lvlText w:val=""/>
+      <w:lvlJc w:val="left"/>
+      <w:pPr>
+        <w:tabs>
+          <w:tab w:val="num" w:pos="3600"/>
+        </w:tabs>
+        <w:ind w:left="3600" w:hanging="360"/>
+      </w:pPr>
+      <w:rPr>
+        <w:rFonts w:ascii="Wingdings" w:hAnsi="Wingdings" w:hint="default"/>
+        <w:sz w:val="20"/>
+      </w:rPr>
+    </w:lvl>
+    <w:lvl w:ilvl="5" w:tentative="1">
+      <w:start w:val="1"/>
+      <w:numFmt w:val="bullet"/>
+      <w:lvlText w:val=""/>
+      <w:lvlJc w:val="left"/>
+      <w:pPr>
+        <w:tabs>
+          <w:tab w:val="num" w:pos="4320"/>
+        </w:tabs>
+        <w:ind w:left="4320" w:hanging="360"/>
+      </w:pPr>
+      <w:rPr>
+        <w:rFonts w:ascii="Wingdings" w:hAnsi="Wingdings" w:hint="default"/>
+        <w:sz w:val="20"/>
+      </w:rPr>
+    </w:lvl>
+    <w:lvl w:ilvl="6" w:tentative="1">
+      <w:start w:val="1"/>
+      <w:numFmt w:val="bullet"/>
+      <w:lvlText w:val=""/>
+      <w:lvlJc w:val="left"/>
+      <w:pPr>
+        <w:tabs>
+          <w:tab w:val="num" w:pos="5040"/>
+        </w:tabs>
+        <w:ind w:left="5040" w:hanging="360"/>
+      </w:pPr>
+      <w:rPr>
+        <w:rFonts w:ascii="Wingdings" w:hAnsi="Wingdings" w:hint="default"/>
+        <w:sz w:val="20"/>
+      </w:rPr>
+    </w:lvl>
+    <w:lvl w:ilvl="7" w:tentative="1">
+      <w:start w:val="1"/>
+      <w:numFmt w:val="bullet"/>
+      <w:lvlText w:val=""/>
+      <w:lvlJc w:val="left"/>
+      <w:pPr>
+        <w:tabs>
+          <w:tab w:val="num" w:pos="5760"/>
+        </w:tabs>
+        <w:ind w:left="5760" w:hanging="360"/>
+      </w:pPr>
+      <w:rPr>
+        <w:rFonts w:ascii="Wingdings" w:hAnsi="Wingdings" w:hint="default"/>
+        <w:sz w:val="20"/>
+      </w:rPr>
+    </w:lvl>
+    <w:lvl w:ilvl="8" w:tentative="1">
+      <w:start w:val="1"/>
+      <w:numFmt w:val="bullet"/>
+      <w:lvlText w:val=""/>
+      <w:lvlJc w:val="left"/>
+      <w:pPr>
+        <w:tabs>
+          <w:tab w:val="num" w:pos="6480"/>
+        </w:tabs>
+        <w:ind w:left="6480" w:hanging="360"/>
+      </w:pPr>
+      <w:rPr>
+        <w:rFonts w:ascii="Wingdings" w:hAnsi="Wingdings" w:hint="default"/>
+        <w:sz w:val="20"/>
+      </w:rPr>
+    </w:lvl>
+  </w:abstractNum>
   <w:num w:numId="1">
+    <w:abstractNumId w:val="10"/>
+  </w:num>
+  <w:num w:numId="2">
+    <w:abstractNumId w:val="5"/>
+  </w:num>
+  <w:num w:numId="3">
+    <w:abstractNumId w:val="4"/>
+  </w:num>
+  <w:num w:numId="4">
+    <w:abstractNumId w:val="1"/>
+  </w:num>
+  <w:num w:numId="5">
+    <w:abstractNumId w:val="3"/>
+  </w:num>
+  <w:num w:numId="6">
+    <w:abstractNumId w:val="0"/>
+  </w:num>
+  <w:num w:numId="7">
+    <w:abstractNumId w:val="7"/>
+  </w:num>
+  <w:num w:numId="8">
+    <w:abstractNumId w:val="8"/>
+  </w:num>
+  <w:num w:numId="9">
     <w:abstractNumId w:val="2"/>
   </w:num>
-  <w:num w:numId="2">
-    <w:abstractNumId w:val="1"/>
+  <w:num w:numId="10">
+    <w:abstractNumId w:val="9"/>
   </w:num>
-  <w:num w:numId="3">
-    <w:abstractNumId w:val="0"/>
+  <w:num w:numId="11">
+    <w:abstractNumId w:val="6"/>
   </w:num>
 </w:numbering>
 </file>
@@ -4426,10 +10557,32 @@
       <w:szCs w:val="27"/>
     </w:rPr>
   </w:style>
+  <w:style w:type="paragraph" w:styleId="Heading4">
+    <w:name w:val="heading 4"/>
+    <w:basedOn w:val="Normal"/>
+    <w:next w:val="Normal"/>
+    <w:link w:val="Heading4Char"/>
+    <w:uiPriority w:val="9"/>
+    <w:semiHidden/>
+    <w:unhideWhenUsed/>
+    <w:qFormat/>
+    <w:rsid w:val="005D0710"/>
+    <w:pPr>
+      <w:keepNext/>
+      <w:keepLines/>
+      <w:spacing w:before="40" w:after="0"/>
+      <w:outlineLvl w:val="3"/>
+    </w:pPr>
+    <w:rPr>
+      <w:rFonts w:asciiTheme="majorHAnsi" w:eastAsiaTheme="majorEastAsia" w:hAnsiTheme="majorHAnsi" w:cstheme="majorBidi"/>
+      <w:i/>
+      <w:iCs/>
+      <w:color w:val="2F5496" w:themeColor="accent1" w:themeShade="BF"/>
+    </w:rPr>
+  </w:style>
   <w:style w:type="character" w:default="1" w:styleId="DefaultParagraphFont">
     <w:name w:val="Default Paragraph Font"/>
     <w:uiPriority w:val="1"/>
-    <w:semiHidden/>
     <w:unhideWhenUsed/>
   </w:style>
   <w:style w:type="table" w:default="1" w:styleId="TableNormal">
@@ -4505,6 +10658,139 @@
       <w:bCs/>
       <w:sz w:val="27"/>
       <w:szCs w:val="27"/>
+    </w:rPr>
+  </w:style>
+  <w:style w:type="character" w:customStyle="1" w:styleId="ng-tns-c3339164317-158">
+    <w:name w:val="ng-tns-c3339164317-158"/>
+    <w:basedOn w:val="DefaultParagraphFont"/>
+    <w:rsid w:val="00845E8F"/>
+  </w:style>
+  <w:style w:type="paragraph" w:styleId="HTMLPreformatted">
+    <w:name w:val="HTML Preformatted"/>
+    <w:basedOn w:val="Normal"/>
+    <w:link w:val="HTMLPreformattedChar"/>
+    <w:uiPriority w:val="99"/>
+    <w:semiHidden/>
+    <w:unhideWhenUsed/>
+    <w:rsid w:val="00845E8F"/>
+    <w:pPr>
+      <w:tabs>
+        <w:tab w:val="left" w:pos="916"/>
+        <w:tab w:val="left" w:pos="1832"/>
+        <w:tab w:val="left" w:pos="2748"/>
+        <w:tab w:val="left" w:pos="3664"/>
+        <w:tab w:val="left" w:pos="4580"/>
+        <w:tab w:val="left" w:pos="5496"/>
+        <w:tab w:val="left" w:pos="6412"/>
+        <w:tab w:val="left" w:pos="7328"/>
+        <w:tab w:val="left" w:pos="8244"/>
+        <w:tab w:val="left" w:pos="9160"/>
+        <w:tab w:val="left" w:pos="10076"/>
+        <w:tab w:val="left" w:pos="10992"/>
+        <w:tab w:val="left" w:pos="11908"/>
+        <w:tab w:val="left" w:pos="12824"/>
+        <w:tab w:val="left" w:pos="13740"/>
+        <w:tab w:val="left" w:pos="14656"/>
+      </w:tabs>
+      <w:spacing w:after="0" w:line="240" w:lineRule="auto"/>
+    </w:pPr>
+    <w:rPr>
+      <w:rFonts w:ascii="Courier New" w:eastAsia="Times New Roman" w:hAnsi="Courier New" w:cs="Courier New"/>
+      <w:sz w:val="20"/>
+      <w:szCs w:val="20"/>
+    </w:rPr>
+  </w:style>
+  <w:style w:type="character" w:customStyle="1" w:styleId="HTMLPreformattedChar">
+    <w:name w:val="HTML Preformatted Char"/>
+    <w:basedOn w:val="DefaultParagraphFont"/>
+    <w:link w:val="HTMLPreformatted"/>
+    <w:uiPriority w:val="99"/>
+    <w:semiHidden/>
+    <w:rsid w:val="00845E8F"/>
+    <w:rPr>
+      <w:rFonts w:ascii="Courier New" w:eastAsia="Times New Roman" w:hAnsi="Courier New" w:cs="Courier New"/>
+      <w:sz w:val="20"/>
+      <w:szCs w:val="20"/>
+    </w:rPr>
+  </w:style>
+  <w:style w:type="character" w:customStyle="1" w:styleId="hljs-keyword">
+    <w:name w:val="hljs-keyword"/>
+    <w:basedOn w:val="DefaultParagraphFont"/>
+    <w:rsid w:val="00845E8F"/>
+  </w:style>
+  <w:style w:type="character" w:customStyle="1" w:styleId="hljs-comment">
+    <w:name w:val="hljs-comment"/>
+    <w:basedOn w:val="DefaultParagraphFont"/>
+    <w:rsid w:val="00845E8F"/>
+  </w:style>
+  <w:style w:type="character" w:customStyle="1" w:styleId="hljs-string">
+    <w:name w:val="hljs-string"/>
+    <w:basedOn w:val="DefaultParagraphFont"/>
+    <w:rsid w:val="00845E8F"/>
+  </w:style>
+  <w:style w:type="character" w:customStyle="1" w:styleId="hljs-number">
+    <w:name w:val="hljs-number"/>
+    <w:basedOn w:val="DefaultParagraphFont"/>
+    <w:rsid w:val="00845E8F"/>
+  </w:style>
+  <w:style w:type="character" w:customStyle="1" w:styleId="Heading4Char">
+    <w:name w:val="Heading 4 Char"/>
+    <w:basedOn w:val="DefaultParagraphFont"/>
+    <w:link w:val="Heading4"/>
+    <w:uiPriority w:val="9"/>
+    <w:semiHidden/>
+    <w:rsid w:val="005D0710"/>
+    <w:rPr>
+      <w:rFonts w:asciiTheme="majorHAnsi" w:eastAsiaTheme="majorEastAsia" w:hAnsiTheme="majorHAnsi" w:cstheme="majorBidi"/>
+      <w:i/>
+      <w:iCs/>
+      <w:color w:val="2F5496" w:themeColor="accent1" w:themeShade="BF"/>
+    </w:rPr>
+  </w:style>
+  <w:style w:type="character" w:customStyle="1" w:styleId="ng-tns-c3339164317-224">
+    <w:name w:val="ng-tns-c3339164317-224"/>
+    <w:basedOn w:val="DefaultParagraphFont"/>
+    <w:rsid w:val="005D0710"/>
+  </w:style>
+  <w:style w:type="character" w:customStyle="1" w:styleId="hljs-builtin">
+    <w:name w:val="hljs-built_in"/>
+    <w:basedOn w:val="DefaultParagraphFont"/>
+    <w:rsid w:val="005D0710"/>
+  </w:style>
+  <w:style w:type="character" w:customStyle="1" w:styleId="ng-tns-c3339164317-225">
+    <w:name w:val="ng-tns-c3339164317-225"/>
+    <w:basedOn w:val="DefaultParagraphFont"/>
+    <w:rsid w:val="005D0710"/>
+  </w:style>
+  <w:style w:type="character" w:customStyle="1" w:styleId="token">
+    <w:name w:val="token"/>
+    <w:basedOn w:val="DefaultParagraphFont"/>
+    <w:rsid w:val="00841B03"/>
+  </w:style>
+  <w:style w:type="paragraph" w:customStyle="1" w:styleId="font-claude-response-body">
+    <w:name w:val="font-claude-response-body"/>
+    <w:basedOn w:val="Normal"/>
+    <w:rsid w:val="004B7C0F"/>
+    <w:pPr>
+      <w:spacing w:before="100" w:beforeAutospacing="1" w:after="100" w:afterAutospacing="1" w:line="240" w:lineRule="auto"/>
+    </w:pPr>
+    <w:rPr>
+      <w:rFonts w:ascii="Times New Roman" w:eastAsia="Times New Roman" w:hAnsi="Times New Roman" w:cs="Times New Roman"/>
+      <w:sz w:val="24"/>
+      <w:szCs w:val="24"/>
+    </w:rPr>
+  </w:style>
+  <w:style w:type="paragraph" w:customStyle="1" w:styleId="whitespace-normal">
+    <w:name w:val="whitespace-normal"/>
+    <w:basedOn w:val="Normal"/>
+    <w:rsid w:val="004B7C0F"/>
+    <w:pPr>
+      <w:spacing w:before="100" w:beforeAutospacing="1" w:after="100" w:afterAutospacing="1" w:line="240" w:lineRule="auto"/>
+    </w:pPr>
+    <w:rPr>
+      <w:rFonts w:ascii="Times New Roman" w:eastAsia="Times New Roman" w:hAnsi="Times New Roman" w:cs="Times New Roman"/>
+      <w:sz w:val="24"/>
+      <w:szCs w:val="24"/>
     </w:rPr>
   </w:style>
 </w:styles>
